--- a/docs/abnt/OLIST-2_relatorio.docx
+++ b/docs/abnt/OLIST-2_relatorio.docx
@@ -1,6 +1,6 @@
 
 <file path=word/document.xml><?xml version="1.0" encoding="utf-8"?>
-<w:document xmlns:mc="http://schemas.openxmlformats.org/markup-compatibility/2006" xmlns:o="urn:schemas-microsoft-com:office:office" xmlns:r="http://schemas.openxmlformats.org/officeDocument/2006/relationships" xmlns:m="http://schemas.openxmlformats.org/officeDocument/2006/math" xmlns:v="urn:schemas-microsoft-com:vml" xmlns:wp="http://schemas.openxmlformats.org/drawingml/2006/wordprocessingDrawing" xmlns:w10="urn:schemas-microsoft-com:office:word" xmlns:w="http://schemas.openxmlformats.org/wordprocessingml/2006/main" xmlns:wne="http://schemas.microsoft.com/office/word/2006/wordml" xmlns:sl="http://schemas.openxmlformats.org/schemaLibrary/2006/main" xmlns:a="http://schemas.openxmlformats.org/drawingml/2006/main" xmlns:pic="http://schemas.openxmlformats.org/drawingml/2006/picture" xmlns:c="http://schemas.openxmlformats.org/drawingml/2006/chart" xmlns:lc="http://schemas.openxmlformats.org/drawingml/2006/lockedCanvas" xmlns:dgm="http://schemas.openxmlformats.org/drawingml/2006/diagram" xmlns:wps="http://schemas.microsoft.com/office/word/2010/wordprocessingShape" xmlns:wpg="http://schemas.microsoft.com/office/word/2010/wordprocessingGroup" xmlns:w14="http://schemas.microsoft.com/office/word/2010/wordml" xmlns:w15="http://schemas.microsoft.com/office/word/2012/wordml" xmlns:w16="http://schemas.microsoft.com/office/word/2018/wordml" xmlns:w16cex="http://schemas.microsoft.com/office/word/2018/wordml/cex" xmlns:w16cid="http://schemas.microsoft.com/office/word/2016/wordml/cid" xmlns="http://schemas.microsoft.com/office/tasks/2019/documenttasks" xmlns:cr="http://schemas.microsoft.com/office/comments/2020/reactions">
+<w:document xmlns:w="http://schemas.openxmlformats.org/wordprocessingml/2006/main" xmlns:r="http://schemas.openxmlformats.org/officeDocument/2006/relationships" xmlns:wp="http://schemas.openxmlformats.org/drawingml/2006/wordprocessingDrawing" xmlns:a="http://schemas.openxmlformats.org/drawingml/2006/main" xmlns:c="http://schemas.openxmlformats.org/drawingml/2006/chart" xmlns:pic="http://schemas.openxmlformats.org/drawingml/2006/picture" xmlns:mc="http://schemas.openxmlformats.org/markup-compatibility/2006" xmlns:w14="http://schemas.microsoft.com/office/word/2010/wordml" xmlns:wpi="http://schemas.microsoft.com/office/word/2010/wordprocessingInk" xmlns:w15="http://schemas.microsoft.com/office/word/2012/wordml" xmlns:wp14="http://schemas.microsoft.com/office/word/2010/wordprocessingDrawing" xmlns:wps="http://schemas.microsoft.com/office/word/2010/wordprocessingShape" xmlns:wpg="http://schemas.microsoft.com/office/word/2010/wordprocessingGroup" xmlns:wpc="http://schemas.microsoft.com/office/word/2010/wordprocessingCanvas" xmlns:dgm="http://schemas.openxmlformats.org/drawingml/2006/diagram" xmlns:dsp="http://schemas.microsoft.com/office/drawing/2008/diagram" xmlns:m="http://schemas.openxmlformats.org/officeDocument/2006/math" xmlns:v="urn:schemas-microsoft-com:vml" xmlns:o="urn:schemas-microsoft-com:office:office" xmlns:w10="urn:schemas-microsoft-com:office:word" xmlns:cx="http://schemas.microsoft.com/office/drawing/2014/chartex" xmlns:cx1="http://schemas.microsoft.com/office/drawing/2015/9/8/chartex" xmlns:cx2="http://schemas.microsoft.com/office/drawing/2015/10/21/chartex" xmlns:cx3="http://schemas.microsoft.com/office/drawing/2016/5/9/chartex" xmlns:cx4="http://schemas.microsoft.com/office/drawing/2016/5/10/chartex" xmlns:cx5="http://schemas.microsoft.com/office/drawing/2016/5/11/chartex" xmlns:cx6="http://schemas.microsoft.com/office/drawing/2016/5/12/chartex" xmlns:cx7="http://schemas.microsoft.com/office/drawing/2016/5/13/chartex" xmlns:cx8="http://schemas.microsoft.com/office/drawing/2016/5/14/chartex" mc:Ignorable="w14 w15 wp14">
   <w:body>
     <w:p>
       <w:pPr>
@@ -1470,6 +1470,22 @@
           <w:sz w:val="18"/>
         </w:rPr>
         <w:t>Fonte: Elaboração própria a partir do dataset Olist (Kaggle).</w:t>
+      </w:r>
+    </w:p>
+    <w:p>
+      <w:pPr>
+        <w:spacing w:line="360" w:lineRule="auto" w:before="0" w:after="0"/>
+        <w:ind w:firstLine="709"/>
+        <w:jc w:val="both"/>
+      </w:pPr>
+      <w:r>
+        <w:rPr>
+          <w:rFonts w:ascii="Arial" w:hAnsi="Arial" w:eastAsia="Arial"/>
+          <w:b w:val="0"/>
+          <w:i w:val="0"/>
+          <w:sz w:val="22"/>
+        </w:rPr>
+        <w:t>O que cada tabela representa, com quais outras se liga, para que serve na análise e o significado de cada uma das suas colunas estão no dicionário de dados do Apêndice A.</w:t>
       </w:r>
     </w:p>
     <w:p>
@@ -7532,42 +7548,4989 @@
         <w:t>TUKEY, J. W. Exploratory data analysis. Reading: Addison-Wesley, 1977.</w:t>
       </w:r>
     </w:p>
+    <w:p>
+      <w:pPr>
+        <w:spacing w:line="360" w:lineRule="auto" w:before="0" w:after="0"/>
+        <w:jc w:val="left"/>
+      </w:pPr>
+      <w:r>
+        <w:br w:type="page"/>
+      </w:r>
+    </w:p>
+    <w:p>
+      <w:pPr>
+        <w:keepNext/>
+        <w:spacing w:line="360" w:lineRule="auto" w:before="240" w:after="120"/>
+        <w:jc w:val="left"/>
+      </w:pPr>
+      <w:r>
+        <w:rPr>
+          <w:rFonts w:ascii="Arial" w:hAnsi="Arial" w:eastAsia="Arial"/>
+          <w:b/>
+          <w:i w:val="0"/>
+          <w:sz w:val="22"/>
+        </w:rPr>
+        <w:t>Apêndice A – Dicionário de dados</w:t>
+      </w:r>
+    </w:p>
+    <w:p>
+      <w:pPr>
+        <w:spacing w:line="360" w:lineRule="auto" w:before="0" w:after="0"/>
+        <w:ind w:firstLine="709"/>
+        <w:jc w:val="both"/>
+      </w:pPr>
+      <w:r>
+        <w:rPr>
+          <w:rFonts w:ascii="Arial" w:hAnsi="Arial" w:eastAsia="Arial"/>
+          <w:b w:val="0"/>
+          <w:i w:val="0"/>
+          <w:sz w:val="22"/>
+        </w:rPr>
+        <w:t>Este apêndice descreve as tabelas do dataset Olist e todas as suas colunas. A Tabela A.1 resume o que cada tabela é e para que serve. As Tabelas A.2 a A.10 descrevem as colunas. Os identificadores (colunas terminadas em _id) foram anonimizados pela Olist e servem apenas para ligar as tabelas.</w:t>
+      </w:r>
+    </w:p>
+    <w:p>
+      <w:pPr>
+        <w:keepNext/>
+        <w:spacing w:line="240" w:lineRule="auto" w:before="120" w:after="60"/>
+        <w:jc w:val="left"/>
+      </w:pPr>
+      <w:r>
+        <w:rPr>
+          <w:rFonts w:ascii="Arial" w:hAnsi="Arial" w:eastAsia="Arial"/>
+          <w:b w:val="0"/>
+          <w:i w:val="0"/>
+          <w:sz w:val="20"/>
+        </w:rPr>
+        <w:t>Tabela A.1. Visão geral das tabelas: o que é, granularidade, ligações e uso na análise.</w:t>
+      </w:r>
+    </w:p>
+    <w:tbl>
+      <w:tblPr>
+        <w:tblW w:type="auto" w:w="0"/>
+        <w:jc w:val="center"/>
+        <w:tblLayout w:type="fixed"/>
+        <w:tblLook w:firstColumn="1" w:firstRow="1" w:lastColumn="0" w:lastRow="0" w:noHBand="0" w:noVBand="1" w:val="04A0"/>
+      </w:tblPr>
+      <w:tblGrid>
+        <w:gridCol w:w="1814"/>
+        <w:gridCol w:w="1814"/>
+        <w:gridCol w:w="1814"/>
+        <w:gridCol w:w="1814"/>
+        <w:gridCol w:w="1814"/>
+      </w:tblGrid>
+      <w:tr>
+        <w:trPr>
+          <w:tblHeader w:val="true"/>
+        </w:trPr>
+        <w:tc>
+          <w:tcPr>
+            <w:tcW w:type="dxa" w:w="1474"/>
+            <w:tcBorders>
+              <w:top w:val="single" w:sz="8" w:color="000000"/>
+              <w:bottom w:val="nil"/>
+              <w:left w:val="nil"/>
+              <w:right w:val="nil"/>
+            </w:tcBorders>
+          </w:tcPr>
+          <w:p>
+            <w:pPr>
+              <w:spacing w:after="20" w:before="20" w:line="240" w:lineRule="auto"/>
+            </w:pPr>
+            <w:r>
+              <w:rPr>
+                <w:rFonts w:ascii="Arial" w:hAnsi="Arial" w:eastAsia="Arial"/>
+                <w:b/>
+                <w:i w:val="0"/>
+                <w:sz w:val="16"/>
+              </w:rPr>
+              <w:t>Tabela</w:t>
+            </w:r>
+          </w:p>
+        </w:tc>
+        <w:tc>
+          <w:tcPr>
+            <w:tcW w:type="dxa" w:w="2154"/>
+            <w:tcBorders>
+              <w:top w:val="single" w:sz="8" w:color="000000"/>
+              <w:bottom w:val="nil"/>
+              <w:left w:val="nil"/>
+              <w:right w:val="nil"/>
+            </w:tcBorders>
+          </w:tcPr>
+          <w:p>
+            <w:pPr>
+              <w:spacing w:after="20" w:before="20" w:line="240" w:lineRule="auto"/>
+            </w:pPr>
+            <w:r>
+              <w:rPr>
+                <w:rFonts w:ascii="Arial" w:hAnsi="Arial" w:eastAsia="Arial"/>
+                <w:b/>
+                <w:i w:val="0"/>
+                <w:sz w:val="16"/>
+              </w:rPr>
+              <w:t>O que é</w:t>
+            </w:r>
+          </w:p>
+        </w:tc>
+        <w:tc>
+          <w:tcPr>
+            <w:tcW w:type="dxa" w:w="1587"/>
+            <w:tcBorders>
+              <w:top w:val="single" w:sz="8" w:color="000000"/>
+              <w:bottom w:val="nil"/>
+              <w:left w:val="nil"/>
+              <w:right w:val="nil"/>
+            </w:tcBorders>
+          </w:tcPr>
+          <w:p>
+            <w:pPr>
+              <w:spacing w:after="20" w:before="20" w:line="240" w:lineRule="auto"/>
+            </w:pPr>
+            <w:r>
+              <w:rPr>
+                <w:rFonts w:ascii="Arial" w:hAnsi="Arial" w:eastAsia="Arial"/>
+                <w:b/>
+                <w:i w:val="0"/>
+                <w:sz w:val="16"/>
+              </w:rPr>
+              <w:t>1 linha representa</w:t>
+            </w:r>
+          </w:p>
+        </w:tc>
+        <w:tc>
+          <w:tcPr>
+            <w:tcW w:type="dxa" w:w="1587"/>
+            <w:tcBorders>
+              <w:top w:val="single" w:sz="8" w:color="000000"/>
+              <w:bottom w:val="nil"/>
+              <w:left w:val="nil"/>
+              <w:right w:val="nil"/>
+            </w:tcBorders>
+          </w:tcPr>
+          <w:p>
+            <w:pPr>
+              <w:spacing w:after="20" w:before="20" w:line="240" w:lineRule="auto"/>
+            </w:pPr>
+            <w:r>
+              <w:rPr>
+                <w:rFonts w:ascii="Arial" w:hAnsi="Arial" w:eastAsia="Arial"/>
+                <w:b/>
+                <w:i w:val="0"/>
+                <w:sz w:val="16"/>
+              </w:rPr>
+              <w:t>Liga com</w:t>
+            </w:r>
+          </w:p>
+        </w:tc>
+        <w:tc>
+          <w:tcPr>
+            <w:tcW w:type="dxa" w:w="2268"/>
+            <w:tcBorders>
+              <w:top w:val="single" w:sz="8" w:color="000000"/>
+              <w:bottom w:val="nil"/>
+              <w:left w:val="nil"/>
+              <w:right w:val="nil"/>
+            </w:tcBorders>
+          </w:tcPr>
+          <w:p>
+            <w:pPr>
+              <w:spacing w:after="20" w:before="20" w:line="240" w:lineRule="auto"/>
+            </w:pPr>
+            <w:r>
+              <w:rPr>
+                <w:rFonts w:ascii="Arial" w:hAnsi="Arial" w:eastAsia="Arial"/>
+                <w:b/>
+                <w:i w:val="0"/>
+                <w:sz w:val="16"/>
+              </w:rPr>
+              <w:t>Para que serve</w:t>
+            </w:r>
+          </w:p>
+        </w:tc>
+      </w:tr>
+      <w:tr>
+        <w:tc>
+          <w:tcPr>
+            <w:tcW w:type="dxa" w:w="1474"/>
+            <w:tcBorders>
+              <w:top w:val="single" w:sz="8" w:color="000000"/>
+              <w:bottom w:val="nil"/>
+              <w:left w:val="nil"/>
+              <w:right w:val="nil"/>
+            </w:tcBorders>
+          </w:tcPr>
+          <w:p>
+            <w:pPr>
+              <w:spacing w:after="20" w:before="20" w:line="240" w:lineRule="auto"/>
+            </w:pPr>
+            <w:r>
+              <w:rPr>
+                <w:rFonts w:ascii="Arial" w:hAnsi="Arial" w:eastAsia="Arial"/>
+                <w:b w:val="0"/>
+                <w:i w:val="0"/>
+                <w:sz w:val="16"/>
+              </w:rPr>
+              <w:t>orders</w:t>
+            </w:r>
+          </w:p>
+        </w:tc>
+        <w:tc>
+          <w:tcPr>
+            <w:tcW w:type="dxa" w:w="2154"/>
+            <w:tcBorders>
+              <w:top w:val="single" w:sz="8" w:color="000000"/>
+              <w:bottom w:val="nil"/>
+              <w:left w:val="nil"/>
+              <w:right w:val="nil"/>
+            </w:tcBorders>
+          </w:tcPr>
+          <w:p>
+            <w:pPr>
+              <w:spacing w:after="20" w:before="20" w:line="240" w:lineRule="auto"/>
+            </w:pPr>
+            <w:r>
+              <w:rPr>
+                <w:rFonts w:ascii="Arial" w:hAnsi="Arial" w:eastAsia="Arial"/>
+                <w:b w:val="0"/>
+                <w:i w:val="0"/>
+                <w:sz w:val="16"/>
+              </w:rPr>
+              <w:t>O pedido e as datas do seu ciclo, da compra à entrega</w:t>
+            </w:r>
+          </w:p>
+        </w:tc>
+        <w:tc>
+          <w:tcPr>
+            <w:tcW w:type="dxa" w:w="1587"/>
+            <w:tcBorders>
+              <w:top w:val="single" w:sz="8" w:color="000000"/>
+              <w:bottom w:val="nil"/>
+              <w:left w:val="nil"/>
+              <w:right w:val="nil"/>
+            </w:tcBorders>
+          </w:tcPr>
+          <w:p>
+            <w:pPr>
+              <w:spacing w:after="20" w:before="20" w:line="240" w:lineRule="auto"/>
+            </w:pPr>
+            <w:r>
+              <w:rPr>
+                <w:rFonts w:ascii="Arial" w:hAnsi="Arial" w:eastAsia="Arial"/>
+                <w:b w:val="0"/>
+                <w:i w:val="0"/>
+                <w:sz w:val="16"/>
+              </w:rPr>
+              <w:t>um pedido</w:t>
+            </w:r>
+          </w:p>
+        </w:tc>
+        <w:tc>
+          <w:tcPr>
+            <w:tcW w:type="dxa" w:w="1587"/>
+            <w:tcBorders>
+              <w:top w:val="single" w:sz="8" w:color="000000"/>
+              <w:bottom w:val="nil"/>
+              <w:left w:val="nil"/>
+              <w:right w:val="nil"/>
+            </w:tcBorders>
+          </w:tcPr>
+          <w:p>
+            <w:pPr>
+              <w:spacing w:after="20" w:before="20" w:line="240" w:lineRule="auto"/>
+            </w:pPr>
+            <w:r>
+              <w:rPr>
+                <w:rFonts w:ascii="Arial" w:hAnsi="Arial" w:eastAsia="Arial"/>
+                <w:b w:val="0"/>
+                <w:i w:val="0"/>
+                <w:sz w:val="16"/>
+              </w:rPr>
+              <w:t>customers, order_items, payments, order_reviews</w:t>
+            </w:r>
+          </w:p>
+        </w:tc>
+        <w:tc>
+          <w:tcPr>
+            <w:tcW w:type="dxa" w:w="2268"/>
+            <w:tcBorders>
+              <w:top w:val="single" w:sz="8" w:color="000000"/>
+              <w:bottom w:val="nil"/>
+              <w:left w:val="nil"/>
+              <w:right w:val="nil"/>
+            </w:tcBorders>
+          </w:tcPr>
+          <w:p>
+            <w:pPr>
+              <w:spacing w:after="20" w:before="20" w:line="240" w:lineRule="auto"/>
+            </w:pPr>
+            <w:r>
+              <w:rPr>
+                <w:rFonts w:ascii="Arial" w:hAnsi="Arial" w:eastAsia="Arial"/>
+                <w:b w:val="0"/>
+                <w:i w:val="0"/>
+                <w:sz w:val="16"/>
+              </w:rPr>
+              <w:t>Centro do modelo: volume, status, prazo de entrega e atraso</w:t>
+            </w:r>
+          </w:p>
+        </w:tc>
+      </w:tr>
+      <w:tr>
+        <w:tc>
+          <w:tcPr>
+            <w:tcW w:type="dxa" w:w="1474"/>
+            <w:tcBorders>
+              <w:top w:val="nil"/>
+              <w:bottom w:val="nil"/>
+              <w:left w:val="nil"/>
+              <w:right w:val="nil"/>
+            </w:tcBorders>
+          </w:tcPr>
+          <w:p>
+            <w:pPr>
+              <w:spacing w:after="20" w:before="20" w:line="240" w:lineRule="auto"/>
+            </w:pPr>
+            <w:r>
+              <w:rPr>
+                <w:rFonts w:ascii="Arial" w:hAnsi="Arial" w:eastAsia="Arial"/>
+                <w:b w:val="0"/>
+                <w:i w:val="0"/>
+                <w:sz w:val="16"/>
+              </w:rPr>
+              <w:t>customers</w:t>
+            </w:r>
+          </w:p>
+        </w:tc>
+        <w:tc>
+          <w:tcPr>
+            <w:tcW w:type="dxa" w:w="2154"/>
+            <w:tcBorders>
+              <w:top w:val="nil"/>
+              <w:bottom w:val="nil"/>
+              <w:left w:val="nil"/>
+              <w:right w:val="nil"/>
+            </w:tcBorders>
+          </w:tcPr>
+          <w:p>
+            <w:pPr>
+              <w:spacing w:after="20" w:before="20" w:line="240" w:lineRule="auto"/>
+            </w:pPr>
+            <w:r>
+              <w:rPr>
+                <w:rFonts w:ascii="Arial" w:hAnsi="Arial" w:eastAsia="Arial"/>
+                <w:b w:val="0"/>
+                <w:i w:val="0"/>
+                <w:sz w:val="16"/>
+              </w:rPr>
+              <w:t>O cliente de cada pedido e onde ele mora</w:t>
+            </w:r>
+          </w:p>
+        </w:tc>
+        <w:tc>
+          <w:tcPr>
+            <w:tcW w:type="dxa" w:w="1587"/>
+            <w:tcBorders>
+              <w:top w:val="nil"/>
+              <w:bottom w:val="nil"/>
+              <w:left w:val="nil"/>
+              <w:right w:val="nil"/>
+            </w:tcBorders>
+          </w:tcPr>
+          <w:p>
+            <w:pPr>
+              <w:spacing w:after="20" w:before="20" w:line="240" w:lineRule="auto"/>
+            </w:pPr>
+            <w:r>
+              <w:rPr>
+                <w:rFonts w:ascii="Arial" w:hAnsi="Arial" w:eastAsia="Arial"/>
+                <w:b w:val="0"/>
+                <w:i w:val="0"/>
+                <w:sz w:val="16"/>
+              </w:rPr>
+              <w:t>um cliente em um pedido</w:t>
+            </w:r>
+          </w:p>
+        </w:tc>
+        <w:tc>
+          <w:tcPr>
+            <w:tcW w:type="dxa" w:w="1587"/>
+            <w:tcBorders>
+              <w:top w:val="nil"/>
+              <w:bottom w:val="nil"/>
+              <w:left w:val="nil"/>
+              <w:right w:val="nil"/>
+            </w:tcBorders>
+          </w:tcPr>
+          <w:p>
+            <w:pPr>
+              <w:spacing w:after="20" w:before="20" w:line="240" w:lineRule="auto"/>
+            </w:pPr>
+            <w:r>
+              <w:rPr>
+                <w:rFonts w:ascii="Arial" w:hAnsi="Arial" w:eastAsia="Arial"/>
+                <w:b w:val="0"/>
+                <w:i w:val="0"/>
+                <w:sz w:val="16"/>
+              </w:rPr>
+              <w:t>orders, geolocation</w:t>
+            </w:r>
+          </w:p>
+        </w:tc>
+        <w:tc>
+          <w:tcPr>
+            <w:tcW w:type="dxa" w:w="2268"/>
+            <w:tcBorders>
+              <w:top w:val="nil"/>
+              <w:bottom w:val="nil"/>
+              <w:left w:val="nil"/>
+              <w:right w:val="nil"/>
+            </w:tcBorders>
+          </w:tcPr>
+          <w:p>
+            <w:pPr>
+              <w:spacing w:after="20" w:before="20" w:line="240" w:lineRule="auto"/>
+            </w:pPr>
+            <w:r>
+              <w:rPr>
+                <w:rFonts w:ascii="Arial" w:hAnsi="Arial" w:eastAsia="Arial"/>
+                <w:b w:val="0"/>
+                <w:i w:val="0"/>
+                <w:sz w:val="16"/>
+              </w:rPr>
+              <w:t>Contar clientes reais, medir recompra e fazer recortes por estado e cidade</w:t>
+            </w:r>
+          </w:p>
+        </w:tc>
+      </w:tr>
+      <w:tr>
+        <w:tc>
+          <w:tcPr>
+            <w:tcW w:type="dxa" w:w="1474"/>
+            <w:tcBorders>
+              <w:top w:val="nil"/>
+              <w:bottom w:val="nil"/>
+              <w:left w:val="nil"/>
+              <w:right w:val="nil"/>
+            </w:tcBorders>
+          </w:tcPr>
+          <w:p>
+            <w:pPr>
+              <w:spacing w:after="20" w:before="20" w:line="240" w:lineRule="auto"/>
+            </w:pPr>
+            <w:r>
+              <w:rPr>
+                <w:rFonts w:ascii="Arial" w:hAnsi="Arial" w:eastAsia="Arial"/>
+                <w:b w:val="0"/>
+                <w:i w:val="0"/>
+                <w:sz w:val="16"/>
+              </w:rPr>
+              <w:t>order_items</w:t>
+            </w:r>
+          </w:p>
+        </w:tc>
+        <w:tc>
+          <w:tcPr>
+            <w:tcW w:type="dxa" w:w="2154"/>
+            <w:tcBorders>
+              <w:top w:val="nil"/>
+              <w:bottom w:val="nil"/>
+              <w:left w:val="nil"/>
+              <w:right w:val="nil"/>
+            </w:tcBorders>
+          </w:tcPr>
+          <w:p>
+            <w:pPr>
+              <w:spacing w:after="20" w:before="20" w:line="240" w:lineRule="auto"/>
+            </w:pPr>
+            <w:r>
+              <w:rPr>
+                <w:rFonts w:ascii="Arial" w:hAnsi="Arial" w:eastAsia="Arial"/>
+                <w:b w:val="0"/>
+                <w:i w:val="0"/>
+                <w:sz w:val="16"/>
+              </w:rPr>
+              <w:t>Os itens comprados em cada pedido, com preço e frete</w:t>
+            </w:r>
+          </w:p>
+        </w:tc>
+        <w:tc>
+          <w:tcPr>
+            <w:tcW w:type="dxa" w:w="1587"/>
+            <w:tcBorders>
+              <w:top w:val="nil"/>
+              <w:bottom w:val="nil"/>
+              <w:left w:val="nil"/>
+              <w:right w:val="nil"/>
+            </w:tcBorders>
+          </w:tcPr>
+          <w:p>
+            <w:pPr>
+              <w:spacing w:after="20" w:before="20" w:line="240" w:lineRule="auto"/>
+            </w:pPr>
+            <w:r>
+              <w:rPr>
+                <w:rFonts w:ascii="Arial" w:hAnsi="Arial" w:eastAsia="Arial"/>
+                <w:b w:val="0"/>
+                <w:i w:val="0"/>
+                <w:sz w:val="16"/>
+              </w:rPr>
+              <w:t>um item dentro de um pedido</w:t>
+            </w:r>
+          </w:p>
+        </w:tc>
+        <w:tc>
+          <w:tcPr>
+            <w:tcW w:type="dxa" w:w="1587"/>
+            <w:tcBorders>
+              <w:top w:val="nil"/>
+              <w:bottom w:val="nil"/>
+              <w:left w:val="nil"/>
+              <w:right w:val="nil"/>
+            </w:tcBorders>
+          </w:tcPr>
+          <w:p>
+            <w:pPr>
+              <w:spacing w:after="20" w:before="20" w:line="240" w:lineRule="auto"/>
+            </w:pPr>
+            <w:r>
+              <w:rPr>
+                <w:rFonts w:ascii="Arial" w:hAnsi="Arial" w:eastAsia="Arial"/>
+                <w:b w:val="0"/>
+                <w:i w:val="0"/>
+                <w:sz w:val="16"/>
+              </w:rPr>
+              <w:t>orders, products, sellers</w:t>
+            </w:r>
+          </w:p>
+        </w:tc>
+        <w:tc>
+          <w:tcPr>
+            <w:tcW w:type="dxa" w:w="2268"/>
+            <w:tcBorders>
+              <w:top w:val="nil"/>
+              <w:bottom w:val="nil"/>
+              <w:left w:val="nil"/>
+              <w:right w:val="nil"/>
+            </w:tcBorders>
+          </w:tcPr>
+          <w:p>
+            <w:pPr>
+              <w:spacing w:after="20" w:before="20" w:line="240" w:lineRule="auto"/>
+            </w:pPr>
+            <w:r>
+              <w:rPr>
+                <w:rFonts w:ascii="Arial" w:hAnsi="Arial" w:eastAsia="Arial"/>
+                <w:b w:val="0"/>
+                <w:i w:val="0"/>
+                <w:sz w:val="16"/>
+              </w:rPr>
+              <w:t>Valor vendido, frete, produtos e vendedores envolvidos em cada pedido</w:t>
+            </w:r>
+          </w:p>
+        </w:tc>
+      </w:tr>
+      <w:tr>
+        <w:tc>
+          <w:tcPr>
+            <w:tcW w:type="dxa" w:w="1474"/>
+            <w:tcBorders>
+              <w:top w:val="nil"/>
+              <w:bottom w:val="nil"/>
+              <w:left w:val="nil"/>
+              <w:right w:val="nil"/>
+            </w:tcBorders>
+          </w:tcPr>
+          <w:p>
+            <w:pPr>
+              <w:spacing w:after="20" w:before="20" w:line="240" w:lineRule="auto"/>
+            </w:pPr>
+            <w:r>
+              <w:rPr>
+                <w:rFonts w:ascii="Arial" w:hAnsi="Arial" w:eastAsia="Arial"/>
+                <w:b w:val="0"/>
+                <w:i w:val="0"/>
+                <w:sz w:val="16"/>
+              </w:rPr>
+              <w:t>payments</w:t>
+            </w:r>
+          </w:p>
+        </w:tc>
+        <w:tc>
+          <w:tcPr>
+            <w:tcW w:type="dxa" w:w="2154"/>
+            <w:tcBorders>
+              <w:top w:val="nil"/>
+              <w:bottom w:val="nil"/>
+              <w:left w:val="nil"/>
+              <w:right w:val="nil"/>
+            </w:tcBorders>
+          </w:tcPr>
+          <w:p>
+            <w:pPr>
+              <w:spacing w:after="20" w:before="20" w:line="240" w:lineRule="auto"/>
+            </w:pPr>
+            <w:r>
+              <w:rPr>
+                <w:rFonts w:ascii="Arial" w:hAnsi="Arial" w:eastAsia="Arial"/>
+                <w:b w:val="0"/>
+                <w:i w:val="0"/>
+                <w:sz w:val="16"/>
+              </w:rPr>
+              <w:t>Como cada pedido foi pago</w:t>
+            </w:r>
+          </w:p>
+        </w:tc>
+        <w:tc>
+          <w:tcPr>
+            <w:tcW w:type="dxa" w:w="1587"/>
+            <w:tcBorders>
+              <w:top w:val="nil"/>
+              <w:bottom w:val="nil"/>
+              <w:left w:val="nil"/>
+              <w:right w:val="nil"/>
+            </w:tcBorders>
+          </w:tcPr>
+          <w:p>
+            <w:pPr>
+              <w:spacing w:after="20" w:before="20" w:line="240" w:lineRule="auto"/>
+            </w:pPr>
+            <w:r>
+              <w:rPr>
+                <w:rFonts w:ascii="Arial" w:hAnsi="Arial" w:eastAsia="Arial"/>
+                <w:b w:val="0"/>
+                <w:i w:val="0"/>
+                <w:sz w:val="16"/>
+              </w:rPr>
+              <w:t>uma forma de pagamento usada no pedido</w:t>
+            </w:r>
+          </w:p>
+        </w:tc>
+        <w:tc>
+          <w:tcPr>
+            <w:tcW w:type="dxa" w:w="1587"/>
+            <w:tcBorders>
+              <w:top w:val="nil"/>
+              <w:bottom w:val="nil"/>
+              <w:left w:val="nil"/>
+              <w:right w:val="nil"/>
+            </w:tcBorders>
+          </w:tcPr>
+          <w:p>
+            <w:pPr>
+              <w:spacing w:after="20" w:before="20" w:line="240" w:lineRule="auto"/>
+            </w:pPr>
+            <w:r>
+              <w:rPr>
+                <w:rFonts w:ascii="Arial" w:hAnsi="Arial" w:eastAsia="Arial"/>
+                <w:b w:val="0"/>
+                <w:i w:val="0"/>
+                <w:sz w:val="16"/>
+              </w:rPr>
+              <w:t>orders</w:t>
+            </w:r>
+          </w:p>
+        </w:tc>
+        <w:tc>
+          <w:tcPr>
+            <w:tcW w:type="dxa" w:w="2268"/>
+            <w:tcBorders>
+              <w:top w:val="nil"/>
+              <w:bottom w:val="nil"/>
+              <w:left w:val="nil"/>
+              <w:right w:val="nil"/>
+            </w:tcBorders>
+          </w:tcPr>
+          <w:p>
+            <w:pPr>
+              <w:spacing w:after="20" w:before="20" w:line="240" w:lineRule="auto"/>
+            </w:pPr>
+            <w:r>
+              <w:rPr>
+                <w:rFonts w:ascii="Arial" w:hAnsi="Arial" w:eastAsia="Arial"/>
+                <w:b w:val="0"/>
+                <w:i w:val="0"/>
+                <w:sz w:val="16"/>
+              </w:rPr>
+              <w:t>Valor pago, meio de pagamento e parcelamento</w:t>
+            </w:r>
+          </w:p>
+        </w:tc>
+      </w:tr>
+      <w:tr>
+        <w:tc>
+          <w:tcPr>
+            <w:tcW w:type="dxa" w:w="1474"/>
+            <w:tcBorders>
+              <w:top w:val="nil"/>
+              <w:bottom w:val="nil"/>
+              <w:left w:val="nil"/>
+              <w:right w:val="nil"/>
+            </w:tcBorders>
+          </w:tcPr>
+          <w:p>
+            <w:pPr>
+              <w:spacing w:after="20" w:before="20" w:line="240" w:lineRule="auto"/>
+            </w:pPr>
+            <w:r>
+              <w:rPr>
+                <w:rFonts w:ascii="Arial" w:hAnsi="Arial" w:eastAsia="Arial"/>
+                <w:b w:val="0"/>
+                <w:i w:val="0"/>
+                <w:sz w:val="16"/>
+              </w:rPr>
+              <w:t>order_reviews</w:t>
+            </w:r>
+          </w:p>
+        </w:tc>
+        <w:tc>
+          <w:tcPr>
+            <w:tcW w:type="dxa" w:w="2154"/>
+            <w:tcBorders>
+              <w:top w:val="nil"/>
+              <w:bottom w:val="nil"/>
+              <w:left w:val="nil"/>
+              <w:right w:val="nil"/>
+            </w:tcBorders>
+          </w:tcPr>
+          <w:p>
+            <w:pPr>
+              <w:spacing w:after="20" w:before="20" w:line="240" w:lineRule="auto"/>
+            </w:pPr>
+            <w:r>
+              <w:rPr>
+                <w:rFonts w:ascii="Arial" w:hAnsi="Arial" w:eastAsia="Arial"/>
+                <w:b w:val="0"/>
+                <w:i w:val="0"/>
+                <w:sz w:val="16"/>
+              </w:rPr>
+              <w:t>A avaliação do cliente depois da compra</w:t>
+            </w:r>
+          </w:p>
+        </w:tc>
+        <w:tc>
+          <w:tcPr>
+            <w:tcW w:type="dxa" w:w="1587"/>
+            <w:tcBorders>
+              <w:top w:val="nil"/>
+              <w:bottom w:val="nil"/>
+              <w:left w:val="nil"/>
+              <w:right w:val="nil"/>
+            </w:tcBorders>
+          </w:tcPr>
+          <w:p>
+            <w:pPr>
+              <w:spacing w:after="20" w:before="20" w:line="240" w:lineRule="auto"/>
+            </w:pPr>
+            <w:r>
+              <w:rPr>
+                <w:rFonts w:ascii="Arial" w:hAnsi="Arial" w:eastAsia="Arial"/>
+                <w:b w:val="0"/>
+                <w:i w:val="0"/>
+                <w:sz w:val="16"/>
+              </w:rPr>
+              <w:t>uma avaliação ligada a um pedido</w:t>
+            </w:r>
+          </w:p>
+        </w:tc>
+        <w:tc>
+          <w:tcPr>
+            <w:tcW w:type="dxa" w:w="1587"/>
+            <w:tcBorders>
+              <w:top w:val="nil"/>
+              <w:bottom w:val="nil"/>
+              <w:left w:val="nil"/>
+              <w:right w:val="nil"/>
+            </w:tcBorders>
+          </w:tcPr>
+          <w:p>
+            <w:pPr>
+              <w:spacing w:after="20" w:before="20" w:line="240" w:lineRule="auto"/>
+            </w:pPr>
+            <w:r>
+              <w:rPr>
+                <w:rFonts w:ascii="Arial" w:hAnsi="Arial" w:eastAsia="Arial"/>
+                <w:b w:val="0"/>
+                <w:i w:val="0"/>
+                <w:sz w:val="16"/>
+              </w:rPr>
+              <w:t>orders</w:t>
+            </w:r>
+          </w:p>
+        </w:tc>
+        <w:tc>
+          <w:tcPr>
+            <w:tcW w:type="dxa" w:w="2268"/>
+            <w:tcBorders>
+              <w:top w:val="nil"/>
+              <w:bottom w:val="nil"/>
+              <w:left w:val="nil"/>
+              <w:right w:val="nil"/>
+            </w:tcBorders>
+          </w:tcPr>
+          <w:p>
+            <w:pPr>
+              <w:spacing w:after="20" w:before="20" w:line="240" w:lineRule="auto"/>
+            </w:pPr>
+            <w:r>
+              <w:rPr>
+                <w:rFonts w:ascii="Arial" w:hAnsi="Arial" w:eastAsia="Arial"/>
+                <w:b w:val="0"/>
+                <w:i w:val="0"/>
+                <w:sz w:val="16"/>
+              </w:rPr>
+              <w:t>Satisfação (nota), comentários em texto e tempo de resposta da pesquisa</w:t>
+            </w:r>
+          </w:p>
+        </w:tc>
+      </w:tr>
+      <w:tr>
+        <w:tc>
+          <w:tcPr>
+            <w:tcW w:type="dxa" w:w="1474"/>
+            <w:tcBorders>
+              <w:top w:val="nil"/>
+              <w:bottom w:val="nil"/>
+              <w:left w:val="nil"/>
+              <w:right w:val="nil"/>
+            </w:tcBorders>
+          </w:tcPr>
+          <w:p>
+            <w:pPr>
+              <w:spacing w:after="20" w:before="20" w:line="240" w:lineRule="auto"/>
+            </w:pPr>
+            <w:r>
+              <w:rPr>
+                <w:rFonts w:ascii="Arial" w:hAnsi="Arial" w:eastAsia="Arial"/>
+                <w:b w:val="0"/>
+                <w:i w:val="0"/>
+                <w:sz w:val="16"/>
+              </w:rPr>
+              <w:t>products</w:t>
+            </w:r>
+          </w:p>
+        </w:tc>
+        <w:tc>
+          <w:tcPr>
+            <w:tcW w:type="dxa" w:w="2154"/>
+            <w:tcBorders>
+              <w:top w:val="nil"/>
+              <w:bottom w:val="nil"/>
+              <w:left w:val="nil"/>
+              <w:right w:val="nil"/>
+            </w:tcBorders>
+          </w:tcPr>
+          <w:p>
+            <w:pPr>
+              <w:spacing w:after="20" w:before="20" w:line="240" w:lineRule="auto"/>
+            </w:pPr>
+            <w:r>
+              <w:rPr>
+                <w:rFonts w:ascii="Arial" w:hAnsi="Arial" w:eastAsia="Arial"/>
+                <w:b w:val="0"/>
+                <w:i w:val="0"/>
+                <w:sz w:val="16"/>
+              </w:rPr>
+              <w:t>O cadastro dos produtos vendidos</w:t>
+            </w:r>
+          </w:p>
+        </w:tc>
+        <w:tc>
+          <w:tcPr>
+            <w:tcW w:type="dxa" w:w="1587"/>
+            <w:tcBorders>
+              <w:top w:val="nil"/>
+              <w:bottom w:val="nil"/>
+              <w:left w:val="nil"/>
+              <w:right w:val="nil"/>
+            </w:tcBorders>
+          </w:tcPr>
+          <w:p>
+            <w:pPr>
+              <w:spacing w:after="20" w:before="20" w:line="240" w:lineRule="auto"/>
+            </w:pPr>
+            <w:r>
+              <w:rPr>
+                <w:rFonts w:ascii="Arial" w:hAnsi="Arial" w:eastAsia="Arial"/>
+                <w:b w:val="0"/>
+                <w:i w:val="0"/>
+                <w:sz w:val="16"/>
+              </w:rPr>
+              <w:t>um produto</w:t>
+            </w:r>
+          </w:p>
+        </w:tc>
+        <w:tc>
+          <w:tcPr>
+            <w:tcW w:type="dxa" w:w="1587"/>
+            <w:tcBorders>
+              <w:top w:val="nil"/>
+              <w:bottom w:val="nil"/>
+              <w:left w:val="nil"/>
+              <w:right w:val="nil"/>
+            </w:tcBorders>
+          </w:tcPr>
+          <w:p>
+            <w:pPr>
+              <w:spacing w:after="20" w:before="20" w:line="240" w:lineRule="auto"/>
+            </w:pPr>
+            <w:r>
+              <w:rPr>
+                <w:rFonts w:ascii="Arial" w:hAnsi="Arial" w:eastAsia="Arial"/>
+                <w:b w:val="0"/>
+                <w:i w:val="0"/>
+                <w:sz w:val="16"/>
+              </w:rPr>
+              <w:t>order_items, category_translation</w:t>
+            </w:r>
+          </w:p>
+        </w:tc>
+        <w:tc>
+          <w:tcPr>
+            <w:tcW w:type="dxa" w:w="2268"/>
+            <w:tcBorders>
+              <w:top w:val="nil"/>
+              <w:bottom w:val="nil"/>
+              <w:left w:val="nil"/>
+              <w:right w:val="nil"/>
+            </w:tcBorders>
+          </w:tcPr>
+          <w:p>
+            <w:pPr>
+              <w:spacing w:after="20" w:before="20" w:line="240" w:lineRule="auto"/>
+            </w:pPr>
+            <w:r>
+              <w:rPr>
+                <w:rFonts w:ascii="Arial" w:hAnsi="Arial" w:eastAsia="Arial"/>
+                <w:b w:val="0"/>
+                <w:i w:val="0"/>
+                <w:sz w:val="16"/>
+              </w:rPr>
+              <w:t>Recortes por categoria, peso e tamanho (que pesam no frete)</w:t>
+            </w:r>
+          </w:p>
+        </w:tc>
+      </w:tr>
+      <w:tr>
+        <w:tc>
+          <w:tcPr>
+            <w:tcW w:type="dxa" w:w="1474"/>
+            <w:tcBorders>
+              <w:top w:val="nil"/>
+              <w:bottom w:val="nil"/>
+              <w:left w:val="nil"/>
+              <w:right w:val="nil"/>
+            </w:tcBorders>
+          </w:tcPr>
+          <w:p>
+            <w:pPr>
+              <w:spacing w:after="20" w:before="20" w:line="240" w:lineRule="auto"/>
+            </w:pPr>
+            <w:r>
+              <w:rPr>
+                <w:rFonts w:ascii="Arial" w:hAnsi="Arial" w:eastAsia="Arial"/>
+                <w:b w:val="0"/>
+                <w:i w:val="0"/>
+                <w:sz w:val="16"/>
+              </w:rPr>
+              <w:t>sellers</w:t>
+            </w:r>
+          </w:p>
+        </w:tc>
+        <w:tc>
+          <w:tcPr>
+            <w:tcW w:type="dxa" w:w="2154"/>
+            <w:tcBorders>
+              <w:top w:val="nil"/>
+              <w:bottom w:val="nil"/>
+              <w:left w:val="nil"/>
+              <w:right w:val="nil"/>
+            </w:tcBorders>
+          </w:tcPr>
+          <w:p>
+            <w:pPr>
+              <w:spacing w:after="20" w:before="20" w:line="240" w:lineRule="auto"/>
+            </w:pPr>
+            <w:r>
+              <w:rPr>
+                <w:rFonts w:ascii="Arial" w:hAnsi="Arial" w:eastAsia="Arial"/>
+                <w:b w:val="0"/>
+                <w:i w:val="0"/>
+                <w:sz w:val="16"/>
+              </w:rPr>
+              <w:t>O cadastro dos vendedores (lojistas) parceiros</w:t>
+            </w:r>
+          </w:p>
+        </w:tc>
+        <w:tc>
+          <w:tcPr>
+            <w:tcW w:type="dxa" w:w="1587"/>
+            <w:tcBorders>
+              <w:top w:val="nil"/>
+              <w:bottom w:val="nil"/>
+              <w:left w:val="nil"/>
+              <w:right w:val="nil"/>
+            </w:tcBorders>
+          </w:tcPr>
+          <w:p>
+            <w:pPr>
+              <w:spacing w:after="20" w:before="20" w:line="240" w:lineRule="auto"/>
+            </w:pPr>
+            <w:r>
+              <w:rPr>
+                <w:rFonts w:ascii="Arial" w:hAnsi="Arial" w:eastAsia="Arial"/>
+                <w:b w:val="0"/>
+                <w:i w:val="0"/>
+                <w:sz w:val="16"/>
+              </w:rPr>
+              <w:t>um vendedor</w:t>
+            </w:r>
+          </w:p>
+        </w:tc>
+        <w:tc>
+          <w:tcPr>
+            <w:tcW w:type="dxa" w:w="1587"/>
+            <w:tcBorders>
+              <w:top w:val="nil"/>
+              <w:bottom w:val="nil"/>
+              <w:left w:val="nil"/>
+              <w:right w:val="nil"/>
+            </w:tcBorders>
+          </w:tcPr>
+          <w:p>
+            <w:pPr>
+              <w:spacing w:after="20" w:before="20" w:line="240" w:lineRule="auto"/>
+            </w:pPr>
+            <w:r>
+              <w:rPr>
+                <w:rFonts w:ascii="Arial" w:hAnsi="Arial" w:eastAsia="Arial"/>
+                <w:b w:val="0"/>
+                <w:i w:val="0"/>
+                <w:sz w:val="16"/>
+              </w:rPr>
+              <w:t>order_items, geolocation</w:t>
+            </w:r>
+          </w:p>
+        </w:tc>
+        <w:tc>
+          <w:tcPr>
+            <w:tcW w:type="dxa" w:w="2268"/>
+            <w:tcBorders>
+              <w:top w:val="nil"/>
+              <w:bottom w:val="nil"/>
+              <w:left w:val="nil"/>
+              <w:right w:val="nil"/>
+            </w:tcBorders>
+          </w:tcPr>
+          <w:p>
+            <w:pPr>
+              <w:spacing w:after="20" w:before="20" w:line="240" w:lineRule="auto"/>
+            </w:pPr>
+            <w:r>
+              <w:rPr>
+                <w:rFonts w:ascii="Arial" w:hAnsi="Arial" w:eastAsia="Arial"/>
+                <w:b w:val="0"/>
+                <w:i w:val="0"/>
+                <w:sz w:val="16"/>
+              </w:rPr>
+              <w:t>Concentração de vendas e de atrasos por vendedor e por estado de origem</w:t>
+            </w:r>
+          </w:p>
+        </w:tc>
+      </w:tr>
+      <w:tr>
+        <w:tc>
+          <w:tcPr>
+            <w:tcW w:type="dxa" w:w="1474"/>
+            <w:tcBorders>
+              <w:top w:val="nil"/>
+              <w:bottom w:val="nil"/>
+              <w:left w:val="nil"/>
+              <w:right w:val="nil"/>
+            </w:tcBorders>
+          </w:tcPr>
+          <w:p>
+            <w:pPr>
+              <w:spacing w:after="20" w:before="20" w:line="240" w:lineRule="auto"/>
+            </w:pPr>
+            <w:r>
+              <w:rPr>
+                <w:rFonts w:ascii="Arial" w:hAnsi="Arial" w:eastAsia="Arial"/>
+                <w:b w:val="0"/>
+                <w:i w:val="0"/>
+                <w:sz w:val="16"/>
+              </w:rPr>
+              <w:t>geolocation</w:t>
+            </w:r>
+          </w:p>
+        </w:tc>
+        <w:tc>
+          <w:tcPr>
+            <w:tcW w:type="dxa" w:w="2154"/>
+            <w:tcBorders>
+              <w:top w:val="nil"/>
+              <w:bottom w:val="nil"/>
+              <w:left w:val="nil"/>
+              <w:right w:val="nil"/>
+            </w:tcBorders>
+          </w:tcPr>
+          <w:p>
+            <w:pPr>
+              <w:spacing w:after="20" w:before="20" w:line="240" w:lineRule="auto"/>
+            </w:pPr>
+            <w:r>
+              <w:rPr>
+                <w:rFonts w:ascii="Arial" w:hAnsi="Arial" w:eastAsia="Arial"/>
+                <w:b w:val="0"/>
+                <w:i w:val="0"/>
+                <w:sz w:val="16"/>
+              </w:rPr>
+              <w:t>Coordenadas de cada prefixo de CEP</w:t>
+            </w:r>
+          </w:p>
+        </w:tc>
+        <w:tc>
+          <w:tcPr>
+            <w:tcW w:type="dxa" w:w="1587"/>
+            <w:tcBorders>
+              <w:top w:val="nil"/>
+              <w:bottom w:val="nil"/>
+              <w:left w:val="nil"/>
+              <w:right w:val="nil"/>
+            </w:tcBorders>
+          </w:tcPr>
+          <w:p>
+            <w:pPr>
+              <w:spacing w:after="20" w:before="20" w:line="240" w:lineRule="auto"/>
+            </w:pPr>
+            <w:r>
+              <w:rPr>
+                <w:rFonts w:ascii="Arial" w:hAnsi="Arial" w:eastAsia="Arial"/>
+                <w:b w:val="0"/>
+                <w:i w:val="0"/>
+                <w:sz w:val="16"/>
+              </w:rPr>
+              <w:t>um ponto de coordenada (o CEP se repete)</w:t>
+            </w:r>
+          </w:p>
+        </w:tc>
+        <w:tc>
+          <w:tcPr>
+            <w:tcW w:type="dxa" w:w="1587"/>
+            <w:tcBorders>
+              <w:top w:val="nil"/>
+              <w:bottom w:val="nil"/>
+              <w:left w:val="nil"/>
+              <w:right w:val="nil"/>
+            </w:tcBorders>
+          </w:tcPr>
+          <w:p>
+            <w:pPr>
+              <w:spacing w:after="20" w:before="20" w:line="240" w:lineRule="auto"/>
+            </w:pPr>
+            <w:r>
+              <w:rPr>
+                <w:rFonts w:ascii="Arial" w:hAnsi="Arial" w:eastAsia="Arial"/>
+                <w:b w:val="0"/>
+                <w:i w:val="0"/>
+                <w:sz w:val="16"/>
+              </w:rPr>
+              <w:t>customers, sellers (por CEP)</w:t>
+            </w:r>
+          </w:p>
+        </w:tc>
+        <w:tc>
+          <w:tcPr>
+            <w:tcW w:type="dxa" w:w="2268"/>
+            <w:tcBorders>
+              <w:top w:val="nil"/>
+              <w:bottom w:val="nil"/>
+              <w:left w:val="nil"/>
+              <w:right w:val="nil"/>
+            </w:tcBorders>
+          </w:tcPr>
+          <w:p>
+            <w:pPr>
+              <w:spacing w:after="20" w:before="20" w:line="240" w:lineRule="auto"/>
+            </w:pPr>
+            <w:r>
+              <w:rPr>
+                <w:rFonts w:ascii="Arial" w:hAnsi="Arial" w:eastAsia="Arial"/>
+                <w:b w:val="0"/>
+                <w:i w:val="0"/>
+                <w:sz w:val="16"/>
+              </w:rPr>
+              <w:t>Mapas e distância entre vendedor e cliente</w:t>
+            </w:r>
+          </w:p>
+        </w:tc>
+      </w:tr>
+      <w:tr>
+        <w:tc>
+          <w:tcPr>
+            <w:tcW w:type="dxa" w:w="1474"/>
+            <w:tcBorders>
+              <w:top w:val="nil"/>
+              <w:bottom w:val="single" w:sz="8" w:color="000000"/>
+              <w:left w:val="nil"/>
+              <w:right w:val="nil"/>
+            </w:tcBorders>
+          </w:tcPr>
+          <w:p>
+            <w:pPr>
+              <w:spacing w:after="20" w:before="20" w:line="240" w:lineRule="auto"/>
+            </w:pPr>
+            <w:r>
+              <w:rPr>
+                <w:rFonts w:ascii="Arial" w:hAnsi="Arial" w:eastAsia="Arial"/>
+                <w:b w:val="0"/>
+                <w:i w:val="0"/>
+                <w:sz w:val="16"/>
+              </w:rPr>
+              <w:t>category_translation</w:t>
+            </w:r>
+          </w:p>
+        </w:tc>
+        <w:tc>
+          <w:tcPr>
+            <w:tcW w:type="dxa" w:w="2154"/>
+            <w:tcBorders>
+              <w:top w:val="nil"/>
+              <w:bottom w:val="single" w:sz="8" w:color="000000"/>
+              <w:left w:val="nil"/>
+              <w:right w:val="nil"/>
+            </w:tcBorders>
+          </w:tcPr>
+          <w:p>
+            <w:pPr>
+              <w:spacing w:after="20" w:before="20" w:line="240" w:lineRule="auto"/>
+            </w:pPr>
+            <w:r>
+              <w:rPr>
+                <w:rFonts w:ascii="Arial" w:hAnsi="Arial" w:eastAsia="Arial"/>
+                <w:b w:val="0"/>
+                <w:i w:val="0"/>
+                <w:sz w:val="16"/>
+              </w:rPr>
+              <w:t>Tradução das categorias para o inglês (apoio)</w:t>
+            </w:r>
+          </w:p>
+        </w:tc>
+        <w:tc>
+          <w:tcPr>
+            <w:tcW w:type="dxa" w:w="1587"/>
+            <w:tcBorders>
+              <w:top w:val="nil"/>
+              <w:bottom w:val="single" w:sz="8" w:color="000000"/>
+              <w:left w:val="nil"/>
+              <w:right w:val="nil"/>
+            </w:tcBorders>
+          </w:tcPr>
+          <w:p>
+            <w:pPr>
+              <w:spacing w:after="20" w:before="20" w:line="240" w:lineRule="auto"/>
+            </w:pPr>
+            <w:r>
+              <w:rPr>
+                <w:rFonts w:ascii="Arial" w:hAnsi="Arial" w:eastAsia="Arial"/>
+                <w:b w:val="0"/>
+                <w:i w:val="0"/>
+                <w:sz w:val="16"/>
+              </w:rPr>
+              <w:t>uma categoria</w:t>
+            </w:r>
+          </w:p>
+        </w:tc>
+        <w:tc>
+          <w:tcPr>
+            <w:tcW w:type="dxa" w:w="1587"/>
+            <w:tcBorders>
+              <w:top w:val="nil"/>
+              <w:bottom w:val="single" w:sz="8" w:color="000000"/>
+              <w:left w:val="nil"/>
+              <w:right w:val="nil"/>
+            </w:tcBorders>
+          </w:tcPr>
+          <w:p>
+            <w:pPr>
+              <w:spacing w:after="20" w:before="20" w:line="240" w:lineRule="auto"/>
+            </w:pPr>
+            <w:r>
+              <w:rPr>
+                <w:rFonts w:ascii="Arial" w:hAnsi="Arial" w:eastAsia="Arial"/>
+                <w:b w:val="0"/>
+                <w:i w:val="0"/>
+                <w:sz w:val="16"/>
+              </w:rPr>
+              <w:t>products</w:t>
+            </w:r>
+          </w:p>
+        </w:tc>
+        <w:tc>
+          <w:tcPr>
+            <w:tcW w:type="dxa" w:w="2268"/>
+            <w:tcBorders>
+              <w:top w:val="nil"/>
+              <w:bottom w:val="single" w:sz="8" w:color="000000"/>
+              <w:left w:val="nil"/>
+              <w:right w:val="nil"/>
+            </w:tcBorders>
+          </w:tcPr>
+          <w:p>
+            <w:pPr>
+              <w:spacing w:after="20" w:before="20" w:line="240" w:lineRule="auto"/>
+            </w:pPr>
+            <w:r>
+              <w:rPr>
+                <w:rFonts w:ascii="Arial" w:hAnsi="Arial" w:eastAsia="Arial"/>
+                <w:b w:val="0"/>
+                <w:i w:val="0"/>
+                <w:sz w:val="16"/>
+              </w:rPr>
+              <w:t>Padronizar os nomes das categorias em gráficos e relatórios</w:t>
+            </w:r>
+          </w:p>
+        </w:tc>
+      </w:tr>
+    </w:tbl>
+    <w:p>
+      <w:pPr>
+        <w:spacing w:line="240" w:lineRule="auto" w:before="60" w:after="180"/>
+        <w:jc w:val="left"/>
+      </w:pPr>
+      <w:r>
+        <w:rPr>
+          <w:rFonts w:ascii="Arial" w:hAnsi="Arial" w:eastAsia="Arial"/>
+          <w:b w:val="0"/>
+          <w:i w:val="0"/>
+          <w:sz w:val="18"/>
+        </w:rPr>
+        <w:t>Fonte: Elaboração própria a partir do dataset Olist (Kaggle).</w:t>
+      </w:r>
+    </w:p>
+    <w:p>
+      <w:pPr>
+        <w:keepNext/>
+        <w:spacing w:line="240" w:lineRule="auto" w:before="120" w:after="60"/>
+        <w:jc w:val="left"/>
+      </w:pPr>
+      <w:r>
+        <w:rPr>
+          <w:rFonts w:ascii="Arial" w:hAnsi="Arial" w:eastAsia="Arial"/>
+          <w:b w:val="0"/>
+          <w:i w:val="0"/>
+          <w:sz w:val="20"/>
+        </w:rPr>
+        <w:t>Tabela A.2. Colunas da tabela orders (o pedido), arquivo olist_orders_dataset.csv.</w:t>
+      </w:r>
+    </w:p>
+    <w:tbl>
+      <w:tblPr>
+        <w:tblW w:type="auto" w:w="0"/>
+        <w:jc w:val="center"/>
+        <w:tblLayout w:type="fixed"/>
+        <w:tblLook w:firstColumn="1" w:firstRow="1" w:lastColumn="0" w:lastRow="0" w:noHBand="0" w:noVBand="1" w:val="04A0"/>
+      </w:tblPr>
+      <w:tblGrid>
+        <w:gridCol w:w="4535"/>
+        <w:gridCol w:w="4535"/>
+      </w:tblGrid>
+      <w:tr>
+        <w:trPr>
+          <w:tblHeader w:val="true"/>
+        </w:trPr>
+        <w:tc>
+          <w:tcPr>
+            <w:tcW w:type="dxa" w:w="2948"/>
+            <w:tcBorders>
+              <w:top w:val="single" w:sz="8" w:color="000000"/>
+              <w:bottom w:val="nil"/>
+              <w:left w:val="nil"/>
+              <w:right w:val="nil"/>
+            </w:tcBorders>
+          </w:tcPr>
+          <w:p>
+            <w:pPr>
+              <w:spacing w:after="20" w:before="20" w:line="240" w:lineRule="auto"/>
+            </w:pPr>
+            <w:r>
+              <w:rPr>
+                <w:rFonts w:ascii="Arial" w:hAnsi="Arial" w:eastAsia="Arial"/>
+                <w:b/>
+                <w:i w:val="0"/>
+                <w:sz w:val="16"/>
+              </w:rPr>
+              <w:t>Coluna</w:t>
+            </w:r>
+          </w:p>
+        </w:tc>
+        <w:tc>
+          <w:tcPr>
+            <w:tcW w:type="dxa" w:w="6123"/>
+            <w:tcBorders>
+              <w:top w:val="single" w:sz="8" w:color="000000"/>
+              <w:bottom w:val="nil"/>
+              <w:left w:val="nil"/>
+              <w:right w:val="nil"/>
+            </w:tcBorders>
+          </w:tcPr>
+          <w:p>
+            <w:pPr>
+              <w:spacing w:after="20" w:before="20" w:line="240" w:lineRule="auto"/>
+            </w:pPr>
+            <w:r>
+              <w:rPr>
+                <w:rFonts w:ascii="Arial" w:hAnsi="Arial" w:eastAsia="Arial"/>
+                <w:b/>
+                <w:i w:val="0"/>
+                <w:sz w:val="16"/>
+              </w:rPr>
+              <w:t>Descrição</w:t>
+            </w:r>
+          </w:p>
+        </w:tc>
+      </w:tr>
+      <w:tr>
+        <w:tc>
+          <w:tcPr>
+            <w:tcW w:type="dxa" w:w="2948"/>
+            <w:tcBorders>
+              <w:top w:val="single" w:sz="8" w:color="000000"/>
+              <w:bottom w:val="nil"/>
+              <w:left w:val="nil"/>
+              <w:right w:val="nil"/>
+            </w:tcBorders>
+          </w:tcPr>
+          <w:p>
+            <w:pPr>
+              <w:spacing w:after="20" w:before="20" w:line="240" w:lineRule="auto"/>
+            </w:pPr>
+            <w:r>
+              <w:rPr>
+                <w:rFonts w:ascii="Arial" w:hAnsi="Arial" w:eastAsia="Arial"/>
+                <w:b w:val="0"/>
+                <w:i w:val="0"/>
+                <w:sz w:val="16"/>
+              </w:rPr>
+              <w:t>order_id</w:t>
+            </w:r>
+          </w:p>
+        </w:tc>
+        <w:tc>
+          <w:tcPr>
+            <w:tcW w:type="dxa" w:w="6123"/>
+            <w:tcBorders>
+              <w:top w:val="single" w:sz="8" w:color="000000"/>
+              <w:bottom w:val="nil"/>
+              <w:left w:val="nil"/>
+              <w:right w:val="nil"/>
+            </w:tcBorders>
+          </w:tcPr>
+          <w:p>
+            <w:pPr>
+              <w:spacing w:after="20" w:before="20" w:line="240" w:lineRule="auto"/>
+            </w:pPr>
+            <w:r>
+              <w:rPr>
+                <w:rFonts w:ascii="Arial" w:hAnsi="Arial" w:eastAsia="Arial"/>
+                <w:b w:val="0"/>
+                <w:i w:val="0"/>
+                <w:sz w:val="16"/>
+              </w:rPr>
+              <w:t>Identificador único do pedido (chave da tabela)</w:t>
+            </w:r>
+          </w:p>
+        </w:tc>
+      </w:tr>
+      <w:tr>
+        <w:tc>
+          <w:tcPr>
+            <w:tcW w:type="dxa" w:w="2948"/>
+            <w:tcBorders>
+              <w:top w:val="nil"/>
+              <w:bottom w:val="nil"/>
+              <w:left w:val="nil"/>
+              <w:right w:val="nil"/>
+            </w:tcBorders>
+          </w:tcPr>
+          <w:p>
+            <w:pPr>
+              <w:spacing w:after="20" w:before="20" w:line="240" w:lineRule="auto"/>
+            </w:pPr>
+            <w:r>
+              <w:rPr>
+                <w:rFonts w:ascii="Arial" w:hAnsi="Arial" w:eastAsia="Arial"/>
+                <w:b w:val="0"/>
+                <w:i w:val="0"/>
+                <w:sz w:val="16"/>
+              </w:rPr>
+              <w:t>customer_id</w:t>
+            </w:r>
+          </w:p>
+        </w:tc>
+        <w:tc>
+          <w:tcPr>
+            <w:tcW w:type="dxa" w:w="6123"/>
+            <w:tcBorders>
+              <w:top w:val="nil"/>
+              <w:bottom w:val="nil"/>
+              <w:left w:val="nil"/>
+              <w:right w:val="nil"/>
+            </w:tcBorders>
+          </w:tcPr>
+          <w:p>
+            <w:pPr>
+              <w:spacing w:after="20" w:before="20" w:line="240" w:lineRule="auto"/>
+            </w:pPr>
+            <w:r>
+              <w:rPr>
+                <w:rFonts w:ascii="Arial" w:hAnsi="Arial" w:eastAsia="Arial"/>
+                <w:b w:val="0"/>
+                <w:i w:val="0"/>
+                <w:sz w:val="16"/>
+              </w:rPr>
+              <w:t>Cliente do pedido; liga com customers. Cada pedido gera um customer_id novo</w:t>
+            </w:r>
+          </w:p>
+        </w:tc>
+      </w:tr>
+      <w:tr>
+        <w:tc>
+          <w:tcPr>
+            <w:tcW w:type="dxa" w:w="2948"/>
+            <w:tcBorders>
+              <w:top w:val="nil"/>
+              <w:bottom w:val="nil"/>
+              <w:left w:val="nil"/>
+              <w:right w:val="nil"/>
+            </w:tcBorders>
+          </w:tcPr>
+          <w:p>
+            <w:pPr>
+              <w:spacing w:after="20" w:before="20" w:line="240" w:lineRule="auto"/>
+            </w:pPr>
+            <w:r>
+              <w:rPr>
+                <w:rFonts w:ascii="Arial" w:hAnsi="Arial" w:eastAsia="Arial"/>
+                <w:b w:val="0"/>
+                <w:i w:val="0"/>
+                <w:sz w:val="16"/>
+              </w:rPr>
+              <w:t>order_status</w:t>
+            </w:r>
+          </w:p>
+        </w:tc>
+        <w:tc>
+          <w:tcPr>
+            <w:tcW w:type="dxa" w:w="6123"/>
+            <w:tcBorders>
+              <w:top w:val="nil"/>
+              <w:bottom w:val="nil"/>
+              <w:left w:val="nil"/>
+              <w:right w:val="nil"/>
+            </w:tcBorders>
+          </w:tcPr>
+          <w:p>
+            <w:pPr>
+              <w:spacing w:after="20" w:before="20" w:line="240" w:lineRule="auto"/>
+            </w:pPr>
+            <w:r>
+              <w:rPr>
+                <w:rFonts w:ascii="Arial" w:hAnsi="Arial" w:eastAsia="Arial"/>
+                <w:b w:val="0"/>
+                <w:i w:val="0"/>
+                <w:sz w:val="16"/>
+              </w:rPr>
+              <w:t>Situação do pedido: delivered, shipped, canceled, unavailable, invoiced, processing, created, approved</w:t>
+            </w:r>
+          </w:p>
+        </w:tc>
+      </w:tr>
+      <w:tr>
+        <w:tc>
+          <w:tcPr>
+            <w:tcW w:type="dxa" w:w="2948"/>
+            <w:tcBorders>
+              <w:top w:val="nil"/>
+              <w:bottom w:val="nil"/>
+              <w:left w:val="nil"/>
+              <w:right w:val="nil"/>
+            </w:tcBorders>
+          </w:tcPr>
+          <w:p>
+            <w:pPr>
+              <w:spacing w:after="20" w:before="20" w:line="240" w:lineRule="auto"/>
+            </w:pPr>
+            <w:r>
+              <w:rPr>
+                <w:rFonts w:ascii="Arial" w:hAnsi="Arial" w:eastAsia="Arial"/>
+                <w:b w:val="0"/>
+                <w:i w:val="0"/>
+                <w:sz w:val="16"/>
+              </w:rPr>
+              <w:t>order_purchase_timestamp</w:t>
+            </w:r>
+          </w:p>
+        </w:tc>
+        <w:tc>
+          <w:tcPr>
+            <w:tcW w:type="dxa" w:w="6123"/>
+            <w:tcBorders>
+              <w:top w:val="nil"/>
+              <w:bottom w:val="nil"/>
+              <w:left w:val="nil"/>
+              <w:right w:val="nil"/>
+            </w:tcBorders>
+          </w:tcPr>
+          <w:p>
+            <w:pPr>
+              <w:spacing w:after="20" w:before="20" w:line="240" w:lineRule="auto"/>
+            </w:pPr>
+            <w:r>
+              <w:rPr>
+                <w:rFonts w:ascii="Arial" w:hAnsi="Arial" w:eastAsia="Arial"/>
+                <w:b w:val="0"/>
+                <w:i w:val="0"/>
+                <w:sz w:val="16"/>
+              </w:rPr>
+              <w:t>Data e hora da compra</w:t>
+            </w:r>
+          </w:p>
+        </w:tc>
+      </w:tr>
+      <w:tr>
+        <w:tc>
+          <w:tcPr>
+            <w:tcW w:type="dxa" w:w="2948"/>
+            <w:tcBorders>
+              <w:top w:val="nil"/>
+              <w:bottom w:val="nil"/>
+              <w:left w:val="nil"/>
+              <w:right w:val="nil"/>
+            </w:tcBorders>
+          </w:tcPr>
+          <w:p>
+            <w:pPr>
+              <w:spacing w:after="20" w:before="20" w:line="240" w:lineRule="auto"/>
+            </w:pPr>
+            <w:r>
+              <w:rPr>
+                <w:rFonts w:ascii="Arial" w:hAnsi="Arial" w:eastAsia="Arial"/>
+                <w:b w:val="0"/>
+                <w:i w:val="0"/>
+                <w:sz w:val="16"/>
+              </w:rPr>
+              <w:t>order_approved_at</w:t>
+            </w:r>
+          </w:p>
+        </w:tc>
+        <w:tc>
+          <w:tcPr>
+            <w:tcW w:type="dxa" w:w="6123"/>
+            <w:tcBorders>
+              <w:top w:val="nil"/>
+              <w:bottom w:val="nil"/>
+              <w:left w:val="nil"/>
+              <w:right w:val="nil"/>
+            </w:tcBorders>
+          </w:tcPr>
+          <w:p>
+            <w:pPr>
+              <w:spacing w:after="20" w:before="20" w:line="240" w:lineRule="auto"/>
+            </w:pPr>
+            <w:r>
+              <w:rPr>
+                <w:rFonts w:ascii="Arial" w:hAnsi="Arial" w:eastAsia="Arial"/>
+                <w:b w:val="0"/>
+                <w:i w:val="0"/>
+                <w:sz w:val="16"/>
+              </w:rPr>
+              <w:t>Data e hora em que o pagamento foi aprovado</w:t>
+            </w:r>
+          </w:p>
+        </w:tc>
+      </w:tr>
+      <w:tr>
+        <w:tc>
+          <w:tcPr>
+            <w:tcW w:type="dxa" w:w="2948"/>
+            <w:tcBorders>
+              <w:top w:val="nil"/>
+              <w:bottom w:val="nil"/>
+              <w:left w:val="nil"/>
+              <w:right w:val="nil"/>
+            </w:tcBorders>
+          </w:tcPr>
+          <w:p>
+            <w:pPr>
+              <w:spacing w:after="20" w:before="20" w:line="240" w:lineRule="auto"/>
+            </w:pPr>
+            <w:r>
+              <w:rPr>
+                <w:rFonts w:ascii="Arial" w:hAnsi="Arial" w:eastAsia="Arial"/>
+                <w:b w:val="0"/>
+                <w:i w:val="0"/>
+                <w:sz w:val="16"/>
+              </w:rPr>
+              <w:t>order_delivered_carrier_date</w:t>
+            </w:r>
+          </w:p>
+        </w:tc>
+        <w:tc>
+          <w:tcPr>
+            <w:tcW w:type="dxa" w:w="6123"/>
+            <w:tcBorders>
+              <w:top w:val="nil"/>
+              <w:bottom w:val="nil"/>
+              <w:left w:val="nil"/>
+              <w:right w:val="nil"/>
+            </w:tcBorders>
+          </w:tcPr>
+          <w:p>
+            <w:pPr>
+              <w:spacing w:after="20" w:before="20" w:line="240" w:lineRule="auto"/>
+            </w:pPr>
+            <w:r>
+              <w:rPr>
+                <w:rFonts w:ascii="Arial" w:hAnsi="Arial" w:eastAsia="Arial"/>
+                <w:b w:val="0"/>
+                <w:i w:val="0"/>
+                <w:sz w:val="16"/>
+              </w:rPr>
+              <w:t>Data em que o vendedor entregou o pedido à transportadora (postagem)</w:t>
+            </w:r>
+          </w:p>
+        </w:tc>
+      </w:tr>
+      <w:tr>
+        <w:tc>
+          <w:tcPr>
+            <w:tcW w:type="dxa" w:w="2948"/>
+            <w:tcBorders>
+              <w:top w:val="nil"/>
+              <w:bottom w:val="nil"/>
+              <w:left w:val="nil"/>
+              <w:right w:val="nil"/>
+            </w:tcBorders>
+          </w:tcPr>
+          <w:p>
+            <w:pPr>
+              <w:spacing w:after="20" w:before="20" w:line="240" w:lineRule="auto"/>
+            </w:pPr>
+            <w:r>
+              <w:rPr>
+                <w:rFonts w:ascii="Arial" w:hAnsi="Arial" w:eastAsia="Arial"/>
+                <w:b w:val="0"/>
+                <w:i w:val="0"/>
+                <w:sz w:val="16"/>
+              </w:rPr>
+              <w:t>order_delivered_customer_date</w:t>
+            </w:r>
+          </w:p>
+        </w:tc>
+        <w:tc>
+          <w:tcPr>
+            <w:tcW w:type="dxa" w:w="6123"/>
+            <w:tcBorders>
+              <w:top w:val="nil"/>
+              <w:bottom w:val="nil"/>
+              <w:left w:val="nil"/>
+              <w:right w:val="nil"/>
+            </w:tcBorders>
+          </w:tcPr>
+          <w:p>
+            <w:pPr>
+              <w:spacing w:after="20" w:before="20" w:line="240" w:lineRule="auto"/>
+            </w:pPr>
+            <w:r>
+              <w:rPr>
+                <w:rFonts w:ascii="Arial" w:hAnsi="Arial" w:eastAsia="Arial"/>
+                <w:b w:val="0"/>
+                <w:i w:val="0"/>
+                <w:sz w:val="16"/>
+              </w:rPr>
+              <w:t>Data em que o cliente recebeu o pedido</w:t>
+            </w:r>
+          </w:p>
+        </w:tc>
+      </w:tr>
+      <w:tr>
+        <w:tc>
+          <w:tcPr>
+            <w:tcW w:type="dxa" w:w="2948"/>
+            <w:tcBorders>
+              <w:top w:val="nil"/>
+              <w:bottom w:val="single" w:sz="8" w:color="000000"/>
+              <w:left w:val="nil"/>
+              <w:right w:val="nil"/>
+            </w:tcBorders>
+          </w:tcPr>
+          <w:p>
+            <w:pPr>
+              <w:spacing w:after="20" w:before="20" w:line="240" w:lineRule="auto"/>
+            </w:pPr>
+            <w:r>
+              <w:rPr>
+                <w:rFonts w:ascii="Arial" w:hAnsi="Arial" w:eastAsia="Arial"/>
+                <w:b w:val="0"/>
+                <w:i w:val="0"/>
+                <w:sz w:val="16"/>
+              </w:rPr>
+              <w:t>order_estimated_delivery_date</w:t>
+            </w:r>
+          </w:p>
+        </w:tc>
+        <w:tc>
+          <w:tcPr>
+            <w:tcW w:type="dxa" w:w="6123"/>
+            <w:tcBorders>
+              <w:top w:val="nil"/>
+              <w:bottom w:val="single" w:sz="8" w:color="000000"/>
+              <w:left w:val="nil"/>
+              <w:right w:val="nil"/>
+            </w:tcBorders>
+          </w:tcPr>
+          <w:p>
+            <w:pPr>
+              <w:spacing w:after="20" w:before="20" w:line="240" w:lineRule="auto"/>
+            </w:pPr>
+            <w:r>
+              <w:rPr>
+                <w:rFonts w:ascii="Arial" w:hAnsi="Arial" w:eastAsia="Arial"/>
+                <w:b w:val="0"/>
+                <w:i w:val="0"/>
+                <w:sz w:val="16"/>
+              </w:rPr>
+              <w:t>Data de entrega prometida ao cliente na compra (sem hora)</w:t>
+            </w:r>
+          </w:p>
+        </w:tc>
+      </w:tr>
+    </w:tbl>
+    <w:p>
+      <w:pPr>
+        <w:spacing w:line="240" w:lineRule="auto" w:before="60" w:after="180"/>
+        <w:jc w:val="left"/>
+      </w:pPr>
+      <w:r>
+        <w:rPr>
+          <w:rFonts w:ascii="Arial" w:hAnsi="Arial" w:eastAsia="Arial"/>
+          <w:b w:val="0"/>
+          <w:i w:val="0"/>
+          <w:sz w:val="18"/>
+        </w:rPr>
+        <w:t>Fonte: Elaboração própria a partir do dataset Olist (Kaggle).</w:t>
+      </w:r>
+    </w:p>
+    <w:p>
+      <w:pPr>
+        <w:keepNext/>
+        <w:spacing w:line="240" w:lineRule="auto" w:before="120" w:after="60"/>
+        <w:jc w:val="left"/>
+      </w:pPr>
+      <w:r>
+        <w:rPr>
+          <w:rFonts w:ascii="Arial" w:hAnsi="Arial" w:eastAsia="Arial"/>
+          <w:b w:val="0"/>
+          <w:i w:val="0"/>
+          <w:sz w:val="20"/>
+        </w:rPr>
+        <w:t>Tabela A.3. Colunas da tabela customers (o cliente), arquivo olist_customers_dataset.csv.</w:t>
+      </w:r>
+    </w:p>
+    <w:tbl>
+      <w:tblPr>
+        <w:tblW w:type="auto" w:w="0"/>
+        <w:jc w:val="center"/>
+        <w:tblLayout w:type="fixed"/>
+        <w:tblLook w:firstColumn="1" w:firstRow="1" w:lastColumn="0" w:lastRow="0" w:noHBand="0" w:noVBand="1" w:val="04A0"/>
+      </w:tblPr>
+      <w:tblGrid>
+        <w:gridCol w:w="4535"/>
+        <w:gridCol w:w="4535"/>
+      </w:tblGrid>
+      <w:tr>
+        <w:trPr>
+          <w:tblHeader w:val="true"/>
+        </w:trPr>
+        <w:tc>
+          <w:tcPr>
+            <w:tcW w:type="dxa" w:w="2948"/>
+            <w:tcBorders>
+              <w:top w:val="single" w:sz="8" w:color="000000"/>
+              <w:bottom w:val="nil"/>
+              <w:left w:val="nil"/>
+              <w:right w:val="nil"/>
+            </w:tcBorders>
+          </w:tcPr>
+          <w:p>
+            <w:pPr>
+              <w:spacing w:after="20" w:before="20" w:line="240" w:lineRule="auto"/>
+            </w:pPr>
+            <w:r>
+              <w:rPr>
+                <w:rFonts w:ascii="Arial" w:hAnsi="Arial" w:eastAsia="Arial"/>
+                <w:b/>
+                <w:i w:val="0"/>
+                <w:sz w:val="16"/>
+              </w:rPr>
+              <w:t>Coluna</w:t>
+            </w:r>
+          </w:p>
+        </w:tc>
+        <w:tc>
+          <w:tcPr>
+            <w:tcW w:type="dxa" w:w="6123"/>
+            <w:tcBorders>
+              <w:top w:val="single" w:sz="8" w:color="000000"/>
+              <w:bottom w:val="nil"/>
+              <w:left w:val="nil"/>
+              <w:right w:val="nil"/>
+            </w:tcBorders>
+          </w:tcPr>
+          <w:p>
+            <w:pPr>
+              <w:spacing w:after="20" w:before="20" w:line="240" w:lineRule="auto"/>
+            </w:pPr>
+            <w:r>
+              <w:rPr>
+                <w:rFonts w:ascii="Arial" w:hAnsi="Arial" w:eastAsia="Arial"/>
+                <w:b/>
+                <w:i w:val="0"/>
+                <w:sz w:val="16"/>
+              </w:rPr>
+              <w:t>Descrição</w:t>
+            </w:r>
+          </w:p>
+        </w:tc>
+      </w:tr>
+      <w:tr>
+        <w:tc>
+          <w:tcPr>
+            <w:tcW w:type="dxa" w:w="2948"/>
+            <w:tcBorders>
+              <w:top w:val="single" w:sz="8" w:color="000000"/>
+              <w:bottom w:val="nil"/>
+              <w:left w:val="nil"/>
+              <w:right w:val="nil"/>
+            </w:tcBorders>
+          </w:tcPr>
+          <w:p>
+            <w:pPr>
+              <w:spacing w:after="20" w:before="20" w:line="240" w:lineRule="auto"/>
+            </w:pPr>
+            <w:r>
+              <w:rPr>
+                <w:rFonts w:ascii="Arial" w:hAnsi="Arial" w:eastAsia="Arial"/>
+                <w:b w:val="0"/>
+                <w:i w:val="0"/>
+                <w:sz w:val="16"/>
+              </w:rPr>
+              <w:t>customer_id</w:t>
+            </w:r>
+          </w:p>
+        </w:tc>
+        <w:tc>
+          <w:tcPr>
+            <w:tcW w:type="dxa" w:w="6123"/>
+            <w:tcBorders>
+              <w:top w:val="single" w:sz="8" w:color="000000"/>
+              <w:bottom w:val="nil"/>
+              <w:left w:val="nil"/>
+              <w:right w:val="nil"/>
+            </w:tcBorders>
+          </w:tcPr>
+          <w:p>
+            <w:pPr>
+              <w:spacing w:after="20" w:before="20" w:line="240" w:lineRule="auto"/>
+            </w:pPr>
+            <w:r>
+              <w:rPr>
+                <w:rFonts w:ascii="Arial" w:hAnsi="Arial" w:eastAsia="Arial"/>
+                <w:b w:val="0"/>
+                <w:i w:val="0"/>
+                <w:sz w:val="16"/>
+              </w:rPr>
+              <w:t>Identificador do cliente naquele pedido (chave da tabela; liga com orders)</w:t>
+            </w:r>
+          </w:p>
+        </w:tc>
+      </w:tr>
+      <w:tr>
+        <w:tc>
+          <w:tcPr>
+            <w:tcW w:type="dxa" w:w="2948"/>
+            <w:tcBorders>
+              <w:top w:val="nil"/>
+              <w:bottom w:val="nil"/>
+              <w:left w:val="nil"/>
+              <w:right w:val="nil"/>
+            </w:tcBorders>
+          </w:tcPr>
+          <w:p>
+            <w:pPr>
+              <w:spacing w:after="20" w:before="20" w:line="240" w:lineRule="auto"/>
+            </w:pPr>
+            <w:r>
+              <w:rPr>
+                <w:rFonts w:ascii="Arial" w:hAnsi="Arial" w:eastAsia="Arial"/>
+                <w:b w:val="0"/>
+                <w:i w:val="0"/>
+                <w:sz w:val="16"/>
+              </w:rPr>
+              <w:t>customer_unique_id</w:t>
+            </w:r>
+          </w:p>
+        </w:tc>
+        <w:tc>
+          <w:tcPr>
+            <w:tcW w:type="dxa" w:w="6123"/>
+            <w:tcBorders>
+              <w:top w:val="nil"/>
+              <w:bottom w:val="nil"/>
+              <w:left w:val="nil"/>
+              <w:right w:val="nil"/>
+            </w:tcBorders>
+          </w:tcPr>
+          <w:p>
+            <w:pPr>
+              <w:spacing w:after="20" w:before="20" w:line="240" w:lineRule="auto"/>
+            </w:pPr>
+            <w:r>
+              <w:rPr>
+                <w:rFonts w:ascii="Arial" w:hAnsi="Arial" w:eastAsia="Arial"/>
+                <w:b w:val="0"/>
+                <w:i w:val="0"/>
+                <w:sz w:val="16"/>
+              </w:rPr>
+              <w:t>Identificador da pessoa: é o mesmo em todas as compras do cliente. Use para contar clientes e recompra</w:t>
+            </w:r>
+          </w:p>
+        </w:tc>
+      </w:tr>
+      <w:tr>
+        <w:tc>
+          <w:tcPr>
+            <w:tcW w:type="dxa" w:w="2948"/>
+            <w:tcBorders>
+              <w:top w:val="nil"/>
+              <w:bottom w:val="nil"/>
+              <w:left w:val="nil"/>
+              <w:right w:val="nil"/>
+            </w:tcBorders>
+          </w:tcPr>
+          <w:p>
+            <w:pPr>
+              <w:spacing w:after="20" w:before="20" w:line="240" w:lineRule="auto"/>
+            </w:pPr>
+            <w:r>
+              <w:rPr>
+                <w:rFonts w:ascii="Arial" w:hAnsi="Arial" w:eastAsia="Arial"/>
+                <w:b w:val="0"/>
+                <w:i w:val="0"/>
+                <w:sz w:val="16"/>
+              </w:rPr>
+              <w:t>customer_zip_code_prefix</w:t>
+            </w:r>
+          </w:p>
+        </w:tc>
+        <w:tc>
+          <w:tcPr>
+            <w:tcW w:type="dxa" w:w="6123"/>
+            <w:tcBorders>
+              <w:top w:val="nil"/>
+              <w:bottom w:val="nil"/>
+              <w:left w:val="nil"/>
+              <w:right w:val="nil"/>
+            </w:tcBorders>
+          </w:tcPr>
+          <w:p>
+            <w:pPr>
+              <w:spacing w:after="20" w:before="20" w:line="240" w:lineRule="auto"/>
+            </w:pPr>
+            <w:r>
+              <w:rPr>
+                <w:rFonts w:ascii="Arial" w:hAnsi="Arial" w:eastAsia="Arial"/>
+                <w:b w:val="0"/>
+                <w:i w:val="0"/>
+                <w:sz w:val="16"/>
+              </w:rPr>
+              <w:t>5 primeiros dígitos do CEP do cliente; liga com geolocation</w:t>
+            </w:r>
+          </w:p>
+        </w:tc>
+      </w:tr>
+      <w:tr>
+        <w:tc>
+          <w:tcPr>
+            <w:tcW w:type="dxa" w:w="2948"/>
+            <w:tcBorders>
+              <w:top w:val="nil"/>
+              <w:bottom w:val="nil"/>
+              <w:left w:val="nil"/>
+              <w:right w:val="nil"/>
+            </w:tcBorders>
+          </w:tcPr>
+          <w:p>
+            <w:pPr>
+              <w:spacing w:after="20" w:before="20" w:line="240" w:lineRule="auto"/>
+            </w:pPr>
+            <w:r>
+              <w:rPr>
+                <w:rFonts w:ascii="Arial" w:hAnsi="Arial" w:eastAsia="Arial"/>
+                <w:b w:val="0"/>
+                <w:i w:val="0"/>
+                <w:sz w:val="16"/>
+              </w:rPr>
+              <w:t>customer_city</w:t>
+            </w:r>
+          </w:p>
+        </w:tc>
+        <w:tc>
+          <w:tcPr>
+            <w:tcW w:type="dxa" w:w="6123"/>
+            <w:tcBorders>
+              <w:top w:val="nil"/>
+              <w:bottom w:val="nil"/>
+              <w:left w:val="nil"/>
+              <w:right w:val="nil"/>
+            </w:tcBorders>
+          </w:tcPr>
+          <w:p>
+            <w:pPr>
+              <w:spacing w:after="20" w:before="20" w:line="240" w:lineRule="auto"/>
+            </w:pPr>
+            <w:r>
+              <w:rPr>
+                <w:rFonts w:ascii="Arial" w:hAnsi="Arial" w:eastAsia="Arial"/>
+                <w:b w:val="0"/>
+                <w:i w:val="0"/>
+                <w:sz w:val="16"/>
+              </w:rPr>
+              <w:t>Cidade do cliente</w:t>
+            </w:r>
+          </w:p>
+        </w:tc>
+      </w:tr>
+      <w:tr>
+        <w:tc>
+          <w:tcPr>
+            <w:tcW w:type="dxa" w:w="2948"/>
+            <w:tcBorders>
+              <w:top w:val="nil"/>
+              <w:bottom w:val="single" w:sz="8" w:color="000000"/>
+              <w:left w:val="nil"/>
+              <w:right w:val="nil"/>
+            </w:tcBorders>
+          </w:tcPr>
+          <w:p>
+            <w:pPr>
+              <w:spacing w:after="20" w:before="20" w:line="240" w:lineRule="auto"/>
+            </w:pPr>
+            <w:r>
+              <w:rPr>
+                <w:rFonts w:ascii="Arial" w:hAnsi="Arial" w:eastAsia="Arial"/>
+                <w:b w:val="0"/>
+                <w:i w:val="0"/>
+                <w:sz w:val="16"/>
+              </w:rPr>
+              <w:t>customer_state</w:t>
+            </w:r>
+          </w:p>
+        </w:tc>
+        <w:tc>
+          <w:tcPr>
+            <w:tcW w:type="dxa" w:w="6123"/>
+            <w:tcBorders>
+              <w:top w:val="nil"/>
+              <w:bottom w:val="single" w:sz="8" w:color="000000"/>
+              <w:left w:val="nil"/>
+              <w:right w:val="nil"/>
+            </w:tcBorders>
+          </w:tcPr>
+          <w:p>
+            <w:pPr>
+              <w:spacing w:after="20" w:before="20" w:line="240" w:lineRule="auto"/>
+            </w:pPr>
+            <w:r>
+              <w:rPr>
+                <w:rFonts w:ascii="Arial" w:hAnsi="Arial" w:eastAsia="Arial"/>
+                <w:b w:val="0"/>
+                <w:i w:val="0"/>
+                <w:sz w:val="16"/>
+              </w:rPr>
+              <w:t>Estado (UF) do cliente</w:t>
+            </w:r>
+          </w:p>
+        </w:tc>
+      </w:tr>
+    </w:tbl>
+    <w:p>
+      <w:pPr>
+        <w:spacing w:line="240" w:lineRule="auto" w:before="60" w:after="180"/>
+        <w:jc w:val="left"/>
+      </w:pPr>
+      <w:r>
+        <w:rPr>
+          <w:rFonts w:ascii="Arial" w:hAnsi="Arial" w:eastAsia="Arial"/>
+          <w:b w:val="0"/>
+          <w:i w:val="0"/>
+          <w:sz w:val="18"/>
+        </w:rPr>
+        <w:t>Fonte: Elaboração própria a partir do dataset Olist (Kaggle).</w:t>
+      </w:r>
+    </w:p>
+    <w:p>
+      <w:pPr>
+        <w:keepNext/>
+        <w:spacing w:line="240" w:lineRule="auto" w:before="120" w:after="60"/>
+        <w:jc w:val="left"/>
+      </w:pPr>
+      <w:r>
+        <w:rPr>
+          <w:rFonts w:ascii="Arial" w:hAnsi="Arial" w:eastAsia="Arial"/>
+          <w:b w:val="0"/>
+          <w:i w:val="0"/>
+          <w:sz w:val="20"/>
+        </w:rPr>
+        <w:t>Tabela A.4. Colunas da tabela order_items (os itens do pedido), arquivo olist_order_items_dataset.csv.</w:t>
+      </w:r>
+    </w:p>
+    <w:tbl>
+      <w:tblPr>
+        <w:tblW w:type="auto" w:w="0"/>
+        <w:jc w:val="center"/>
+        <w:tblLayout w:type="fixed"/>
+        <w:tblLook w:firstColumn="1" w:firstRow="1" w:lastColumn="0" w:lastRow="0" w:noHBand="0" w:noVBand="1" w:val="04A0"/>
+      </w:tblPr>
+      <w:tblGrid>
+        <w:gridCol w:w="4535"/>
+        <w:gridCol w:w="4535"/>
+      </w:tblGrid>
+      <w:tr>
+        <w:trPr>
+          <w:tblHeader w:val="true"/>
+        </w:trPr>
+        <w:tc>
+          <w:tcPr>
+            <w:tcW w:type="dxa" w:w="2948"/>
+            <w:tcBorders>
+              <w:top w:val="single" w:sz="8" w:color="000000"/>
+              <w:bottom w:val="nil"/>
+              <w:left w:val="nil"/>
+              <w:right w:val="nil"/>
+            </w:tcBorders>
+          </w:tcPr>
+          <w:p>
+            <w:pPr>
+              <w:spacing w:after="20" w:before="20" w:line="240" w:lineRule="auto"/>
+            </w:pPr>
+            <w:r>
+              <w:rPr>
+                <w:rFonts w:ascii="Arial" w:hAnsi="Arial" w:eastAsia="Arial"/>
+                <w:b/>
+                <w:i w:val="0"/>
+                <w:sz w:val="16"/>
+              </w:rPr>
+              <w:t>Coluna</w:t>
+            </w:r>
+          </w:p>
+        </w:tc>
+        <w:tc>
+          <w:tcPr>
+            <w:tcW w:type="dxa" w:w="6123"/>
+            <w:tcBorders>
+              <w:top w:val="single" w:sz="8" w:color="000000"/>
+              <w:bottom w:val="nil"/>
+              <w:left w:val="nil"/>
+              <w:right w:val="nil"/>
+            </w:tcBorders>
+          </w:tcPr>
+          <w:p>
+            <w:pPr>
+              <w:spacing w:after="20" w:before="20" w:line="240" w:lineRule="auto"/>
+            </w:pPr>
+            <w:r>
+              <w:rPr>
+                <w:rFonts w:ascii="Arial" w:hAnsi="Arial" w:eastAsia="Arial"/>
+                <w:b/>
+                <w:i w:val="0"/>
+                <w:sz w:val="16"/>
+              </w:rPr>
+              <w:t>Descrição</w:t>
+            </w:r>
+          </w:p>
+        </w:tc>
+      </w:tr>
+      <w:tr>
+        <w:tc>
+          <w:tcPr>
+            <w:tcW w:type="dxa" w:w="2948"/>
+            <w:tcBorders>
+              <w:top w:val="single" w:sz="8" w:color="000000"/>
+              <w:bottom w:val="nil"/>
+              <w:left w:val="nil"/>
+              <w:right w:val="nil"/>
+            </w:tcBorders>
+          </w:tcPr>
+          <w:p>
+            <w:pPr>
+              <w:spacing w:after="20" w:before="20" w:line="240" w:lineRule="auto"/>
+            </w:pPr>
+            <w:r>
+              <w:rPr>
+                <w:rFonts w:ascii="Arial" w:hAnsi="Arial" w:eastAsia="Arial"/>
+                <w:b w:val="0"/>
+                <w:i w:val="0"/>
+                <w:sz w:val="16"/>
+              </w:rPr>
+              <w:t>order_id</w:t>
+            </w:r>
+          </w:p>
+        </w:tc>
+        <w:tc>
+          <w:tcPr>
+            <w:tcW w:type="dxa" w:w="6123"/>
+            <w:tcBorders>
+              <w:top w:val="single" w:sz="8" w:color="000000"/>
+              <w:bottom w:val="nil"/>
+              <w:left w:val="nil"/>
+              <w:right w:val="nil"/>
+            </w:tcBorders>
+          </w:tcPr>
+          <w:p>
+            <w:pPr>
+              <w:spacing w:after="20" w:before="20" w:line="240" w:lineRule="auto"/>
+            </w:pPr>
+            <w:r>
+              <w:rPr>
+                <w:rFonts w:ascii="Arial" w:hAnsi="Arial" w:eastAsia="Arial"/>
+                <w:b w:val="0"/>
+                <w:i w:val="0"/>
+                <w:sz w:val="16"/>
+              </w:rPr>
+              <w:t>Pedido ao qual o item pertence; liga com orders</w:t>
+            </w:r>
+          </w:p>
+        </w:tc>
+      </w:tr>
+      <w:tr>
+        <w:tc>
+          <w:tcPr>
+            <w:tcW w:type="dxa" w:w="2948"/>
+            <w:tcBorders>
+              <w:top w:val="nil"/>
+              <w:bottom w:val="nil"/>
+              <w:left w:val="nil"/>
+              <w:right w:val="nil"/>
+            </w:tcBorders>
+          </w:tcPr>
+          <w:p>
+            <w:pPr>
+              <w:spacing w:after="20" w:before="20" w:line="240" w:lineRule="auto"/>
+            </w:pPr>
+            <w:r>
+              <w:rPr>
+                <w:rFonts w:ascii="Arial" w:hAnsi="Arial" w:eastAsia="Arial"/>
+                <w:b w:val="0"/>
+                <w:i w:val="0"/>
+                <w:sz w:val="16"/>
+              </w:rPr>
+              <w:t>order_item_id</w:t>
+            </w:r>
+          </w:p>
+        </w:tc>
+        <w:tc>
+          <w:tcPr>
+            <w:tcW w:type="dxa" w:w="6123"/>
+            <w:tcBorders>
+              <w:top w:val="nil"/>
+              <w:bottom w:val="nil"/>
+              <w:left w:val="nil"/>
+              <w:right w:val="nil"/>
+            </w:tcBorders>
+          </w:tcPr>
+          <w:p>
+            <w:pPr>
+              <w:spacing w:after="20" w:before="20" w:line="240" w:lineRule="auto"/>
+            </w:pPr>
+            <w:r>
+              <w:rPr>
+                <w:rFonts w:ascii="Arial" w:hAnsi="Arial" w:eastAsia="Arial"/>
+                <w:b w:val="0"/>
+                <w:i w:val="0"/>
+                <w:sz w:val="16"/>
+              </w:rPr>
+              <w:t>Número sequencial do item dentro do pedido (1, 2, 3…). Junto com order_id, forma a chave</w:t>
+            </w:r>
+          </w:p>
+        </w:tc>
+      </w:tr>
+      <w:tr>
+        <w:tc>
+          <w:tcPr>
+            <w:tcW w:type="dxa" w:w="2948"/>
+            <w:tcBorders>
+              <w:top w:val="nil"/>
+              <w:bottom w:val="nil"/>
+              <w:left w:val="nil"/>
+              <w:right w:val="nil"/>
+            </w:tcBorders>
+          </w:tcPr>
+          <w:p>
+            <w:pPr>
+              <w:spacing w:after="20" w:before="20" w:line="240" w:lineRule="auto"/>
+            </w:pPr>
+            <w:r>
+              <w:rPr>
+                <w:rFonts w:ascii="Arial" w:hAnsi="Arial" w:eastAsia="Arial"/>
+                <w:b w:val="0"/>
+                <w:i w:val="0"/>
+                <w:sz w:val="16"/>
+              </w:rPr>
+              <w:t>product_id</w:t>
+            </w:r>
+          </w:p>
+        </w:tc>
+        <w:tc>
+          <w:tcPr>
+            <w:tcW w:type="dxa" w:w="6123"/>
+            <w:tcBorders>
+              <w:top w:val="nil"/>
+              <w:bottom w:val="nil"/>
+              <w:left w:val="nil"/>
+              <w:right w:val="nil"/>
+            </w:tcBorders>
+          </w:tcPr>
+          <w:p>
+            <w:pPr>
+              <w:spacing w:after="20" w:before="20" w:line="240" w:lineRule="auto"/>
+            </w:pPr>
+            <w:r>
+              <w:rPr>
+                <w:rFonts w:ascii="Arial" w:hAnsi="Arial" w:eastAsia="Arial"/>
+                <w:b w:val="0"/>
+                <w:i w:val="0"/>
+                <w:sz w:val="16"/>
+              </w:rPr>
+              <w:t>Produto vendido; liga com products</w:t>
+            </w:r>
+          </w:p>
+        </w:tc>
+      </w:tr>
+      <w:tr>
+        <w:tc>
+          <w:tcPr>
+            <w:tcW w:type="dxa" w:w="2948"/>
+            <w:tcBorders>
+              <w:top w:val="nil"/>
+              <w:bottom w:val="nil"/>
+              <w:left w:val="nil"/>
+              <w:right w:val="nil"/>
+            </w:tcBorders>
+          </w:tcPr>
+          <w:p>
+            <w:pPr>
+              <w:spacing w:after="20" w:before="20" w:line="240" w:lineRule="auto"/>
+            </w:pPr>
+            <w:r>
+              <w:rPr>
+                <w:rFonts w:ascii="Arial" w:hAnsi="Arial" w:eastAsia="Arial"/>
+                <w:b w:val="0"/>
+                <w:i w:val="0"/>
+                <w:sz w:val="16"/>
+              </w:rPr>
+              <w:t>seller_id</w:t>
+            </w:r>
+          </w:p>
+        </w:tc>
+        <w:tc>
+          <w:tcPr>
+            <w:tcW w:type="dxa" w:w="6123"/>
+            <w:tcBorders>
+              <w:top w:val="nil"/>
+              <w:bottom w:val="nil"/>
+              <w:left w:val="nil"/>
+              <w:right w:val="nil"/>
+            </w:tcBorders>
+          </w:tcPr>
+          <w:p>
+            <w:pPr>
+              <w:spacing w:after="20" w:before="20" w:line="240" w:lineRule="auto"/>
+            </w:pPr>
+            <w:r>
+              <w:rPr>
+                <w:rFonts w:ascii="Arial" w:hAnsi="Arial" w:eastAsia="Arial"/>
+                <w:b w:val="0"/>
+                <w:i w:val="0"/>
+                <w:sz w:val="16"/>
+              </w:rPr>
+              <w:t>Vendedor do item; liga com sellers</w:t>
+            </w:r>
+          </w:p>
+        </w:tc>
+      </w:tr>
+      <w:tr>
+        <w:tc>
+          <w:tcPr>
+            <w:tcW w:type="dxa" w:w="2948"/>
+            <w:tcBorders>
+              <w:top w:val="nil"/>
+              <w:bottom w:val="nil"/>
+              <w:left w:val="nil"/>
+              <w:right w:val="nil"/>
+            </w:tcBorders>
+          </w:tcPr>
+          <w:p>
+            <w:pPr>
+              <w:spacing w:after="20" w:before="20" w:line="240" w:lineRule="auto"/>
+            </w:pPr>
+            <w:r>
+              <w:rPr>
+                <w:rFonts w:ascii="Arial" w:hAnsi="Arial" w:eastAsia="Arial"/>
+                <w:b w:val="0"/>
+                <w:i w:val="0"/>
+                <w:sz w:val="16"/>
+              </w:rPr>
+              <w:t>shipping_limit_date</w:t>
+            </w:r>
+          </w:p>
+        </w:tc>
+        <w:tc>
+          <w:tcPr>
+            <w:tcW w:type="dxa" w:w="6123"/>
+            <w:tcBorders>
+              <w:top w:val="nil"/>
+              <w:bottom w:val="nil"/>
+              <w:left w:val="nil"/>
+              <w:right w:val="nil"/>
+            </w:tcBorders>
+          </w:tcPr>
+          <w:p>
+            <w:pPr>
+              <w:spacing w:after="20" w:before="20" w:line="240" w:lineRule="auto"/>
+            </w:pPr>
+            <w:r>
+              <w:rPr>
+                <w:rFonts w:ascii="Arial" w:hAnsi="Arial" w:eastAsia="Arial"/>
+                <w:b w:val="0"/>
+                <w:i w:val="0"/>
+                <w:sz w:val="16"/>
+              </w:rPr>
+              <w:t>Prazo para o vendedor postar o item na transportadora</w:t>
+            </w:r>
+          </w:p>
+        </w:tc>
+      </w:tr>
+      <w:tr>
+        <w:tc>
+          <w:tcPr>
+            <w:tcW w:type="dxa" w:w="2948"/>
+            <w:tcBorders>
+              <w:top w:val="nil"/>
+              <w:bottom w:val="nil"/>
+              <w:left w:val="nil"/>
+              <w:right w:val="nil"/>
+            </w:tcBorders>
+          </w:tcPr>
+          <w:p>
+            <w:pPr>
+              <w:spacing w:after="20" w:before="20" w:line="240" w:lineRule="auto"/>
+            </w:pPr>
+            <w:r>
+              <w:rPr>
+                <w:rFonts w:ascii="Arial" w:hAnsi="Arial" w:eastAsia="Arial"/>
+                <w:b w:val="0"/>
+                <w:i w:val="0"/>
+                <w:sz w:val="16"/>
+              </w:rPr>
+              <w:t>price</w:t>
+            </w:r>
+          </w:p>
+        </w:tc>
+        <w:tc>
+          <w:tcPr>
+            <w:tcW w:type="dxa" w:w="6123"/>
+            <w:tcBorders>
+              <w:top w:val="nil"/>
+              <w:bottom w:val="nil"/>
+              <w:left w:val="nil"/>
+              <w:right w:val="nil"/>
+            </w:tcBorders>
+          </w:tcPr>
+          <w:p>
+            <w:pPr>
+              <w:spacing w:after="20" w:before="20" w:line="240" w:lineRule="auto"/>
+            </w:pPr>
+            <w:r>
+              <w:rPr>
+                <w:rFonts w:ascii="Arial" w:hAnsi="Arial" w:eastAsia="Arial"/>
+                <w:b w:val="0"/>
+                <w:i w:val="0"/>
+                <w:sz w:val="16"/>
+              </w:rPr>
+              <w:t>Preço do item (R$)</w:t>
+            </w:r>
+          </w:p>
+        </w:tc>
+      </w:tr>
+      <w:tr>
+        <w:tc>
+          <w:tcPr>
+            <w:tcW w:type="dxa" w:w="2948"/>
+            <w:tcBorders>
+              <w:top w:val="nil"/>
+              <w:bottom w:val="single" w:sz="8" w:color="000000"/>
+              <w:left w:val="nil"/>
+              <w:right w:val="nil"/>
+            </w:tcBorders>
+          </w:tcPr>
+          <w:p>
+            <w:pPr>
+              <w:spacing w:after="20" w:before="20" w:line="240" w:lineRule="auto"/>
+            </w:pPr>
+            <w:r>
+              <w:rPr>
+                <w:rFonts w:ascii="Arial" w:hAnsi="Arial" w:eastAsia="Arial"/>
+                <w:b w:val="0"/>
+                <w:i w:val="0"/>
+                <w:sz w:val="16"/>
+              </w:rPr>
+              <w:t>freight_value</w:t>
+            </w:r>
+          </w:p>
+        </w:tc>
+        <w:tc>
+          <w:tcPr>
+            <w:tcW w:type="dxa" w:w="6123"/>
+            <w:tcBorders>
+              <w:top w:val="nil"/>
+              <w:bottom w:val="single" w:sz="8" w:color="000000"/>
+              <w:left w:val="nil"/>
+              <w:right w:val="nil"/>
+            </w:tcBorders>
+          </w:tcPr>
+          <w:p>
+            <w:pPr>
+              <w:spacing w:after="20" w:before="20" w:line="240" w:lineRule="auto"/>
+            </w:pPr>
+            <w:r>
+              <w:rPr>
+                <w:rFonts w:ascii="Arial" w:hAnsi="Arial" w:eastAsia="Arial"/>
+                <w:b w:val="0"/>
+                <w:i w:val="0"/>
+                <w:sz w:val="16"/>
+              </w:rPr>
+              <w:t>Frete do item (R$). Se o pedido tem vários itens, o frete é dividido entre eles</w:t>
+            </w:r>
+          </w:p>
+        </w:tc>
+      </w:tr>
+    </w:tbl>
+    <w:p>
+      <w:pPr>
+        <w:spacing w:line="240" w:lineRule="auto" w:before="60" w:after="180"/>
+        <w:jc w:val="left"/>
+      </w:pPr>
+      <w:r>
+        <w:rPr>
+          <w:rFonts w:ascii="Arial" w:hAnsi="Arial" w:eastAsia="Arial"/>
+          <w:b w:val="0"/>
+          <w:i w:val="0"/>
+          <w:sz w:val="18"/>
+        </w:rPr>
+        <w:t>Fonte: Elaboração própria a partir do dataset Olist (Kaggle).</w:t>
+      </w:r>
+    </w:p>
+    <w:p>
+      <w:pPr>
+        <w:keepNext/>
+        <w:spacing w:line="240" w:lineRule="auto" w:before="120" w:after="60"/>
+        <w:jc w:val="left"/>
+      </w:pPr>
+      <w:r>
+        <w:rPr>
+          <w:rFonts w:ascii="Arial" w:hAnsi="Arial" w:eastAsia="Arial"/>
+          <w:b w:val="0"/>
+          <w:i w:val="0"/>
+          <w:sz w:val="20"/>
+        </w:rPr>
+        <w:t>Tabela A.5. Colunas da tabela payments (o pagamento), arquivo olist_order_payments_dataset.csv.</w:t>
+      </w:r>
+    </w:p>
+    <w:tbl>
+      <w:tblPr>
+        <w:tblW w:type="auto" w:w="0"/>
+        <w:jc w:val="center"/>
+        <w:tblLayout w:type="fixed"/>
+        <w:tblLook w:firstColumn="1" w:firstRow="1" w:lastColumn="0" w:lastRow="0" w:noHBand="0" w:noVBand="1" w:val="04A0"/>
+      </w:tblPr>
+      <w:tblGrid>
+        <w:gridCol w:w="4535"/>
+        <w:gridCol w:w="4535"/>
+      </w:tblGrid>
+      <w:tr>
+        <w:trPr>
+          <w:tblHeader w:val="true"/>
+        </w:trPr>
+        <w:tc>
+          <w:tcPr>
+            <w:tcW w:type="dxa" w:w="2948"/>
+            <w:tcBorders>
+              <w:top w:val="single" w:sz="8" w:color="000000"/>
+              <w:bottom w:val="nil"/>
+              <w:left w:val="nil"/>
+              <w:right w:val="nil"/>
+            </w:tcBorders>
+          </w:tcPr>
+          <w:p>
+            <w:pPr>
+              <w:spacing w:after="20" w:before="20" w:line="240" w:lineRule="auto"/>
+            </w:pPr>
+            <w:r>
+              <w:rPr>
+                <w:rFonts w:ascii="Arial" w:hAnsi="Arial" w:eastAsia="Arial"/>
+                <w:b/>
+                <w:i w:val="0"/>
+                <w:sz w:val="16"/>
+              </w:rPr>
+              <w:t>Coluna</w:t>
+            </w:r>
+          </w:p>
+        </w:tc>
+        <w:tc>
+          <w:tcPr>
+            <w:tcW w:type="dxa" w:w="6123"/>
+            <w:tcBorders>
+              <w:top w:val="single" w:sz="8" w:color="000000"/>
+              <w:bottom w:val="nil"/>
+              <w:left w:val="nil"/>
+              <w:right w:val="nil"/>
+            </w:tcBorders>
+          </w:tcPr>
+          <w:p>
+            <w:pPr>
+              <w:spacing w:after="20" w:before="20" w:line="240" w:lineRule="auto"/>
+            </w:pPr>
+            <w:r>
+              <w:rPr>
+                <w:rFonts w:ascii="Arial" w:hAnsi="Arial" w:eastAsia="Arial"/>
+                <w:b/>
+                <w:i w:val="0"/>
+                <w:sz w:val="16"/>
+              </w:rPr>
+              <w:t>Descrição</w:t>
+            </w:r>
+          </w:p>
+        </w:tc>
+      </w:tr>
+      <w:tr>
+        <w:tc>
+          <w:tcPr>
+            <w:tcW w:type="dxa" w:w="2948"/>
+            <w:tcBorders>
+              <w:top w:val="single" w:sz="8" w:color="000000"/>
+              <w:bottom w:val="nil"/>
+              <w:left w:val="nil"/>
+              <w:right w:val="nil"/>
+            </w:tcBorders>
+          </w:tcPr>
+          <w:p>
+            <w:pPr>
+              <w:spacing w:after="20" w:before="20" w:line="240" w:lineRule="auto"/>
+            </w:pPr>
+            <w:r>
+              <w:rPr>
+                <w:rFonts w:ascii="Arial" w:hAnsi="Arial" w:eastAsia="Arial"/>
+                <w:b w:val="0"/>
+                <w:i w:val="0"/>
+                <w:sz w:val="16"/>
+              </w:rPr>
+              <w:t>order_id</w:t>
+            </w:r>
+          </w:p>
+        </w:tc>
+        <w:tc>
+          <w:tcPr>
+            <w:tcW w:type="dxa" w:w="6123"/>
+            <w:tcBorders>
+              <w:top w:val="single" w:sz="8" w:color="000000"/>
+              <w:bottom w:val="nil"/>
+              <w:left w:val="nil"/>
+              <w:right w:val="nil"/>
+            </w:tcBorders>
+          </w:tcPr>
+          <w:p>
+            <w:pPr>
+              <w:spacing w:after="20" w:before="20" w:line="240" w:lineRule="auto"/>
+            </w:pPr>
+            <w:r>
+              <w:rPr>
+                <w:rFonts w:ascii="Arial" w:hAnsi="Arial" w:eastAsia="Arial"/>
+                <w:b w:val="0"/>
+                <w:i w:val="0"/>
+                <w:sz w:val="16"/>
+              </w:rPr>
+              <w:t>Pedido pago; liga com orders</w:t>
+            </w:r>
+          </w:p>
+        </w:tc>
+      </w:tr>
+      <w:tr>
+        <w:tc>
+          <w:tcPr>
+            <w:tcW w:type="dxa" w:w="2948"/>
+            <w:tcBorders>
+              <w:top w:val="nil"/>
+              <w:bottom w:val="nil"/>
+              <w:left w:val="nil"/>
+              <w:right w:val="nil"/>
+            </w:tcBorders>
+          </w:tcPr>
+          <w:p>
+            <w:pPr>
+              <w:spacing w:after="20" w:before="20" w:line="240" w:lineRule="auto"/>
+            </w:pPr>
+            <w:r>
+              <w:rPr>
+                <w:rFonts w:ascii="Arial" w:hAnsi="Arial" w:eastAsia="Arial"/>
+                <w:b w:val="0"/>
+                <w:i w:val="0"/>
+                <w:sz w:val="16"/>
+              </w:rPr>
+              <w:t>payment_sequential</w:t>
+            </w:r>
+          </w:p>
+        </w:tc>
+        <w:tc>
+          <w:tcPr>
+            <w:tcW w:type="dxa" w:w="6123"/>
+            <w:tcBorders>
+              <w:top w:val="nil"/>
+              <w:bottom w:val="nil"/>
+              <w:left w:val="nil"/>
+              <w:right w:val="nil"/>
+            </w:tcBorders>
+          </w:tcPr>
+          <w:p>
+            <w:pPr>
+              <w:spacing w:after="20" w:before="20" w:line="240" w:lineRule="auto"/>
+            </w:pPr>
+            <w:r>
+              <w:rPr>
+                <w:rFonts w:ascii="Arial" w:hAnsi="Arial" w:eastAsia="Arial"/>
+                <w:b w:val="0"/>
+                <w:i w:val="0"/>
+                <w:sz w:val="16"/>
+              </w:rPr>
+              <w:t>Número da forma de pagamento no pedido. Quem paga com mais de um meio, como cartão e voucher, gera várias linhas</w:t>
+            </w:r>
+          </w:p>
+        </w:tc>
+      </w:tr>
+      <w:tr>
+        <w:tc>
+          <w:tcPr>
+            <w:tcW w:type="dxa" w:w="2948"/>
+            <w:tcBorders>
+              <w:top w:val="nil"/>
+              <w:bottom w:val="nil"/>
+              <w:left w:val="nil"/>
+              <w:right w:val="nil"/>
+            </w:tcBorders>
+          </w:tcPr>
+          <w:p>
+            <w:pPr>
+              <w:spacing w:after="20" w:before="20" w:line="240" w:lineRule="auto"/>
+            </w:pPr>
+            <w:r>
+              <w:rPr>
+                <w:rFonts w:ascii="Arial" w:hAnsi="Arial" w:eastAsia="Arial"/>
+                <w:b w:val="0"/>
+                <w:i w:val="0"/>
+                <w:sz w:val="16"/>
+              </w:rPr>
+              <w:t>payment_type</w:t>
+            </w:r>
+          </w:p>
+        </w:tc>
+        <w:tc>
+          <w:tcPr>
+            <w:tcW w:type="dxa" w:w="6123"/>
+            <w:tcBorders>
+              <w:top w:val="nil"/>
+              <w:bottom w:val="nil"/>
+              <w:left w:val="nil"/>
+              <w:right w:val="nil"/>
+            </w:tcBorders>
+          </w:tcPr>
+          <w:p>
+            <w:pPr>
+              <w:spacing w:after="20" w:before="20" w:line="240" w:lineRule="auto"/>
+            </w:pPr>
+            <w:r>
+              <w:rPr>
+                <w:rFonts w:ascii="Arial" w:hAnsi="Arial" w:eastAsia="Arial"/>
+                <w:b w:val="0"/>
+                <w:i w:val="0"/>
+                <w:sz w:val="16"/>
+              </w:rPr>
+              <w:t>Meio de pagamento: credit_card, boleto, voucher, debit_card, not_defined</w:t>
+            </w:r>
+          </w:p>
+        </w:tc>
+      </w:tr>
+      <w:tr>
+        <w:tc>
+          <w:tcPr>
+            <w:tcW w:type="dxa" w:w="2948"/>
+            <w:tcBorders>
+              <w:top w:val="nil"/>
+              <w:bottom w:val="nil"/>
+              <w:left w:val="nil"/>
+              <w:right w:val="nil"/>
+            </w:tcBorders>
+          </w:tcPr>
+          <w:p>
+            <w:pPr>
+              <w:spacing w:after="20" w:before="20" w:line="240" w:lineRule="auto"/>
+            </w:pPr>
+            <w:r>
+              <w:rPr>
+                <w:rFonts w:ascii="Arial" w:hAnsi="Arial" w:eastAsia="Arial"/>
+                <w:b w:val="0"/>
+                <w:i w:val="0"/>
+                <w:sz w:val="16"/>
+              </w:rPr>
+              <w:t>payment_installments</w:t>
+            </w:r>
+          </w:p>
+        </w:tc>
+        <w:tc>
+          <w:tcPr>
+            <w:tcW w:type="dxa" w:w="6123"/>
+            <w:tcBorders>
+              <w:top w:val="nil"/>
+              <w:bottom w:val="nil"/>
+              <w:left w:val="nil"/>
+              <w:right w:val="nil"/>
+            </w:tcBorders>
+          </w:tcPr>
+          <w:p>
+            <w:pPr>
+              <w:spacing w:after="20" w:before="20" w:line="240" w:lineRule="auto"/>
+            </w:pPr>
+            <w:r>
+              <w:rPr>
+                <w:rFonts w:ascii="Arial" w:hAnsi="Arial" w:eastAsia="Arial"/>
+                <w:b w:val="0"/>
+                <w:i w:val="0"/>
+                <w:sz w:val="16"/>
+              </w:rPr>
+              <w:t>Número de parcelas</w:t>
+            </w:r>
+          </w:p>
+        </w:tc>
+      </w:tr>
+      <w:tr>
+        <w:tc>
+          <w:tcPr>
+            <w:tcW w:type="dxa" w:w="2948"/>
+            <w:tcBorders>
+              <w:top w:val="nil"/>
+              <w:bottom w:val="single" w:sz="8" w:color="000000"/>
+              <w:left w:val="nil"/>
+              <w:right w:val="nil"/>
+            </w:tcBorders>
+          </w:tcPr>
+          <w:p>
+            <w:pPr>
+              <w:spacing w:after="20" w:before="20" w:line="240" w:lineRule="auto"/>
+            </w:pPr>
+            <w:r>
+              <w:rPr>
+                <w:rFonts w:ascii="Arial" w:hAnsi="Arial" w:eastAsia="Arial"/>
+                <w:b w:val="0"/>
+                <w:i w:val="0"/>
+                <w:sz w:val="16"/>
+              </w:rPr>
+              <w:t>payment_value</w:t>
+            </w:r>
+          </w:p>
+        </w:tc>
+        <w:tc>
+          <w:tcPr>
+            <w:tcW w:type="dxa" w:w="6123"/>
+            <w:tcBorders>
+              <w:top w:val="nil"/>
+              <w:bottom w:val="single" w:sz="8" w:color="000000"/>
+              <w:left w:val="nil"/>
+              <w:right w:val="nil"/>
+            </w:tcBorders>
+          </w:tcPr>
+          <w:p>
+            <w:pPr>
+              <w:spacing w:after="20" w:before="20" w:line="240" w:lineRule="auto"/>
+            </w:pPr>
+            <w:r>
+              <w:rPr>
+                <w:rFonts w:ascii="Arial" w:hAnsi="Arial" w:eastAsia="Arial"/>
+                <w:b w:val="0"/>
+                <w:i w:val="0"/>
+                <w:sz w:val="16"/>
+              </w:rPr>
+              <w:t>Valor pago naquela forma de pagamento (R$)</w:t>
+            </w:r>
+          </w:p>
+        </w:tc>
+      </w:tr>
+    </w:tbl>
+    <w:p>
+      <w:pPr>
+        <w:spacing w:line="240" w:lineRule="auto" w:before="60" w:after="180"/>
+        <w:jc w:val="left"/>
+      </w:pPr>
+      <w:r>
+        <w:rPr>
+          <w:rFonts w:ascii="Arial" w:hAnsi="Arial" w:eastAsia="Arial"/>
+          <w:b w:val="0"/>
+          <w:i w:val="0"/>
+          <w:sz w:val="18"/>
+        </w:rPr>
+        <w:t>Fonte: Elaboração própria a partir do dataset Olist (Kaggle).</w:t>
+      </w:r>
+    </w:p>
+    <w:p>
+      <w:pPr>
+        <w:keepNext/>
+        <w:spacing w:line="240" w:lineRule="auto" w:before="120" w:after="60"/>
+        <w:jc w:val="left"/>
+      </w:pPr>
+      <w:r>
+        <w:rPr>
+          <w:rFonts w:ascii="Arial" w:hAnsi="Arial" w:eastAsia="Arial"/>
+          <w:b w:val="0"/>
+          <w:i w:val="0"/>
+          <w:sz w:val="20"/>
+        </w:rPr>
+        <w:t>Tabela A.6. Colunas da tabela order_reviews (a avaliação), arquivo olist_order_reviews_dataset.csv.</w:t>
+      </w:r>
+    </w:p>
+    <w:tbl>
+      <w:tblPr>
+        <w:tblW w:type="auto" w:w="0"/>
+        <w:jc w:val="center"/>
+        <w:tblLayout w:type="fixed"/>
+        <w:tblLook w:firstColumn="1" w:firstRow="1" w:lastColumn="0" w:lastRow="0" w:noHBand="0" w:noVBand="1" w:val="04A0"/>
+      </w:tblPr>
+      <w:tblGrid>
+        <w:gridCol w:w="4535"/>
+        <w:gridCol w:w="4535"/>
+      </w:tblGrid>
+      <w:tr>
+        <w:trPr>
+          <w:tblHeader w:val="true"/>
+        </w:trPr>
+        <w:tc>
+          <w:tcPr>
+            <w:tcW w:type="dxa" w:w="2948"/>
+            <w:tcBorders>
+              <w:top w:val="single" w:sz="8" w:color="000000"/>
+              <w:bottom w:val="nil"/>
+              <w:left w:val="nil"/>
+              <w:right w:val="nil"/>
+            </w:tcBorders>
+          </w:tcPr>
+          <w:p>
+            <w:pPr>
+              <w:spacing w:after="20" w:before="20" w:line="240" w:lineRule="auto"/>
+            </w:pPr>
+            <w:r>
+              <w:rPr>
+                <w:rFonts w:ascii="Arial" w:hAnsi="Arial" w:eastAsia="Arial"/>
+                <w:b/>
+                <w:i w:val="0"/>
+                <w:sz w:val="16"/>
+              </w:rPr>
+              <w:t>Coluna</w:t>
+            </w:r>
+          </w:p>
+        </w:tc>
+        <w:tc>
+          <w:tcPr>
+            <w:tcW w:type="dxa" w:w="6123"/>
+            <w:tcBorders>
+              <w:top w:val="single" w:sz="8" w:color="000000"/>
+              <w:bottom w:val="nil"/>
+              <w:left w:val="nil"/>
+              <w:right w:val="nil"/>
+            </w:tcBorders>
+          </w:tcPr>
+          <w:p>
+            <w:pPr>
+              <w:spacing w:after="20" w:before="20" w:line="240" w:lineRule="auto"/>
+            </w:pPr>
+            <w:r>
+              <w:rPr>
+                <w:rFonts w:ascii="Arial" w:hAnsi="Arial" w:eastAsia="Arial"/>
+                <w:b/>
+                <w:i w:val="0"/>
+                <w:sz w:val="16"/>
+              </w:rPr>
+              <w:t>Descrição</w:t>
+            </w:r>
+          </w:p>
+        </w:tc>
+      </w:tr>
+      <w:tr>
+        <w:tc>
+          <w:tcPr>
+            <w:tcW w:type="dxa" w:w="2948"/>
+            <w:tcBorders>
+              <w:top w:val="single" w:sz="8" w:color="000000"/>
+              <w:bottom w:val="nil"/>
+              <w:left w:val="nil"/>
+              <w:right w:val="nil"/>
+            </w:tcBorders>
+          </w:tcPr>
+          <w:p>
+            <w:pPr>
+              <w:spacing w:after="20" w:before="20" w:line="240" w:lineRule="auto"/>
+            </w:pPr>
+            <w:r>
+              <w:rPr>
+                <w:rFonts w:ascii="Arial" w:hAnsi="Arial" w:eastAsia="Arial"/>
+                <w:b w:val="0"/>
+                <w:i w:val="0"/>
+                <w:sz w:val="16"/>
+              </w:rPr>
+              <w:t>review_id</w:t>
+            </w:r>
+          </w:p>
+        </w:tc>
+        <w:tc>
+          <w:tcPr>
+            <w:tcW w:type="dxa" w:w="6123"/>
+            <w:tcBorders>
+              <w:top w:val="single" w:sz="8" w:color="000000"/>
+              <w:bottom w:val="nil"/>
+              <w:left w:val="nil"/>
+              <w:right w:val="nil"/>
+            </w:tcBorders>
+          </w:tcPr>
+          <w:p>
+            <w:pPr>
+              <w:spacing w:after="20" w:before="20" w:line="240" w:lineRule="auto"/>
+            </w:pPr>
+            <w:r>
+              <w:rPr>
+                <w:rFonts w:ascii="Arial" w:hAnsi="Arial" w:eastAsia="Arial"/>
+                <w:b w:val="0"/>
+                <w:i w:val="0"/>
+                <w:sz w:val="16"/>
+              </w:rPr>
+              <w:t>Identificador da avaliação. Pode se repetir em pedidos diferentes</w:t>
+            </w:r>
+          </w:p>
+        </w:tc>
+      </w:tr>
+      <w:tr>
+        <w:tc>
+          <w:tcPr>
+            <w:tcW w:type="dxa" w:w="2948"/>
+            <w:tcBorders>
+              <w:top w:val="nil"/>
+              <w:bottom w:val="nil"/>
+              <w:left w:val="nil"/>
+              <w:right w:val="nil"/>
+            </w:tcBorders>
+          </w:tcPr>
+          <w:p>
+            <w:pPr>
+              <w:spacing w:after="20" w:before="20" w:line="240" w:lineRule="auto"/>
+            </w:pPr>
+            <w:r>
+              <w:rPr>
+                <w:rFonts w:ascii="Arial" w:hAnsi="Arial" w:eastAsia="Arial"/>
+                <w:b w:val="0"/>
+                <w:i w:val="0"/>
+                <w:sz w:val="16"/>
+              </w:rPr>
+              <w:t>order_id</w:t>
+            </w:r>
+          </w:p>
+        </w:tc>
+        <w:tc>
+          <w:tcPr>
+            <w:tcW w:type="dxa" w:w="6123"/>
+            <w:tcBorders>
+              <w:top w:val="nil"/>
+              <w:bottom w:val="nil"/>
+              <w:left w:val="nil"/>
+              <w:right w:val="nil"/>
+            </w:tcBorders>
+          </w:tcPr>
+          <w:p>
+            <w:pPr>
+              <w:spacing w:after="20" w:before="20" w:line="240" w:lineRule="auto"/>
+            </w:pPr>
+            <w:r>
+              <w:rPr>
+                <w:rFonts w:ascii="Arial" w:hAnsi="Arial" w:eastAsia="Arial"/>
+                <w:b w:val="0"/>
+                <w:i w:val="0"/>
+                <w:sz w:val="16"/>
+              </w:rPr>
+              <w:t>Pedido avaliado; liga com orders</w:t>
+            </w:r>
+          </w:p>
+        </w:tc>
+      </w:tr>
+      <w:tr>
+        <w:tc>
+          <w:tcPr>
+            <w:tcW w:type="dxa" w:w="2948"/>
+            <w:tcBorders>
+              <w:top w:val="nil"/>
+              <w:bottom w:val="nil"/>
+              <w:left w:val="nil"/>
+              <w:right w:val="nil"/>
+            </w:tcBorders>
+          </w:tcPr>
+          <w:p>
+            <w:pPr>
+              <w:spacing w:after="20" w:before="20" w:line="240" w:lineRule="auto"/>
+            </w:pPr>
+            <w:r>
+              <w:rPr>
+                <w:rFonts w:ascii="Arial" w:hAnsi="Arial" w:eastAsia="Arial"/>
+                <w:b w:val="0"/>
+                <w:i w:val="0"/>
+                <w:sz w:val="16"/>
+              </w:rPr>
+              <w:t>review_score</w:t>
+            </w:r>
+          </w:p>
+        </w:tc>
+        <w:tc>
+          <w:tcPr>
+            <w:tcW w:type="dxa" w:w="6123"/>
+            <w:tcBorders>
+              <w:top w:val="nil"/>
+              <w:bottom w:val="nil"/>
+              <w:left w:val="nil"/>
+              <w:right w:val="nil"/>
+            </w:tcBorders>
+          </w:tcPr>
+          <w:p>
+            <w:pPr>
+              <w:spacing w:after="20" w:before="20" w:line="240" w:lineRule="auto"/>
+            </w:pPr>
+            <w:r>
+              <w:rPr>
+                <w:rFonts w:ascii="Arial" w:hAnsi="Arial" w:eastAsia="Arial"/>
+                <w:b w:val="0"/>
+                <w:i w:val="0"/>
+                <w:sz w:val="16"/>
+              </w:rPr>
+              <w:t>Nota de 1 (pior) a 5 (melhor)</w:t>
+            </w:r>
+          </w:p>
+        </w:tc>
+      </w:tr>
+      <w:tr>
+        <w:tc>
+          <w:tcPr>
+            <w:tcW w:type="dxa" w:w="2948"/>
+            <w:tcBorders>
+              <w:top w:val="nil"/>
+              <w:bottom w:val="nil"/>
+              <w:left w:val="nil"/>
+              <w:right w:val="nil"/>
+            </w:tcBorders>
+          </w:tcPr>
+          <w:p>
+            <w:pPr>
+              <w:spacing w:after="20" w:before="20" w:line="240" w:lineRule="auto"/>
+            </w:pPr>
+            <w:r>
+              <w:rPr>
+                <w:rFonts w:ascii="Arial" w:hAnsi="Arial" w:eastAsia="Arial"/>
+                <w:b w:val="0"/>
+                <w:i w:val="0"/>
+                <w:sz w:val="16"/>
+              </w:rPr>
+              <w:t>review_comment_title</w:t>
+            </w:r>
+          </w:p>
+        </w:tc>
+        <w:tc>
+          <w:tcPr>
+            <w:tcW w:type="dxa" w:w="6123"/>
+            <w:tcBorders>
+              <w:top w:val="nil"/>
+              <w:bottom w:val="nil"/>
+              <w:left w:val="nil"/>
+              <w:right w:val="nil"/>
+            </w:tcBorders>
+          </w:tcPr>
+          <w:p>
+            <w:pPr>
+              <w:spacing w:after="20" w:before="20" w:line="240" w:lineRule="auto"/>
+            </w:pPr>
+            <w:r>
+              <w:rPr>
+                <w:rFonts w:ascii="Arial" w:hAnsi="Arial" w:eastAsia="Arial"/>
+                <w:b w:val="0"/>
+                <w:i w:val="0"/>
+                <w:sz w:val="16"/>
+              </w:rPr>
+              <w:t>Título do comentário, em português. Opcional, quase sempre vazio</w:t>
+            </w:r>
+          </w:p>
+        </w:tc>
+      </w:tr>
+      <w:tr>
+        <w:tc>
+          <w:tcPr>
+            <w:tcW w:type="dxa" w:w="2948"/>
+            <w:tcBorders>
+              <w:top w:val="nil"/>
+              <w:bottom w:val="nil"/>
+              <w:left w:val="nil"/>
+              <w:right w:val="nil"/>
+            </w:tcBorders>
+          </w:tcPr>
+          <w:p>
+            <w:pPr>
+              <w:spacing w:after="20" w:before="20" w:line="240" w:lineRule="auto"/>
+            </w:pPr>
+            <w:r>
+              <w:rPr>
+                <w:rFonts w:ascii="Arial" w:hAnsi="Arial" w:eastAsia="Arial"/>
+                <w:b w:val="0"/>
+                <w:i w:val="0"/>
+                <w:sz w:val="16"/>
+              </w:rPr>
+              <w:t>review_comment_message</w:t>
+            </w:r>
+          </w:p>
+        </w:tc>
+        <w:tc>
+          <w:tcPr>
+            <w:tcW w:type="dxa" w:w="6123"/>
+            <w:tcBorders>
+              <w:top w:val="nil"/>
+              <w:bottom w:val="nil"/>
+              <w:left w:val="nil"/>
+              <w:right w:val="nil"/>
+            </w:tcBorders>
+          </w:tcPr>
+          <w:p>
+            <w:pPr>
+              <w:spacing w:after="20" w:before="20" w:line="240" w:lineRule="auto"/>
+            </w:pPr>
+            <w:r>
+              <w:rPr>
+                <w:rFonts w:ascii="Arial" w:hAnsi="Arial" w:eastAsia="Arial"/>
+                <w:b w:val="0"/>
+                <w:i w:val="0"/>
+                <w:sz w:val="16"/>
+              </w:rPr>
+              <w:t>Texto do comentário, em português. Opcional; é o material para agentes que leem avaliações</w:t>
+            </w:r>
+          </w:p>
+        </w:tc>
+      </w:tr>
+      <w:tr>
+        <w:tc>
+          <w:tcPr>
+            <w:tcW w:type="dxa" w:w="2948"/>
+            <w:tcBorders>
+              <w:top w:val="nil"/>
+              <w:bottom w:val="nil"/>
+              <w:left w:val="nil"/>
+              <w:right w:val="nil"/>
+            </w:tcBorders>
+          </w:tcPr>
+          <w:p>
+            <w:pPr>
+              <w:spacing w:after="20" w:before="20" w:line="240" w:lineRule="auto"/>
+            </w:pPr>
+            <w:r>
+              <w:rPr>
+                <w:rFonts w:ascii="Arial" w:hAnsi="Arial" w:eastAsia="Arial"/>
+                <w:b w:val="0"/>
+                <w:i w:val="0"/>
+                <w:sz w:val="16"/>
+              </w:rPr>
+              <w:t>review_creation_date</w:t>
+            </w:r>
+          </w:p>
+        </w:tc>
+        <w:tc>
+          <w:tcPr>
+            <w:tcW w:type="dxa" w:w="6123"/>
+            <w:tcBorders>
+              <w:top w:val="nil"/>
+              <w:bottom w:val="nil"/>
+              <w:left w:val="nil"/>
+              <w:right w:val="nil"/>
+            </w:tcBorders>
+          </w:tcPr>
+          <w:p>
+            <w:pPr>
+              <w:spacing w:after="20" w:before="20" w:line="240" w:lineRule="auto"/>
+            </w:pPr>
+            <w:r>
+              <w:rPr>
+                <w:rFonts w:ascii="Arial" w:hAnsi="Arial" w:eastAsia="Arial"/>
+                <w:b w:val="0"/>
+                <w:i w:val="0"/>
+                <w:sz w:val="16"/>
+              </w:rPr>
+              <w:t>Data em que a pesquisa de satisfação foi enviada ao cliente</w:t>
+            </w:r>
+          </w:p>
+        </w:tc>
+      </w:tr>
+      <w:tr>
+        <w:tc>
+          <w:tcPr>
+            <w:tcW w:type="dxa" w:w="2948"/>
+            <w:tcBorders>
+              <w:top w:val="nil"/>
+              <w:bottom w:val="single" w:sz="8" w:color="000000"/>
+              <w:left w:val="nil"/>
+              <w:right w:val="nil"/>
+            </w:tcBorders>
+          </w:tcPr>
+          <w:p>
+            <w:pPr>
+              <w:spacing w:after="20" w:before="20" w:line="240" w:lineRule="auto"/>
+            </w:pPr>
+            <w:r>
+              <w:rPr>
+                <w:rFonts w:ascii="Arial" w:hAnsi="Arial" w:eastAsia="Arial"/>
+                <w:b w:val="0"/>
+                <w:i w:val="0"/>
+                <w:sz w:val="16"/>
+              </w:rPr>
+              <w:t>review_answer_timestamp</w:t>
+            </w:r>
+          </w:p>
+        </w:tc>
+        <w:tc>
+          <w:tcPr>
+            <w:tcW w:type="dxa" w:w="6123"/>
+            <w:tcBorders>
+              <w:top w:val="nil"/>
+              <w:bottom w:val="single" w:sz="8" w:color="000000"/>
+              <w:left w:val="nil"/>
+              <w:right w:val="nil"/>
+            </w:tcBorders>
+          </w:tcPr>
+          <w:p>
+            <w:pPr>
+              <w:spacing w:after="20" w:before="20" w:line="240" w:lineRule="auto"/>
+            </w:pPr>
+            <w:r>
+              <w:rPr>
+                <w:rFonts w:ascii="Arial" w:hAnsi="Arial" w:eastAsia="Arial"/>
+                <w:b w:val="0"/>
+                <w:i w:val="0"/>
+                <w:sz w:val="16"/>
+              </w:rPr>
+              <w:t>Data e hora em que o cliente respondeu</w:t>
+            </w:r>
+          </w:p>
+        </w:tc>
+      </w:tr>
+    </w:tbl>
+    <w:p>
+      <w:pPr>
+        <w:spacing w:line="240" w:lineRule="auto" w:before="60" w:after="180"/>
+        <w:jc w:val="left"/>
+      </w:pPr>
+      <w:r>
+        <w:rPr>
+          <w:rFonts w:ascii="Arial" w:hAnsi="Arial" w:eastAsia="Arial"/>
+          <w:b w:val="0"/>
+          <w:i w:val="0"/>
+          <w:sz w:val="18"/>
+        </w:rPr>
+        <w:t>Fonte: Elaboração própria a partir do dataset Olist (Kaggle).</w:t>
+      </w:r>
+    </w:p>
+    <w:p>
+      <w:pPr>
+        <w:keepNext/>
+        <w:spacing w:line="240" w:lineRule="auto" w:before="120" w:after="60"/>
+        <w:jc w:val="left"/>
+      </w:pPr>
+      <w:r>
+        <w:rPr>
+          <w:rFonts w:ascii="Arial" w:hAnsi="Arial" w:eastAsia="Arial"/>
+          <w:b w:val="0"/>
+          <w:i w:val="0"/>
+          <w:sz w:val="20"/>
+        </w:rPr>
+        <w:t>Tabela A.7. Colunas da tabela products (o produto), arquivo olist_products_dataset.csv.</w:t>
+      </w:r>
+    </w:p>
+    <w:tbl>
+      <w:tblPr>
+        <w:tblW w:type="auto" w:w="0"/>
+        <w:jc w:val="center"/>
+        <w:tblLayout w:type="fixed"/>
+        <w:tblLook w:firstColumn="1" w:firstRow="1" w:lastColumn="0" w:lastRow="0" w:noHBand="0" w:noVBand="1" w:val="04A0"/>
+      </w:tblPr>
+      <w:tblGrid>
+        <w:gridCol w:w="4535"/>
+        <w:gridCol w:w="4535"/>
+      </w:tblGrid>
+      <w:tr>
+        <w:trPr>
+          <w:tblHeader w:val="true"/>
+        </w:trPr>
+        <w:tc>
+          <w:tcPr>
+            <w:tcW w:type="dxa" w:w="2948"/>
+            <w:tcBorders>
+              <w:top w:val="single" w:sz="8" w:color="000000"/>
+              <w:bottom w:val="nil"/>
+              <w:left w:val="nil"/>
+              <w:right w:val="nil"/>
+            </w:tcBorders>
+          </w:tcPr>
+          <w:p>
+            <w:pPr>
+              <w:spacing w:after="20" w:before="20" w:line="240" w:lineRule="auto"/>
+            </w:pPr>
+            <w:r>
+              <w:rPr>
+                <w:rFonts w:ascii="Arial" w:hAnsi="Arial" w:eastAsia="Arial"/>
+                <w:b/>
+                <w:i w:val="0"/>
+                <w:sz w:val="16"/>
+              </w:rPr>
+              <w:t>Coluna</w:t>
+            </w:r>
+          </w:p>
+        </w:tc>
+        <w:tc>
+          <w:tcPr>
+            <w:tcW w:type="dxa" w:w="6123"/>
+            <w:tcBorders>
+              <w:top w:val="single" w:sz="8" w:color="000000"/>
+              <w:bottom w:val="nil"/>
+              <w:left w:val="nil"/>
+              <w:right w:val="nil"/>
+            </w:tcBorders>
+          </w:tcPr>
+          <w:p>
+            <w:pPr>
+              <w:spacing w:after="20" w:before="20" w:line="240" w:lineRule="auto"/>
+            </w:pPr>
+            <w:r>
+              <w:rPr>
+                <w:rFonts w:ascii="Arial" w:hAnsi="Arial" w:eastAsia="Arial"/>
+                <w:b/>
+                <w:i w:val="0"/>
+                <w:sz w:val="16"/>
+              </w:rPr>
+              <w:t>Descrição</w:t>
+            </w:r>
+          </w:p>
+        </w:tc>
+      </w:tr>
+      <w:tr>
+        <w:tc>
+          <w:tcPr>
+            <w:tcW w:type="dxa" w:w="2948"/>
+            <w:tcBorders>
+              <w:top w:val="single" w:sz="8" w:color="000000"/>
+              <w:bottom w:val="nil"/>
+              <w:left w:val="nil"/>
+              <w:right w:val="nil"/>
+            </w:tcBorders>
+          </w:tcPr>
+          <w:p>
+            <w:pPr>
+              <w:spacing w:after="20" w:before="20" w:line="240" w:lineRule="auto"/>
+            </w:pPr>
+            <w:r>
+              <w:rPr>
+                <w:rFonts w:ascii="Arial" w:hAnsi="Arial" w:eastAsia="Arial"/>
+                <w:b w:val="0"/>
+                <w:i w:val="0"/>
+                <w:sz w:val="16"/>
+              </w:rPr>
+              <w:t>product_id</w:t>
+            </w:r>
+          </w:p>
+        </w:tc>
+        <w:tc>
+          <w:tcPr>
+            <w:tcW w:type="dxa" w:w="6123"/>
+            <w:tcBorders>
+              <w:top w:val="single" w:sz="8" w:color="000000"/>
+              <w:bottom w:val="nil"/>
+              <w:left w:val="nil"/>
+              <w:right w:val="nil"/>
+            </w:tcBorders>
+          </w:tcPr>
+          <w:p>
+            <w:pPr>
+              <w:spacing w:after="20" w:before="20" w:line="240" w:lineRule="auto"/>
+            </w:pPr>
+            <w:r>
+              <w:rPr>
+                <w:rFonts w:ascii="Arial" w:hAnsi="Arial" w:eastAsia="Arial"/>
+                <w:b w:val="0"/>
+                <w:i w:val="0"/>
+                <w:sz w:val="16"/>
+              </w:rPr>
+              <w:t>Identificador único do produto (chave da tabela)</w:t>
+            </w:r>
+          </w:p>
+        </w:tc>
+      </w:tr>
+      <w:tr>
+        <w:tc>
+          <w:tcPr>
+            <w:tcW w:type="dxa" w:w="2948"/>
+            <w:tcBorders>
+              <w:top w:val="nil"/>
+              <w:bottom w:val="nil"/>
+              <w:left w:val="nil"/>
+              <w:right w:val="nil"/>
+            </w:tcBorders>
+          </w:tcPr>
+          <w:p>
+            <w:pPr>
+              <w:spacing w:after="20" w:before="20" w:line="240" w:lineRule="auto"/>
+            </w:pPr>
+            <w:r>
+              <w:rPr>
+                <w:rFonts w:ascii="Arial" w:hAnsi="Arial" w:eastAsia="Arial"/>
+                <w:b w:val="0"/>
+                <w:i w:val="0"/>
+                <w:sz w:val="16"/>
+              </w:rPr>
+              <w:t>product_category_name</w:t>
+            </w:r>
+          </w:p>
+        </w:tc>
+        <w:tc>
+          <w:tcPr>
+            <w:tcW w:type="dxa" w:w="6123"/>
+            <w:tcBorders>
+              <w:top w:val="nil"/>
+              <w:bottom w:val="nil"/>
+              <w:left w:val="nil"/>
+              <w:right w:val="nil"/>
+            </w:tcBorders>
+          </w:tcPr>
+          <w:p>
+            <w:pPr>
+              <w:spacing w:after="20" w:before="20" w:line="240" w:lineRule="auto"/>
+            </w:pPr>
+            <w:r>
+              <w:rPr>
+                <w:rFonts w:ascii="Arial" w:hAnsi="Arial" w:eastAsia="Arial"/>
+                <w:b w:val="0"/>
+                <w:i w:val="0"/>
+                <w:sz w:val="16"/>
+              </w:rPr>
+              <w:t>Categoria em português; liga com category_translation</w:t>
+            </w:r>
+          </w:p>
+        </w:tc>
+      </w:tr>
+      <w:tr>
+        <w:tc>
+          <w:tcPr>
+            <w:tcW w:type="dxa" w:w="2948"/>
+            <w:tcBorders>
+              <w:top w:val="nil"/>
+              <w:bottom w:val="nil"/>
+              <w:left w:val="nil"/>
+              <w:right w:val="nil"/>
+            </w:tcBorders>
+          </w:tcPr>
+          <w:p>
+            <w:pPr>
+              <w:spacing w:after="20" w:before="20" w:line="240" w:lineRule="auto"/>
+            </w:pPr>
+            <w:r>
+              <w:rPr>
+                <w:rFonts w:ascii="Arial" w:hAnsi="Arial" w:eastAsia="Arial"/>
+                <w:b w:val="0"/>
+                <w:i w:val="0"/>
+                <w:sz w:val="16"/>
+              </w:rPr>
+              <w:t>product_name_lenght</w:t>
+            </w:r>
+          </w:p>
+        </w:tc>
+        <w:tc>
+          <w:tcPr>
+            <w:tcW w:type="dxa" w:w="6123"/>
+            <w:tcBorders>
+              <w:top w:val="nil"/>
+              <w:bottom w:val="nil"/>
+              <w:left w:val="nil"/>
+              <w:right w:val="nil"/>
+            </w:tcBorders>
+          </w:tcPr>
+          <w:p>
+            <w:pPr>
+              <w:spacing w:after="20" w:before="20" w:line="240" w:lineRule="auto"/>
+            </w:pPr>
+            <w:r>
+              <w:rPr>
+                <w:rFonts w:ascii="Arial" w:hAnsi="Arial" w:eastAsia="Arial"/>
+                <w:b w:val="0"/>
+                <w:i w:val="0"/>
+                <w:sz w:val="16"/>
+              </w:rPr>
+              <w:t>Quantidade de caracteres do nome do produto. O nome da coluna tem um erro de digitação no original (lenght)</w:t>
+            </w:r>
+          </w:p>
+        </w:tc>
+      </w:tr>
+      <w:tr>
+        <w:tc>
+          <w:tcPr>
+            <w:tcW w:type="dxa" w:w="2948"/>
+            <w:tcBorders>
+              <w:top w:val="nil"/>
+              <w:bottom w:val="nil"/>
+              <w:left w:val="nil"/>
+              <w:right w:val="nil"/>
+            </w:tcBorders>
+          </w:tcPr>
+          <w:p>
+            <w:pPr>
+              <w:spacing w:after="20" w:before="20" w:line="240" w:lineRule="auto"/>
+            </w:pPr>
+            <w:r>
+              <w:rPr>
+                <w:rFonts w:ascii="Arial" w:hAnsi="Arial" w:eastAsia="Arial"/>
+                <w:b w:val="0"/>
+                <w:i w:val="0"/>
+                <w:sz w:val="16"/>
+              </w:rPr>
+              <w:t>product_description_lenght</w:t>
+            </w:r>
+          </w:p>
+        </w:tc>
+        <w:tc>
+          <w:tcPr>
+            <w:tcW w:type="dxa" w:w="6123"/>
+            <w:tcBorders>
+              <w:top w:val="nil"/>
+              <w:bottom w:val="nil"/>
+              <w:left w:val="nil"/>
+              <w:right w:val="nil"/>
+            </w:tcBorders>
+          </w:tcPr>
+          <w:p>
+            <w:pPr>
+              <w:spacing w:after="20" w:before="20" w:line="240" w:lineRule="auto"/>
+            </w:pPr>
+            <w:r>
+              <w:rPr>
+                <w:rFonts w:ascii="Arial" w:hAnsi="Arial" w:eastAsia="Arial"/>
+                <w:b w:val="0"/>
+                <w:i w:val="0"/>
+                <w:sz w:val="16"/>
+              </w:rPr>
+              <w:t>Quantidade de caracteres da descrição do produto</w:t>
+            </w:r>
+          </w:p>
+        </w:tc>
+      </w:tr>
+      <w:tr>
+        <w:tc>
+          <w:tcPr>
+            <w:tcW w:type="dxa" w:w="2948"/>
+            <w:tcBorders>
+              <w:top w:val="nil"/>
+              <w:bottom w:val="nil"/>
+              <w:left w:val="nil"/>
+              <w:right w:val="nil"/>
+            </w:tcBorders>
+          </w:tcPr>
+          <w:p>
+            <w:pPr>
+              <w:spacing w:after="20" w:before="20" w:line="240" w:lineRule="auto"/>
+            </w:pPr>
+            <w:r>
+              <w:rPr>
+                <w:rFonts w:ascii="Arial" w:hAnsi="Arial" w:eastAsia="Arial"/>
+                <w:b w:val="0"/>
+                <w:i w:val="0"/>
+                <w:sz w:val="16"/>
+              </w:rPr>
+              <w:t>product_photos_qty</w:t>
+            </w:r>
+          </w:p>
+        </w:tc>
+        <w:tc>
+          <w:tcPr>
+            <w:tcW w:type="dxa" w:w="6123"/>
+            <w:tcBorders>
+              <w:top w:val="nil"/>
+              <w:bottom w:val="nil"/>
+              <w:left w:val="nil"/>
+              <w:right w:val="nil"/>
+            </w:tcBorders>
+          </w:tcPr>
+          <w:p>
+            <w:pPr>
+              <w:spacing w:after="20" w:before="20" w:line="240" w:lineRule="auto"/>
+            </w:pPr>
+            <w:r>
+              <w:rPr>
+                <w:rFonts w:ascii="Arial" w:hAnsi="Arial" w:eastAsia="Arial"/>
+                <w:b w:val="0"/>
+                <w:i w:val="0"/>
+                <w:sz w:val="16"/>
+              </w:rPr>
+              <w:t>Quantidade de fotos publicadas no anúncio</w:t>
+            </w:r>
+          </w:p>
+        </w:tc>
+      </w:tr>
+      <w:tr>
+        <w:tc>
+          <w:tcPr>
+            <w:tcW w:type="dxa" w:w="2948"/>
+            <w:tcBorders>
+              <w:top w:val="nil"/>
+              <w:bottom w:val="nil"/>
+              <w:left w:val="nil"/>
+              <w:right w:val="nil"/>
+            </w:tcBorders>
+          </w:tcPr>
+          <w:p>
+            <w:pPr>
+              <w:spacing w:after="20" w:before="20" w:line="240" w:lineRule="auto"/>
+            </w:pPr>
+            <w:r>
+              <w:rPr>
+                <w:rFonts w:ascii="Arial" w:hAnsi="Arial" w:eastAsia="Arial"/>
+                <w:b w:val="0"/>
+                <w:i w:val="0"/>
+                <w:sz w:val="16"/>
+              </w:rPr>
+              <w:t>product_weight_g</w:t>
+            </w:r>
+          </w:p>
+        </w:tc>
+        <w:tc>
+          <w:tcPr>
+            <w:tcW w:type="dxa" w:w="6123"/>
+            <w:tcBorders>
+              <w:top w:val="nil"/>
+              <w:bottom w:val="nil"/>
+              <w:left w:val="nil"/>
+              <w:right w:val="nil"/>
+            </w:tcBorders>
+          </w:tcPr>
+          <w:p>
+            <w:pPr>
+              <w:spacing w:after="20" w:before="20" w:line="240" w:lineRule="auto"/>
+            </w:pPr>
+            <w:r>
+              <w:rPr>
+                <w:rFonts w:ascii="Arial" w:hAnsi="Arial" w:eastAsia="Arial"/>
+                <w:b w:val="0"/>
+                <w:i w:val="0"/>
+                <w:sz w:val="16"/>
+              </w:rPr>
+              <w:t>Peso (gramas)</w:t>
+            </w:r>
+          </w:p>
+        </w:tc>
+      </w:tr>
+      <w:tr>
+        <w:tc>
+          <w:tcPr>
+            <w:tcW w:type="dxa" w:w="2948"/>
+            <w:tcBorders>
+              <w:top w:val="nil"/>
+              <w:bottom w:val="nil"/>
+              <w:left w:val="nil"/>
+              <w:right w:val="nil"/>
+            </w:tcBorders>
+          </w:tcPr>
+          <w:p>
+            <w:pPr>
+              <w:spacing w:after="20" w:before="20" w:line="240" w:lineRule="auto"/>
+            </w:pPr>
+            <w:r>
+              <w:rPr>
+                <w:rFonts w:ascii="Arial" w:hAnsi="Arial" w:eastAsia="Arial"/>
+                <w:b w:val="0"/>
+                <w:i w:val="0"/>
+                <w:sz w:val="16"/>
+              </w:rPr>
+              <w:t>product_length_cm</w:t>
+            </w:r>
+          </w:p>
+        </w:tc>
+        <w:tc>
+          <w:tcPr>
+            <w:tcW w:type="dxa" w:w="6123"/>
+            <w:tcBorders>
+              <w:top w:val="nil"/>
+              <w:bottom w:val="nil"/>
+              <w:left w:val="nil"/>
+              <w:right w:val="nil"/>
+            </w:tcBorders>
+          </w:tcPr>
+          <w:p>
+            <w:pPr>
+              <w:spacing w:after="20" w:before="20" w:line="240" w:lineRule="auto"/>
+            </w:pPr>
+            <w:r>
+              <w:rPr>
+                <w:rFonts w:ascii="Arial" w:hAnsi="Arial" w:eastAsia="Arial"/>
+                <w:b w:val="0"/>
+                <w:i w:val="0"/>
+                <w:sz w:val="16"/>
+              </w:rPr>
+              <w:t>Comprimento (cm)</w:t>
+            </w:r>
+          </w:p>
+        </w:tc>
+      </w:tr>
+      <w:tr>
+        <w:tc>
+          <w:tcPr>
+            <w:tcW w:type="dxa" w:w="2948"/>
+            <w:tcBorders>
+              <w:top w:val="nil"/>
+              <w:bottom w:val="nil"/>
+              <w:left w:val="nil"/>
+              <w:right w:val="nil"/>
+            </w:tcBorders>
+          </w:tcPr>
+          <w:p>
+            <w:pPr>
+              <w:spacing w:after="20" w:before="20" w:line="240" w:lineRule="auto"/>
+            </w:pPr>
+            <w:r>
+              <w:rPr>
+                <w:rFonts w:ascii="Arial" w:hAnsi="Arial" w:eastAsia="Arial"/>
+                <w:b w:val="0"/>
+                <w:i w:val="0"/>
+                <w:sz w:val="16"/>
+              </w:rPr>
+              <w:t>product_height_cm</w:t>
+            </w:r>
+          </w:p>
+        </w:tc>
+        <w:tc>
+          <w:tcPr>
+            <w:tcW w:type="dxa" w:w="6123"/>
+            <w:tcBorders>
+              <w:top w:val="nil"/>
+              <w:bottom w:val="nil"/>
+              <w:left w:val="nil"/>
+              <w:right w:val="nil"/>
+            </w:tcBorders>
+          </w:tcPr>
+          <w:p>
+            <w:pPr>
+              <w:spacing w:after="20" w:before="20" w:line="240" w:lineRule="auto"/>
+            </w:pPr>
+            <w:r>
+              <w:rPr>
+                <w:rFonts w:ascii="Arial" w:hAnsi="Arial" w:eastAsia="Arial"/>
+                <w:b w:val="0"/>
+                <w:i w:val="0"/>
+                <w:sz w:val="16"/>
+              </w:rPr>
+              <w:t>Altura (cm)</w:t>
+            </w:r>
+          </w:p>
+        </w:tc>
+      </w:tr>
+      <w:tr>
+        <w:tc>
+          <w:tcPr>
+            <w:tcW w:type="dxa" w:w="2948"/>
+            <w:tcBorders>
+              <w:top w:val="nil"/>
+              <w:bottom w:val="single" w:sz="8" w:color="000000"/>
+              <w:left w:val="nil"/>
+              <w:right w:val="nil"/>
+            </w:tcBorders>
+          </w:tcPr>
+          <w:p>
+            <w:pPr>
+              <w:spacing w:after="20" w:before="20" w:line="240" w:lineRule="auto"/>
+            </w:pPr>
+            <w:r>
+              <w:rPr>
+                <w:rFonts w:ascii="Arial" w:hAnsi="Arial" w:eastAsia="Arial"/>
+                <w:b w:val="0"/>
+                <w:i w:val="0"/>
+                <w:sz w:val="16"/>
+              </w:rPr>
+              <w:t>product_width_cm</w:t>
+            </w:r>
+          </w:p>
+        </w:tc>
+        <w:tc>
+          <w:tcPr>
+            <w:tcW w:type="dxa" w:w="6123"/>
+            <w:tcBorders>
+              <w:top w:val="nil"/>
+              <w:bottom w:val="single" w:sz="8" w:color="000000"/>
+              <w:left w:val="nil"/>
+              <w:right w:val="nil"/>
+            </w:tcBorders>
+          </w:tcPr>
+          <w:p>
+            <w:pPr>
+              <w:spacing w:after="20" w:before="20" w:line="240" w:lineRule="auto"/>
+            </w:pPr>
+            <w:r>
+              <w:rPr>
+                <w:rFonts w:ascii="Arial" w:hAnsi="Arial" w:eastAsia="Arial"/>
+                <w:b w:val="0"/>
+                <w:i w:val="0"/>
+                <w:sz w:val="16"/>
+              </w:rPr>
+              <w:t>Largura (cm)</w:t>
+            </w:r>
+          </w:p>
+        </w:tc>
+      </w:tr>
+    </w:tbl>
+    <w:p>
+      <w:pPr>
+        <w:spacing w:line="240" w:lineRule="auto" w:before="60" w:after="180"/>
+        <w:jc w:val="left"/>
+      </w:pPr>
+      <w:r>
+        <w:rPr>
+          <w:rFonts w:ascii="Arial" w:hAnsi="Arial" w:eastAsia="Arial"/>
+          <w:b w:val="0"/>
+          <w:i w:val="0"/>
+          <w:sz w:val="18"/>
+        </w:rPr>
+        <w:t>Fonte: Elaboração própria a partir do dataset Olist (Kaggle).</w:t>
+      </w:r>
+    </w:p>
+    <w:p>
+      <w:pPr>
+        <w:keepNext/>
+        <w:spacing w:line="240" w:lineRule="auto" w:before="120" w:after="60"/>
+        <w:jc w:val="left"/>
+      </w:pPr>
+      <w:r>
+        <w:rPr>
+          <w:rFonts w:ascii="Arial" w:hAnsi="Arial" w:eastAsia="Arial"/>
+          <w:b w:val="0"/>
+          <w:i w:val="0"/>
+          <w:sz w:val="20"/>
+        </w:rPr>
+        <w:t>Tabela A.8. Colunas da tabela sellers (o vendedor), arquivo olist_sellers_dataset.csv.</w:t>
+      </w:r>
+    </w:p>
+    <w:tbl>
+      <w:tblPr>
+        <w:tblW w:type="auto" w:w="0"/>
+        <w:jc w:val="center"/>
+        <w:tblLayout w:type="fixed"/>
+        <w:tblLook w:firstColumn="1" w:firstRow="1" w:lastColumn="0" w:lastRow="0" w:noHBand="0" w:noVBand="1" w:val="04A0"/>
+      </w:tblPr>
+      <w:tblGrid>
+        <w:gridCol w:w="4535"/>
+        <w:gridCol w:w="4535"/>
+      </w:tblGrid>
+      <w:tr>
+        <w:trPr>
+          <w:tblHeader w:val="true"/>
+        </w:trPr>
+        <w:tc>
+          <w:tcPr>
+            <w:tcW w:type="dxa" w:w="2948"/>
+            <w:tcBorders>
+              <w:top w:val="single" w:sz="8" w:color="000000"/>
+              <w:bottom w:val="nil"/>
+              <w:left w:val="nil"/>
+              <w:right w:val="nil"/>
+            </w:tcBorders>
+          </w:tcPr>
+          <w:p>
+            <w:pPr>
+              <w:spacing w:after="20" w:before="20" w:line="240" w:lineRule="auto"/>
+            </w:pPr>
+            <w:r>
+              <w:rPr>
+                <w:rFonts w:ascii="Arial" w:hAnsi="Arial" w:eastAsia="Arial"/>
+                <w:b/>
+                <w:i w:val="0"/>
+                <w:sz w:val="16"/>
+              </w:rPr>
+              <w:t>Coluna</w:t>
+            </w:r>
+          </w:p>
+        </w:tc>
+        <w:tc>
+          <w:tcPr>
+            <w:tcW w:type="dxa" w:w="6123"/>
+            <w:tcBorders>
+              <w:top w:val="single" w:sz="8" w:color="000000"/>
+              <w:bottom w:val="nil"/>
+              <w:left w:val="nil"/>
+              <w:right w:val="nil"/>
+            </w:tcBorders>
+          </w:tcPr>
+          <w:p>
+            <w:pPr>
+              <w:spacing w:after="20" w:before="20" w:line="240" w:lineRule="auto"/>
+            </w:pPr>
+            <w:r>
+              <w:rPr>
+                <w:rFonts w:ascii="Arial" w:hAnsi="Arial" w:eastAsia="Arial"/>
+                <w:b/>
+                <w:i w:val="0"/>
+                <w:sz w:val="16"/>
+              </w:rPr>
+              <w:t>Descrição</w:t>
+            </w:r>
+          </w:p>
+        </w:tc>
+      </w:tr>
+      <w:tr>
+        <w:tc>
+          <w:tcPr>
+            <w:tcW w:type="dxa" w:w="2948"/>
+            <w:tcBorders>
+              <w:top w:val="single" w:sz="8" w:color="000000"/>
+              <w:bottom w:val="nil"/>
+              <w:left w:val="nil"/>
+              <w:right w:val="nil"/>
+            </w:tcBorders>
+          </w:tcPr>
+          <w:p>
+            <w:pPr>
+              <w:spacing w:after="20" w:before="20" w:line="240" w:lineRule="auto"/>
+            </w:pPr>
+            <w:r>
+              <w:rPr>
+                <w:rFonts w:ascii="Arial" w:hAnsi="Arial" w:eastAsia="Arial"/>
+                <w:b w:val="0"/>
+                <w:i w:val="0"/>
+                <w:sz w:val="16"/>
+              </w:rPr>
+              <w:t>seller_id</w:t>
+            </w:r>
+          </w:p>
+        </w:tc>
+        <w:tc>
+          <w:tcPr>
+            <w:tcW w:type="dxa" w:w="6123"/>
+            <w:tcBorders>
+              <w:top w:val="single" w:sz="8" w:color="000000"/>
+              <w:bottom w:val="nil"/>
+              <w:left w:val="nil"/>
+              <w:right w:val="nil"/>
+            </w:tcBorders>
+          </w:tcPr>
+          <w:p>
+            <w:pPr>
+              <w:spacing w:after="20" w:before="20" w:line="240" w:lineRule="auto"/>
+            </w:pPr>
+            <w:r>
+              <w:rPr>
+                <w:rFonts w:ascii="Arial" w:hAnsi="Arial" w:eastAsia="Arial"/>
+                <w:b w:val="0"/>
+                <w:i w:val="0"/>
+                <w:sz w:val="16"/>
+              </w:rPr>
+              <w:t>Identificador único do vendedor (chave da tabela)</w:t>
+            </w:r>
+          </w:p>
+        </w:tc>
+      </w:tr>
+      <w:tr>
+        <w:tc>
+          <w:tcPr>
+            <w:tcW w:type="dxa" w:w="2948"/>
+            <w:tcBorders>
+              <w:top w:val="nil"/>
+              <w:bottom w:val="nil"/>
+              <w:left w:val="nil"/>
+              <w:right w:val="nil"/>
+            </w:tcBorders>
+          </w:tcPr>
+          <w:p>
+            <w:pPr>
+              <w:spacing w:after="20" w:before="20" w:line="240" w:lineRule="auto"/>
+            </w:pPr>
+            <w:r>
+              <w:rPr>
+                <w:rFonts w:ascii="Arial" w:hAnsi="Arial" w:eastAsia="Arial"/>
+                <w:b w:val="0"/>
+                <w:i w:val="0"/>
+                <w:sz w:val="16"/>
+              </w:rPr>
+              <w:t>seller_zip_code_prefix</w:t>
+            </w:r>
+          </w:p>
+        </w:tc>
+        <w:tc>
+          <w:tcPr>
+            <w:tcW w:type="dxa" w:w="6123"/>
+            <w:tcBorders>
+              <w:top w:val="nil"/>
+              <w:bottom w:val="nil"/>
+              <w:left w:val="nil"/>
+              <w:right w:val="nil"/>
+            </w:tcBorders>
+          </w:tcPr>
+          <w:p>
+            <w:pPr>
+              <w:spacing w:after="20" w:before="20" w:line="240" w:lineRule="auto"/>
+            </w:pPr>
+            <w:r>
+              <w:rPr>
+                <w:rFonts w:ascii="Arial" w:hAnsi="Arial" w:eastAsia="Arial"/>
+                <w:b w:val="0"/>
+                <w:i w:val="0"/>
+                <w:sz w:val="16"/>
+              </w:rPr>
+              <w:t>5 primeiros dígitos do CEP do vendedor; liga com geolocation</w:t>
+            </w:r>
+          </w:p>
+        </w:tc>
+      </w:tr>
+      <w:tr>
+        <w:tc>
+          <w:tcPr>
+            <w:tcW w:type="dxa" w:w="2948"/>
+            <w:tcBorders>
+              <w:top w:val="nil"/>
+              <w:bottom w:val="nil"/>
+              <w:left w:val="nil"/>
+              <w:right w:val="nil"/>
+            </w:tcBorders>
+          </w:tcPr>
+          <w:p>
+            <w:pPr>
+              <w:spacing w:after="20" w:before="20" w:line="240" w:lineRule="auto"/>
+            </w:pPr>
+            <w:r>
+              <w:rPr>
+                <w:rFonts w:ascii="Arial" w:hAnsi="Arial" w:eastAsia="Arial"/>
+                <w:b w:val="0"/>
+                <w:i w:val="0"/>
+                <w:sz w:val="16"/>
+              </w:rPr>
+              <w:t>seller_city</w:t>
+            </w:r>
+          </w:p>
+        </w:tc>
+        <w:tc>
+          <w:tcPr>
+            <w:tcW w:type="dxa" w:w="6123"/>
+            <w:tcBorders>
+              <w:top w:val="nil"/>
+              <w:bottom w:val="nil"/>
+              <w:left w:val="nil"/>
+              <w:right w:val="nil"/>
+            </w:tcBorders>
+          </w:tcPr>
+          <w:p>
+            <w:pPr>
+              <w:spacing w:after="20" w:before="20" w:line="240" w:lineRule="auto"/>
+            </w:pPr>
+            <w:r>
+              <w:rPr>
+                <w:rFonts w:ascii="Arial" w:hAnsi="Arial" w:eastAsia="Arial"/>
+                <w:b w:val="0"/>
+                <w:i w:val="0"/>
+                <w:sz w:val="16"/>
+              </w:rPr>
+              <w:t>Cidade do vendedor</w:t>
+            </w:r>
+          </w:p>
+        </w:tc>
+      </w:tr>
+      <w:tr>
+        <w:tc>
+          <w:tcPr>
+            <w:tcW w:type="dxa" w:w="2948"/>
+            <w:tcBorders>
+              <w:top w:val="nil"/>
+              <w:bottom w:val="single" w:sz="8" w:color="000000"/>
+              <w:left w:val="nil"/>
+              <w:right w:val="nil"/>
+            </w:tcBorders>
+          </w:tcPr>
+          <w:p>
+            <w:pPr>
+              <w:spacing w:after="20" w:before="20" w:line="240" w:lineRule="auto"/>
+            </w:pPr>
+            <w:r>
+              <w:rPr>
+                <w:rFonts w:ascii="Arial" w:hAnsi="Arial" w:eastAsia="Arial"/>
+                <w:b w:val="0"/>
+                <w:i w:val="0"/>
+                <w:sz w:val="16"/>
+              </w:rPr>
+              <w:t>seller_state</w:t>
+            </w:r>
+          </w:p>
+        </w:tc>
+        <w:tc>
+          <w:tcPr>
+            <w:tcW w:type="dxa" w:w="6123"/>
+            <w:tcBorders>
+              <w:top w:val="nil"/>
+              <w:bottom w:val="single" w:sz="8" w:color="000000"/>
+              <w:left w:val="nil"/>
+              <w:right w:val="nil"/>
+            </w:tcBorders>
+          </w:tcPr>
+          <w:p>
+            <w:pPr>
+              <w:spacing w:after="20" w:before="20" w:line="240" w:lineRule="auto"/>
+            </w:pPr>
+            <w:r>
+              <w:rPr>
+                <w:rFonts w:ascii="Arial" w:hAnsi="Arial" w:eastAsia="Arial"/>
+                <w:b w:val="0"/>
+                <w:i w:val="0"/>
+                <w:sz w:val="16"/>
+              </w:rPr>
+              <w:t>Estado (UF) do vendedor</w:t>
+            </w:r>
+          </w:p>
+        </w:tc>
+      </w:tr>
+    </w:tbl>
+    <w:p>
+      <w:pPr>
+        <w:spacing w:line="240" w:lineRule="auto" w:before="60" w:after="180"/>
+        <w:jc w:val="left"/>
+      </w:pPr>
+      <w:r>
+        <w:rPr>
+          <w:rFonts w:ascii="Arial" w:hAnsi="Arial" w:eastAsia="Arial"/>
+          <w:b w:val="0"/>
+          <w:i w:val="0"/>
+          <w:sz w:val="18"/>
+        </w:rPr>
+        <w:t>Fonte: Elaboração própria a partir do dataset Olist (Kaggle).</w:t>
+      </w:r>
+    </w:p>
+    <w:p>
+      <w:pPr>
+        <w:keepNext/>
+        <w:spacing w:line="240" w:lineRule="auto" w:before="120" w:after="60"/>
+        <w:jc w:val="left"/>
+      </w:pPr>
+      <w:r>
+        <w:rPr>
+          <w:rFonts w:ascii="Arial" w:hAnsi="Arial" w:eastAsia="Arial"/>
+          <w:b w:val="0"/>
+          <w:i w:val="0"/>
+          <w:sz w:val="20"/>
+        </w:rPr>
+        <w:t>Tabela A.9. Colunas da tabela geolocation (a localização dos CEPs), arquivo olist_geolocation_dataset.csv.</w:t>
+      </w:r>
+    </w:p>
+    <w:tbl>
+      <w:tblPr>
+        <w:tblW w:type="auto" w:w="0"/>
+        <w:jc w:val="center"/>
+        <w:tblLayout w:type="fixed"/>
+        <w:tblLook w:firstColumn="1" w:firstRow="1" w:lastColumn="0" w:lastRow="0" w:noHBand="0" w:noVBand="1" w:val="04A0"/>
+      </w:tblPr>
+      <w:tblGrid>
+        <w:gridCol w:w="4535"/>
+        <w:gridCol w:w="4535"/>
+      </w:tblGrid>
+      <w:tr>
+        <w:trPr>
+          <w:tblHeader w:val="true"/>
+        </w:trPr>
+        <w:tc>
+          <w:tcPr>
+            <w:tcW w:type="dxa" w:w="2948"/>
+            <w:tcBorders>
+              <w:top w:val="single" w:sz="8" w:color="000000"/>
+              <w:bottom w:val="nil"/>
+              <w:left w:val="nil"/>
+              <w:right w:val="nil"/>
+            </w:tcBorders>
+          </w:tcPr>
+          <w:p>
+            <w:pPr>
+              <w:spacing w:after="20" w:before="20" w:line="240" w:lineRule="auto"/>
+            </w:pPr>
+            <w:r>
+              <w:rPr>
+                <w:rFonts w:ascii="Arial" w:hAnsi="Arial" w:eastAsia="Arial"/>
+                <w:b/>
+                <w:i w:val="0"/>
+                <w:sz w:val="16"/>
+              </w:rPr>
+              <w:t>Coluna</w:t>
+            </w:r>
+          </w:p>
+        </w:tc>
+        <w:tc>
+          <w:tcPr>
+            <w:tcW w:type="dxa" w:w="6123"/>
+            <w:tcBorders>
+              <w:top w:val="single" w:sz="8" w:color="000000"/>
+              <w:bottom w:val="nil"/>
+              <w:left w:val="nil"/>
+              <w:right w:val="nil"/>
+            </w:tcBorders>
+          </w:tcPr>
+          <w:p>
+            <w:pPr>
+              <w:spacing w:after="20" w:before="20" w:line="240" w:lineRule="auto"/>
+            </w:pPr>
+            <w:r>
+              <w:rPr>
+                <w:rFonts w:ascii="Arial" w:hAnsi="Arial" w:eastAsia="Arial"/>
+                <w:b/>
+                <w:i w:val="0"/>
+                <w:sz w:val="16"/>
+              </w:rPr>
+              <w:t>Descrição</w:t>
+            </w:r>
+          </w:p>
+        </w:tc>
+      </w:tr>
+      <w:tr>
+        <w:tc>
+          <w:tcPr>
+            <w:tcW w:type="dxa" w:w="2948"/>
+            <w:tcBorders>
+              <w:top w:val="single" w:sz="8" w:color="000000"/>
+              <w:bottom w:val="nil"/>
+              <w:left w:val="nil"/>
+              <w:right w:val="nil"/>
+            </w:tcBorders>
+          </w:tcPr>
+          <w:p>
+            <w:pPr>
+              <w:spacing w:after="20" w:before="20" w:line="240" w:lineRule="auto"/>
+            </w:pPr>
+            <w:r>
+              <w:rPr>
+                <w:rFonts w:ascii="Arial" w:hAnsi="Arial" w:eastAsia="Arial"/>
+                <w:b w:val="0"/>
+                <w:i w:val="0"/>
+                <w:sz w:val="16"/>
+              </w:rPr>
+              <w:t>geolocation_zip_code_prefix</w:t>
+            </w:r>
+          </w:p>
+        </w:tc>
+        <w:tc>
+          <w:tcPr>
+            <w:tcW w:type="dxa" w:w="6123"/>
+            <w:tcBorders>
+              <w:top w:val="single" w:sz="8" w:color="000000"/>
+              <w:bottom w:val="nil"/>
+              <w:left w:val="nil"/>
+              <w:right w:val="nil"/>
+            </w:tcBorders>
+          </w:tcPr>
+          <w:p>
+            <w:pPr>
+              <w:spacing w:after="20" w:before="20" w:line="240" w:lineRule="auto"/>
+            </w:pPr>
+            <w:r>
+              <w:rPr>
+                <w:rFonts w:ascii="Arial" w:hAnsi="Arial" w:eastAsia="Arial"/>
+                <w:b w:val="0"/>
+                <w:i w:val="0"/>
+                <w:sz w:val="16"/>
+              </w:rPr>
+              <w:t>5 primeiros dígitos do CEP. Não é único: o mesmo CEP tem vários pontos</w:t>
+            </w:r>
+          </w:p>
+        </w:tc>
+      </w:tr>
+      <w:tr>
+        <w:tc>
+          <w:tcPr>
+            <w:tcW w:type="dxa" w:w="2948"/>
+            <w:tcBorders>
+              <w:top w:val="nil"/>
+              <w:bottom w:val="nil"/>
+              <w:left w:val="nil"/>
+              <w:right w:val="nil"/>
+            </w:tcBorders>
+          </w:tcPr>
+          <w:p>
+            <w:pPr>
+              <w:spacing w:after="20" w:before="20" w:line="240" w:lineRule="auto"/>
+            </w:pPr>
+            <w:r>
+              <w:rPr>
+                <w:rFonts w:ascii="Arial" w:hAnsi="Arial" w:eastAsia="Arial"/>
+                <w:b w:val="0"/>
+                <w:i w:val="0"/>
+                <w:sz w:val="16"/>
+              </w:rPr>
+              <w:t>geolocation_lat</w:t>
+            </w:r>
+          </w:p>
+        </w:tc>
+        <w:tc>
+          <w:tcPr>
+            <w:tcW w:type="dxa" w:w="6123"/>
+            <w:tcBorders>
+              <w:top w:val="nil"/>
+              <w:bottom w:val="nil"/>
+              <w:left w:val="nil"/>
+              <w:right w:val="nil"/>
+            </w:tcBorders>
+          </w:tcPr>
+          <w:p>
+            <w:pPr>
+              <w:spacing w:after="20" w:before="20" w:line="240" w:lineRule="auto"/>
+            </w:pPr>
+            <w:r>
+              <w:rPr>
+                <w:rFonts w:ascii="Arial" w:hAnsi="Arial" w:eastAsia="Arial"/>
+                <w:b w:val="0"/>
+                <w:i w:val="0"/>
+                <w:sz w:val="16"/>
+              </w:rPr>
+              <w:t>Latitude</w:t>
+            </w:r>
+          </w:p>
+        </w:tc>
+      </w:tr>
+      <w:tr>
+        <w:tc>
+          <w:tcPr>
+            <w:tcW w:type="dxa" w:w="2948"/>
+            <w:tcBorders>
+              <w:top w:val="nil"/>
+              <w:bottom w:val="nil"/>
+              <w:left w:val="nil"/>
+              <w:right w:val="nil"/>
+            </w:tcBorders>
+          </w:tcPr>
+          <w:p>
+            <w:pPr>
+              <w:spacing w:after="20" w:before="20" w:line="240" w:lineRule="auto"/>
+            </w:pPr>
+            <w:r>
+              <w:rPr>
+                <w:rFonts w:ascii="Arial" w:hAnsi="Arial" w:eastAsia="Arial"/>
+                <w:b w:val="0"/>
+                <w:i w:val="0"/>
+                <w:sz w:val="16"/>
+              </w:rPr>
+              <w:t>geolocation_lng</w:t>
+            </w:r>
+          </w:p>
+        </w:tc>
+        <w:tc>
+          <w:tcPr>
+            <w:tcW w:type="dxa" w:w="6123"/>
+            <w:tcBorders>
+              <w:top w:val="nil"/>
+              <w:bottom w:val="nil"/>
+              <w:left w:val="nil"/>
+              <w:right w:val="nil"/>
+            </w:tcBorders>
+          </w:tcPr>
+          <w:p>
+            <w:pPr>
+              <w:spacing w:after="20" w:before="20" w:line="240" w:lineRule="auto"/>
+            </w:pPr>
+            <w:r>
+              <w:rPr>
+                <w:rFonts w:ascii="Arial" w:hAnsi="Arial" w:eastAsia="Arial"/>
+                <w:b w:val="0"/>
+                <w:i w:val="0"/>
+                <w:sz w:val="16"/>
+              </w:rPr>
+              <w:t>Longitude</w:t>
+            </w:r>
+          </w:p>
+        </w:tc>
+      </w:tr>
+      <w:tr>
+        <w:tc>
+          <w:tcPr>
+            <w:tcW w:type="dxa" w:w="2948"/>
+            <w:tcBorders>
+              <w:top w:val="nil"/>
+              <w:bottom w:val="nil"/>
+              <w:left w:val="nil"/>
+              <w:right w:val="nil"/>
+            </w:tcBorders>
+          </w:tcPr>
+          <w:p>
+            <w:pPr>
+              <w:spacing w:after="20" w:before="20" w:line="240" w:lineRule="auto"/>
+            </w:pPr>
+            <w:r>
+              <w:rPr>
+                <w:rFonts w:ascii="Arial" w:hAnsi="Arial" w:eastAsia="Arial"/>
+                <w:b w:val="0"/>
+                <w:i w:val="0"/>
+                <w:sz w:val="16"/>
+              </w:rPr>
+              <w:t>geolocation_city</w:t>
+            </w:r>
+          </w:p>
+        </w:tc>
+        <w:tc>
+          <w:tcPr>
+            <w:tcW w:type="dxa" w:w="6123"/>
+            <w:tcBorders>
+              <w:top w:val="nil"/>
+              <w:bottom w:val="nil"/>
+              <w:left w:val="nil"/>
+              <w:right w:val="nil"/>
+            </w:tcBorders>
+          </w:tcPr>
+          <w:p>
+            <w:pPr>
+              <w:spacing w:after="20" w:before="20" w:line="240" w:lineRule="auto"/>
+            </w:pPr>
+            <w:r>
+              <w:rPr>
+                <w:rFonts w:ascii="Arial" w:hAnsi="Arial" w:eastAsia="Arial"/>
+                <w:b w:val="0"/>
+                <w:i w:val="0"/>
+                <w:sz w:val="16"/>
+              </w:rPr>
+              <w:t>Cidade</w:t>
+            </w:r>
+          </w:p>
+        </w:tc>
+      </w:tr>
+      <w:tr>
+        <w:tc>
+          <w:tcPr>
+            <w:tcW w:type="dxa" w:w="2948"/>
+            <w:tcBorders>
+              <w:top w:val="nil"/>
+              <w:bottom w:val="single" w:sz="8" w:color="000000"/>
+              <w:left w:val="nil"/>
+              <w:right w:val="nil"/>
+            </w:tcBorders>
+          </w:tcPr>
+          <w:p>
+            <w:pPr>
+              <w:spacing w:after="20" w:before="20" w:line="240" w:lineRule="auto"/>
+            </w:pPr>
+            <w:r>
+              <w:rPr>
+                <w:rFonts w:ascii="Arial" w:hAnsi="Arial" w:eastAsia="Arial"/>
+                <w:b w:val="0"/>
+                <w:i w:val="0"/>
+                <w:sz w:val="16"/>
+              </w:rPr>
+              <w:t>geolocation_state</w:t>
+            </w:r>
+          </w:p>
+        </w:tc>
+        <w:tc>
+          <w:tcPr>
+            <w:tcW w:type="dxa" w:w="6123"/>
+            <w:tcBorders>
+              <w:top w:val="nil"/>
+              <w:bottom w:val="single" w:sz="8" w:color="000000"/>
+              <w:left w:val="nil"/>
+              <w:right w:val="nil"/>
+            </w:tcBorders>
+          </w:tcPr>
+          <w:p>
+            <w:pPr>
+              <w:spacing w:after="20" w:before="20" w:line="240" w:lineRule="auto"/>
+            </w:pPr>
+            <w:r>
+              <w:rPr>
+                <w:rFonts w:ascii="Arial" w:hAnsi="Arial" w:eastAsia="Arial"/>
+                <w:b w:val="0"/>
+                <w:i w:val="0"/>
+                <w:sz w:val="16"/>
+              </w:rPr>
+              <w:t>Estado (UF)</w:t>
+            </w:r>
+          </w:p>
+        </w:tc>
+      </w:tr>
+    </w:tbl>
+    <w:p>
+      <w:pPr>
+        <w:spacing w:line="240" w:lineRule="auto" w:before="60" w:after="180"/>
+        <w:jc w:val="left"/>
+      </w:pPr>
+      <w:r>
+        <w:rPr>
+          <w:rFonts w:ascii="Arial" w:hAnsi="Arial" w:eastAsia="Arial"/>
+          <w:b w:val="0"/>
+          <w:i w:val="0"/>
+          <w:sz w:val="18"/>
+        </w:rPr>
+        <w:t>Fonte: Elaboração própria a partir do dataset Olist (Kaggle).</w:t>
+      </w:r>
+    </w:p>
+    <w:p>
+      <w:pPr>
+        <w:keepNext/>
+        <w:spacing w:line="240" w:lineRule="auto" w:before="120" w:after="60"/>
+        <w:jc w:val="left"/>
+      </w:pPr>
+      <w:r>
+        <w:rPr>
+          <w:rFonts w:ascii="Arial" w:hAnsi="Arial" w:eastAsia="Arial"/>
+          <w:b w:val="0"/>
+          <w:i w:val="0"/>
+          <w:sz w:val="20"/>
+        </w:rPr>
+        <w:t>Tabela A.10. Colunas da tabela category_translation (tradução das categorias, tabela de apoio), arquivo product_category_name_translation.csv.</w:t>
+      </w:r>
+    </w:p>
+    <w:tbl>
+      <w:tblPr>
+        <w:tblW w:type="auto" w:w="0"/>
+        <w:jc w:val="center"/>
+        <w:tblLayout w:type="fixed"/>
+        <w:tblLook w:firstColumn="1" w:firstRow="1" w:lastColumn="0" w:lastRow="0" w:noHBand="0" w:noVBand="1" w:val="04A0"/>
+      </w:tblPr>
+      <w:tblGrid>
+        <w:gridCol w:w="4535"/>
+        <w:gridCol w:w="4535"/>
+      </w:tblGrid>
+      <w:tr>
+        <w:trPr>
+          <w:tblHeader w:val="true"/>
+        </w:trPr>
+        <w:tc>
+          <w:tcPr>
+            <w:tcW w:type="dxa" w:w="2948"/>
+            <w:tcBorders>
+              <w:top w:val="single" w:sz="8" w:color="000000"/>
+              <w:bottom w:val="nil"/>
+              <w:left w:val="nil"/>
+              <w:right w:val="nil"/>
+            </w:tcBorders>
+          </w:tcPr>
+          <w:p>
+            <w:pPr>
+              <w:spacing w:after="20" w:before="20" w:line="240" w:lineRule="auto"/>
+            </w:pPr>
+            <w:r>
+              <w:rPr>
+                <w:rFonts w:ascii="Arial" w:hAnsi="Arial" w:eastAsia="Arial"/>
+                <w:b/>
+                <w:i w:val="0"/>
+                <w:sz w:val="16"/>
+              </w:rPr>
+              <w:t>Coluna</w:t>
+            </w:r>
+          </w:p>
+        </w:tc>
+        <w:tc>
+          <w:tcPr>
+            <w:tcW w:type="dxa" w:w="6123"/>
+            <w:tcBorders>
+              <w:top w:val="single" w:sz="8" w:color="000000"/>
+              <w:bottom w:val="nil"/>
+              <w:left w:val="nil"/>
+              <w:right w:val="nil"/>
+            </w:tcBorders>
+          </w:tcPr>
+          <w:p>
+            <w:pPr>
+              <w:spacing w:after="20" w:before="20" w:line="240" w:lineRule="auto"/>
+            </w:pPr>
+            <w:r>
+              <w:rPr>
+                <w:rFonts w:ascii="Arial" w:hAnsi="Arial" w:eastAsia="Arial"/>
+                <w:b/>
+                <w:i w:val="0"/>
+                <w:sz w:val="16"/>
+              </w:rPr>
+              <w:t>Descrição</w:t>
+            </w:r>
+          </w:p>
+        </w:tc>
+      </w:tr>
+      <w:tr>
+        <w:tc>
+          <w:tcPr>
+            <w:tcW w:type="dxa" w:w="2948"/>
+            <w:tcBorders>
+              <w:top w:val="single" w:sz="8" w:color="000000"/>
+              <w:bottom w:val="nil"/>
+              <w:left w:val="nil"/>
+              <w:right w:val="nil"/>
+            </w:tcBorders>
+          </w:tcPr>
+          <w:p>
+            <w:pPr>
+              <w:spacing w:after="20" w:before="20" w:line="240" w:lineRule="auto"/>
+            </w:pPr>
+            <w:r>
+              <w:rPr>
+                <w:rFonts w:ascii="Arial" w:hAnsi="Arial" w:eastAsia="Arial"/>
+                <w:b w:val="0"/>
+                <w:i w:val="0"/>
+                <w:sz w:val="16"/>
+              </w:rPr>
+              <w:t>product_category_name</w:t>
+            </w:r>
+          </w:p>
+        </w:tc>
+        <w:tc>
+          <w:tcPr>
+            <w:tcW w:type="dxa" w:w="6123"/>
+            <w:tcBorders>
+              <w:top w:val="single" w:sz="8" w:color="000000"/>
+              <w:bottom w:val="nil"/>
+              <w:left w:val="nil"/>
+              <w:right w:val="nil"/>
+            </w:tcBorders>
+          </w:tcPr>
+          <w:p>
+            <w:pPr>
+              <w:spacing w:after="20" w:before="20" w:line="240" w:lineRule="auto"/>
+            </w:pPr>
+            <w:r>
+              <w:rPr>
+                <w:rFonts w:ascii="Arial" w:hAnsi="Arial" w:eastAsia="Arial"/>
+                <w:b w:val="0"/>
+                <w:i w:val="0"/>
+                <w:sz w:val="16"/>
+              </w:rPr>
+              <w:t>Categoria em português (como em products)</w:t>
+            </w:r>
+          </w:p>
+        </w:tc>
+      </w:tr>
+      <w:tr>
+        <w:tc>
+          <w:tcPr>
+            <w:tcW w:type="dxa" w:w="2948"/>
+            <w:tcBorders>
+              <w:top w:val="nil"/>
+              <w:bottom w:val="single" w:sz="8" w:color="000000"/>
+              <w:left w:val="nil"/>
+              <w:right w:val="nil"/>
+            </w:tcBorders>
+          </w:tcPr>
+          <w:p>
+            <w:pPr>
+              <w:spacing w:after="20" w:before="20" w:line="240" w:lineRule="auto"/>
+            </w:pPr>
+            <w:r>
+              <w:rPr>
+                <w:rFonts w:ascii="Arial" w:hAnsi="Arial" w:eastAsia="Arial"/>
+                <w:b w:val="0"/>
+                <w:i w:val="0"/>
+                <w:sz w:val="16"/>
+              </w:rPr>
+              <w:t>product_category_name_english</w:t>
+            </w:r>
+          </w:p>
+        </w:tc>
+        <w:tc>
+          <w:tcPr>
+            <w:tcW w:type="dxa" w:w="6123"/>
+            <w:tcBorders>
+              <w:top w:val="nil"/>
+              <w:bottom w:val="single" w:sz="8" w:color="000000"/>
+              <w:left w:val="nil"/>
+              <w:right w:val="nil"/>
+            </w:tcBorders>
+          </w:tcPr>
+          <w:p>
+            <w:pPr>
+              <w:spacing w:after="20" w:before="20" w:line="240" w:lineRule="auto"/>
+            </w:pPr>
+            <w:r>
+              <w:rPr>
+                <w:rFonts w:ascii="Arial" w:hAnsi="Arial" w:eastAsia="Arial"/>
+                <w:b w:val="0"/>
+                <w:i w:val="0"/>
+                <w:sz w:val="16"/>
+              </w:rPr>
+              <w:t>Mesma categoria em inglês</w:t>
+            </w:r>
+          </w:p>
+        </w:tc>
+      </w:tr>
+    </w:tbl>
+    <w:p>
+      <w:pPr>
+        <w:spacing w:line="240" w:lineRule="auto" w:before="60" w:after="180"/>
+        <w:jc w:val="left"/>
+      </w:pPr>
+      <w:r>
+        <w:rPr>
+          <w:rFonts w:ascii="Arial" w:hAnsi="Arial" w:eastAsia="Arial"/>
+          <w:b w:val="0"/>
+          <w:i w:val="0"/>
+          <w:sz w:val="18"/>
+        </w:rPr>
+        <w:t>Fonte: Elaboração própria a partir do dataset Olist (Kaggle).</w:t>
+      </w:r>
+    </w:p>
     <w:sectPr>
-      <w:headerReference r:id="rId11" w:type="default"/>
-      <w:footerReference r:id="rId12" w:type="default"/>
-      <w:pgSz w:h="16838" w:w="11906" w:orient="portrait"/>
-      <w:pgMar w:bottom="1418" w:top="1418" w:left="1418" w:right="1418" w:header="708" w:footer="708"/>
-      <w:pgNumType w:start="1"/>
+      <w:headerReference w:type="default" r:id="rId5"/>
+      <w:footerReference w:type="default" r:id="rId6"/>
+      <w:type w:val="nextPage"/>
+      <w:pgSz w:w="11906" w:h="16838"/>
+      <w:pgMar w:top="1418" w:right="1418" w:bottom="1418" w:left="1418" w:header="708" w:footer="708" w:gutter="0"/>
+      <w:pgNumType w:fmt="decimal" w:start="1"/>
+      <w:cols w:space="720" w:num="1"/>
     </w:sectPr>
   </w:body>
 </w:document>
 </file>
 
 <file path=word/footer1.xml><?xml version="1.0" encoding="utf-8"?>
-<w:ftr xmlns:mc="http://schemas.openxmlformats.org/markup-compatibility/2006" xmlns:o="urn:schemas-microsoft-com:office:office" xmlns:r="http://schemas.openxmlformats.org/officeDocument/2006/relationships" xmlns:m="http://schemas.openxmlformats.org/officeDocument/2006/math" xmlns:v="urn:schemas-microsoft-com:vml" xmlns:wp="http://schemas.openxmlformats.org/drawingml/2006/wordprocessingDrawing" xmlns:w10="urn:schemas-microsoft-com:office:word" xmlns:w="http://schemas.openxmlformats.org/wordprocessingml/2006/main" xmlns:wne="http://schemas.microsoft.com/office/word/2006/wordml" xmlns:sl="http://schemas.openxmlformats.org/schemaLibrary/2006/main" xmlns:a="http://schemas.openxmlformats.org/drawingml/2006/main" xmlns:pic="http://schemas.openxmlformats.org/drawingml/2006/picture" xmlns:c="http://schemas.openxmlformats.org/drawingml/2006/chart" xmlns:lc="http://schemas.openxmlformats.org/drawingml/2006/lockedCanvas" xmlns:dgm="http://schemas.openxmlformats.org/drawingml/2006/diagram" xmlns:wps="http://schemas.microsoft.com/office/word/2010/wordprocessingShape" xmlns:wpg="http://schemas.microsoft.com/office/word/2010/wordprocessingGroup" xmlns:w14="http://schemas.microsoft.com/office/word/2010/wordml" xmlns:w15="http://schemas.microsoft.com/office/word/2012/wordml" xmlns:w16="http://schemas.microsoft.com/office/word/2018/wordml" xmlns:w16cex="http://schemas.microsoft.com/office/word/2018/wordml/cex" xmlns:w16cid="http://schemas.microsoft.com/office/word/2016/wordml/cid" xmlns="http://schemas.microsoft.com/office/tasks/2019/documenttasks" xmlns:cr="http://schemas.microsoft.com/office/comments/2020/reactions">
+<w:ftr xmlns:w="http://schemas.openxmlformats.org/wordprocessingml/2006/main" xmlns:r="http://schemas.openxmlformats.org/officeDocument/2006/relationships" xmlns:wp="http://schemas.openxmlformats.org/drawingml/2006/wordprocessingDrawing" xmlns:a="http://schemas.openxmlformats.org/drawingml/2006/main" xmlns:c="http://schemas.openxmlformats.org/drawingml/2006/chart" xmlns:pic="http://schemas.openxmlformats.org/drawingml/2006/picture" xmlns:mc="http://schemas.openxmlformats.org/markup-compatibility/2006" xmlns:w14="http://schemas.microsoft.com/office/word/2010/wordml" xmlns:wpi="http://schemas.microsoft.com/office/word/2010/wordprocessingInk" xmlns:w15="http://schemas.microsoft.com/office/word/2012/wordml" xmlns:wp14="http://schemas.microsoft.com/office/word/2010/wordprocessingDrawing" xmlns:wps="http://schemas.microsoft.com/office/word/2010/wordprocessingShape" xmlns:wpg="http://schemas.microsoft.com/office/word/2010/wordprocessingGroup" xmlns:wpc="http://schemas.microsoft.com/office/word/2010/wordprocessingCanvas" xmlns:dgm="http://schemas.openxmlformats.org/drawingml/2006/diagram" xmlns:dsp="http://schemas.microsoft.com/office/drawing/2008/diagram" xmlns:m="http://schemas.openxmlformats.org/officeDocument/2006/math" xmlns:v="urn:schemas-microsoft-com:vml" xmlns:o="urn:schemas-microsoft-com:office:office" xmlns:w10="urn:schemas-microsoft-com:office:word" xmlns:cx="http://schemas.microsoft.com/office/drawing/2014/chartex" xmlns:cx1="http://schemas.microsoft.com/office/drawing/2015/9/8/chartex" xmlns:cx2="http://schemas.microsoft.com/office/drawing/2015/10/21/chartex" xmlns:cx3="http://schemas.microsoft.com/office/drawing/2016/5/9/chartex" xmlns:cx4="http://schemas.microsoft.com/office/drawing/2016/5/10/chartex" xmlns:cx5="http://schemas.microsoft.com/office/drawing/2016/5/11/chartex" xmlns:cx6="http://schemas.microsoft.com/office/drawing/2016/5/12/chartex" xmlns:cx7="http://schemas.microsoft.com/office/drawing/2016/5/13/chartex" xmlns:cx8="http://schemas.microsoft.com/office/drawing/2016/5/14/chartex" mc:Ignorable="w14 w15 wp14">
   <w:p>
     <w:pPr>
       <w:keepNext w:val="0"/>
       <w:keepLines w:val="0"/>
       <w:pageBreakBefore w:val="0"/>
-      <w:widowControl w:val="1"/>
+      <w:widowControl/>
       <w:pBdr>
-        <w:top w:space="0" w:sz="0" w:val="nil"/>
-        <w:left w:space="0" w:sz="0" w:val="nil"/>
-        <w:bottom w:space="0" w:sz="0" w:val="nil"/>
-        <w:right w:space="0" w:sz="0" w:val="nil"/>
-        <w:between w:space="0" w:sz="0" w:val="nil"/>
+        <w:top w:val="nil" w:sz="0" w:space="0" w:color="auto"/>
+        <w:left w:val="nil" w:sz="0" w:space="0" w:color="auto"/>
+        <w:bottom w:val="nil" w:sz="0" w:space="0" w:color="auto"/>
+        <w:right w:val="nil" w:sz="0" w:space="0" w:color="auto"/>
+        <w:between w:val="nil" w:sz="0" w:space="0" w:color="auto"/>
       </w:pBdr>
-      <w:shd w:fill="auto" w:val="clear"/>
       <w:tabs>
-        <w:tab w:val="center" w:leader="none" w:pos="4252"/>
-        <w:tab w:val="right" w:leader="none" w:pos="8504"/>
+        <w:tab w:val="center" w:pos="4252"/>
+        <w:tab w:val="right" w:pos="8504"/>
       </w:tabs>
-      <w:spacing w:after="0" w:before="0" w:line="240" w:lineRule="auto"/>
+      <w:spacing w:before="0" w:after="0" w:line="240" w:lineRule="auto"/>
       <w:ind w:left="0" w:right="0" w:firstLine="0"/>
       <w:jc w:val="right"/>
       <w:rPr>
-        <w:rFonts w:ascii="Arial" w:cs="Arial" w:eastAsia="Arial" w:hAnsi="Arial"/>
+        <w:rFonts w:ascii="Arial" w:hAnsi="Arial" w:eastAsia="Arial" w:cs="Arial"/>
         <w:b w:val="0"/>
         <w:bCs w:val="0"/>
         <w:i w:val="0"/>
@@ -7578,13 +12541,12 @@
         <w:sz w:val="18"/>
         <w:szCs w:val="18"/>
         <w:u w:val="none"/>
-        <w:shd w:fill="auto" w:val="clear"/>
         <w:vertAlign w:val="baseline"/>
       </w:rPr>
     </w:pPr>
     <w:r>
       <w:rPr>
-        <w:rFonts w:ascii="Arial" w:cs="Arial" w:eastAsia="Arial" w:hAnsi="Arial"/>
+        <w:rFonts w:ascii="Arial" w:hAnsi="Arial" w:eastAsia="Arial" w:cs="Arial"/>
         <w:b w:val="0"/>
         <w:bCs w:val="0"/>
         <w:i w:val="0"/>
@@ -7595,18 +12557,60 @@
         <w:sz w:val="18"/>
         <w:szCs w:val="18"/>
         <w:u w:val="none"/>
-        <w:shd w:fill="auto" w:val="clear"/>
         <w:vertAlign w:val="baseline"/>
       </w:rPr>
       <w:fldChar w:fldCharType="begin"/>
-      <w:instrText xml:space="preserve">PAGE</w:instrText>
-      <w:fldChar w:fldCharType="separate"/>
-      <w:fldChar w:fldCharType="end"/>
     </w:r>
     <w:r>
       <w:rPr>
-        <w:rtl w:val="0"/>
+        <w:rFonts w:ascii="Arial" w:hAnsi="Arial" w:eastAsia="Arial" w:cs="Arial"/>
+        <w:b w:val="0"/>
+        <w:bCs w:val="0"/>
+        <w:i w:val="0"/>
+        <w:iCs w:val="0"/>
+        <w:smallCaps w:val="0"/>
+        <w:strike w:val="0"/>
+        <w:color w:val="000000"/>
+        <w:sz w:val="18"/>
+        <w:szCs w:val="18"/>
+        <w:u w:val="none"/>
+        <w:vertAlign w:val="baseline"/>
       </w:rPr>
+      <w:instrText xml:space="preserve"> PAGE </w:instrText>
+    </w:r>
+    <w:r>
+      <w:rPr>
+        <w:rFonts w:ascii="Arial" w:hAnsi="Arial" w:eastAsia="Arial" w:cs="Arial"/>
+        <w:b w:val="0"/>
+        <w:bCs w:val="0"/>
+        <w:i w:val="0"/>
+        <w:iCs w:val="0"/>
+        <w:smallCaps w:val="0"/>
+        <w:strike w:val="0"/>
+        <w:color w:val="000000"/>
+        <w:sz w:val="18"/>
+        <w:szCs w:val="18"/>
+        <w:u w:val="none"/>
+        <w:vertAlign w:val="baseline"/>
+      </w:rPr>
+      <w:fldChar w:fldCharType="separate"/>
+    </w:r>
+    <w:r>
+      <w:rPr>
+        <w:rFonts w:ascii="Arial" w:hAnsi="Arial" w:eastAsia="Arial" w:cs="Arial"/>
+        <w:b w:val="0"/>
+        <w:bCs w:val="0"/>
+        <w:i w:val="0"/>
+        <w:iCs w:val="0"/>
+        <w:smallCaps w:val="0"/>
+        <w:strike w:val="0"/>
+        <w:color w:val="000000"/>
+        <w:sz w:val="18"/>
+        <w:szCs w:val="18"/>
+        <w:u w:val="none"/>
+        <w:vertAlign w:val="baseline"/>
+      </w:rPr>
+      <w:fldChar w:fldCharType="end"/>
     </w:r>
   </w:p>
   <w:p>
@@ -7614,24 +12618,23 @@
       <w:keepNext w:val="0"/>
       <w:keepLines w:val="0"/>
       <w:pageBreakBefore w:val="0"/>
-      <w:widowControl w:val="1"/>
+      <w:widowControl/>
       <w:pBdr>
-        <w:top w:space="0" w:sz="0" w:val="nil"/>
-        <w:left w:space="0" w:sz="0" w:val="nil"/>
-        <w:bottom w:space="0" w:sz="0" w:val="nil"/>
-        <w:right w:space="0" w:sz="0" w:val="nil"/>
-        <w:between w:space="0" w:sz="0" w:val="nil"/>
+        <w:top w:val="nil" w:sz="0" w:space="0" w:color="auto"/>
+        <w:left w:val="nil" w:sz="0" w:space="0" w:color="auto"/>
+        <w:bottom w:val="nil" w:sz="0" w:space="0" w:color="auto"/>
+        <w:right w:val="nil" w:sz="0" w:space="0" w:color="auto"/>
+        <w:between w:val="nil" w:sz="0" w:space="0" w:color="auto"/>
       </w:pBdr>
-      <w:shd w:fill="auto" w:val="clear"/>
       <w:tabs>
-        <w:tab w:val="center" w:leader="none" w:pos="4252"/>
-        <w:tab w:val="right" w:leader="none" w:pos="8504"/>
+        <w:tab w:val="center" w:pos="4252"/>
+        <w:tab w:val="right" w:pos="8504"/>
       </w:tabs>
-      <w:spacing w:after="0" w:before="0" w:line="240" w:lineRule="auto"/>
+      <w:spacing w:before="0" w:after="0" w:line="240" w:lineRule="auto"/>
       <w:ind w:left="0" w:right="0" w:firstLine="0"/>
       <w:jc w:val="left"/>
       <w:rPr>
-        <w:rFonts w:ascii="Times New Roman" w:cs="Times New Roman" w:eastAsia="Times New Roman" w:hAnsi="Times New Roman"/>
+        <w:rFonts w:ascii="Times New Roman" w:hAnsi="Times New Roman" w:eastAsia="Times New Roman" w:cs="Times New Roman"/>
         <w:b w:val="0"/>
         <w:bCs w:val="0"/>
         <w:i w:val="0"/>
@@ -7642,40 +12645,33 @@
         <w:sz w:val="20"/>
         <w:szCs w:val="20"/>
         <w:u w:val="none"/>
-        <w:shd w:fill="auto" w:val="clear"/>
         <w:vertAlign w:val="baseline"/>
       </w:rPr>
     </w:pPr>
-    <w:r>
-      <w:rPr>
-        <w:rtl w:val="0"/>
-      </w:rPr>
-    </w:r>
   </w:p>
 </w:ftr>
 </file>
 
 <file path=word/header1.xml><?xml version="1.0" encoding="utf-8"?>
-<w:hdr xmlns:mc="http://schemas.openxmlformats.org/markup-compatibility/2006" xmlns:o="urn:schemas-microsoft-com:office:office" xmlns:r="http://schemas.openxmlformats.org/officeDocument/2006/relationships" xmlns:m="http://schemas.openxmlformats.org/officeDocument/2006/math" xmlns:v="urn:schemas-microsoft-com:vml" xmlns:wp="http://schemas.openxmlformats.org/drawingml/2006/wordprocessingDrawing" xmlns:w10="urn:schemas-microsoft-com:office:word" xmlns:w="http://schemas.openxmlformats.org/wordprocessingml/2006/main" xmlns:wne="http://schemas.microsoft.com/office/word/2006/wordml" xmlns:sl="http://schemas.openxmlformats.org/schemaLibrary/2006/main" xmlns:a="http://schemas.openxmlformats.org/drawingml/2006/main" xmlns:pic="http://schemas.openxmlformats.org/drawingml/2006/picture" xmlns:c="http://schemas.openxmlformats.org/drawingml/2006/chart" xmlns:lc="http://schemas.openxmlformats.org/drawingml/2006/lockedCanvas" xmlns:dgm="http://schemas.openxmlformats.org/drawingml/2006/diagram" xmlns:wps="http://schemas.microsoft.com/office/word/2010/wordprocessingShape" xmlns:wpg="http://schemas.microsoft.com/office/word/2010/wordprocessingGroup" xmlns:w14="http://schemas.microsoft.com/office/word/2010/wordml" xmlns:w15="http://schemas.microsoft.com/office/word/2012/wordml" xmlns:w16="http://schemas.microsoft.com/office/word/2018/wordml" xmlns:w16cex="http://schemas.microsoft.com/office/word/2018/wordml/cex" xmlns:w16cid="http://schemas.microsoft.com/office/word/2016/wordml/cid" xmlns="http://schemas.microsoft.com/office/tasks/2019/documenttasks" xmlns:cr="http://schemas.microsoft.com/office/comments/2020/reactions">
+<w:hdr xmlns:w="http://schemas.openxmlformats.org/wordprocessingml/2006/main" xmlns:r="http://schemas.openxmlformats.org/officeDocument/2006/relationships" xmlns:wp="http://schemas.openxmlformats.org/drawingml/2006/wordprocessingDrawing" xmlns:a="http://schemas.openxmlformats.org/drawingml/2006/main" xmlns:c="http://schemas.openxmlformats.org/drawingml/2006/chart" xmlns:pic="http://schemas.openxmlformats.org/drawingml/2006/picture" xmlns:mc="http://schemas.openxmlformats.org/markup-compatibility/2006" xmlns:w14="http://schemas.microsoft.com/office/word/2010/wordml" xmlns:wpi="http://schemas.microsoft.com/office/word/2010/wordprocessingInk" xmlns:w15="http://schemas.microsoft.com/office/word/2012/wordml" xmlns:wp14="http://schemas.microsoft.com/office/word/2010/wordprocessingDrawing" xmlns:wps="http://schemas.microsoft.com/office/word/2010/wordprocessingShape" xmlns:wpg="http://schemas.microsoft.com/office/word/2010/wordprocessingGroup" xmlns:wpc="http://schemas.microsoft.com/office/word/2010/wordprocessingCanvas" xmlns:dgm="http://schemas.openxmlformats.org/drawingml/2006/diagram" xmlns:dsp="http://schemas.microsoft.com/office/drawing/2008/diagram" xmlns:m="http://schemas.openxmlformats.org/officeDocument/2006/math" xmlns:v="urn:schemas-microsoft-com:vml" xmlns:o="urn:schemas-microsoft-com:office:office" xmlns:w10="urn:schemas-microsoft-com:office:word" xmlns:cx="http://schemas.microsoft.com/office/drawing/2014/chartex" xmlns:cx1="http://schemas.microsoft.com/office/drawing/2015/9/8/chartex" xmlns:cx2="http://schemas.microsoft.com/office/drawing/2015/10/21/chartex" xmlns:cx3="http://schemas.microsoft.com/office/drawing/2016/5/9/chartex" xmlns:cx4="http://schemas.microsoft.com/office/drawing/2016/5/10/chartex" xmlns:cx5="http://schemas.microsoft.com/office/drawing/2016/5/11/chartex" xmlns:cx6="http://schemas.microsoft.com/office/drawing/2016/5/12/chartex" xmlns:cx7="http://schemas.microsoft.com/office/drawing/2016/5/13/chartex" xmlns:cx8="http://schemas.microsoft.com/office/drawing/2016/5/14/chartex" mc:Ignorable="w14 w15 wp14">
   <w:p>
     <w:pPr>
       <w:keepNext w:val="0"/>
       <w:keepLines w:val="0"/>
       <w:pageBreakBefore w:val="0"/>
-      <w:widowControl w:val="1"/>
+      <w:widowControl/>
       <w:pBdr>
-        <w:top w:space="0" w:sz="0" w:val="nil"/>
-        <w:left w:space="0" w:sz="0" w:val="nil"/>
-        <w:bottom w:space="0" w:sz="0" w:val="nil"/>
-        <w:right w:space="0" w:sz="0" w:val="nil"/>
-        <w:between w:space="0" w:sz="0" w:val="nil"/>
+        <w:top w:val="nil" w:sz="0" w:space="0" w:color="auto"/>
+        <w:left w:val="nil" w:sz="0" w:space="0" w:color="auto"/>
+        <w:bottom w:val="nil" w:sz="0" w:space="0" w:color="auto"/>
+        <w:right w:val="nil" w:sz="0" w:space="0" w:color="auto"/>
+        <w:between w:val="nil" w:sz="0" w:space="0" w:color="auto"/>
       </w:pBdr>
-      <w:shd w:fill="auto" w:val="clear"/>
-      <w:spacing w:after="0" w:before="0" w:line="240" w:lineRule="auto"/>
+      <w:spacing w:before="0" w:after="0" w:line="240" w:lineRule="auto"/>
       <w:ind w:left="0" w:right="3968" w:firstLine="0"/>
       <w:jc w:val="both"/>
       <w:rPr>
-        <w:rFonts w:ascii="Arial" w:cs="Arial" w:eastAsia="Arial" w:hAnsi="Arial"/>
+        <w:rFonts w:ascii="Arial" w:hAnsi="Arial" w:eastAsia="Arial" w:cs="Arial"/>
         <w:b w:val="0"/>
         <w:bCs w:val="0"/>
         <w:i w:val="0"/>
@@ -7686,13 +12682,12 @@
         <w:sz w:val="16"/>
         <w:szCs w:val="16"/>
         <w:u w:val="none"/>
-        <w:shd w:fill="auto" w:val="clear"/>
         <w:vertAlign w:val="baseline"/>
       </w:rPr>
     </w:pPr>
     <w:r>
       <w:rPr>
-        <w:rFonts w:ascii="Arial" w:cs="Arial" w:eastAsia="Arial" w:hAnsi="Arial"/>
+        <w:rFonts w:ascii="Arial" w:hAnsi="Arial" w:eastAsia="Arial" w:cs="Arial"/>
         <w:b w:val="0"/>
         <w:bCs w:val="0"/>
         <w:i w:val="0"/>
@@ -7703,7 +12698,6 @@
         <w:sz w:val="16"/>
         <w:szCs w:val="16"/>
         <w:u w:val="none"/>
-        <w:shd w:fill="auto" w:val="clear"/>
         <w:vertAlign w:val="baseline"/>
         <w:rtl w:val="0"/>
       </w:rPr>
@@ -7711,7 +12705,7 @@
     </w:r>
     <w:r>
       <w:drawing>
-        <wp:anchor allowOverlap="1" behindDoc="0" distB="0" distT="0" distL="114300" distR="0" hidden="0" layoutInCell="1" locked="0" relativeHeight="0" simplePos="0">
+        <wp:anchor distT="0" distB="0" distL="114300" distR="114300" simplePos="0" relativeHeight="251658241" behindDoc="0" locked="0" layoutInCell="1" allowOverlap="1">
           <wp:simplePos x="0" y="0"/>
           <wp:positionH relativeFrom="column">
             <wp:posOffset>4730313</wp:posOffset>
@@ -7720,30 +12714,33 @@
             <wp:posOffset>-105409</wp:posOffset>
           </wp:positionV>
           <wp:extent cx="1029137" cy="298450"/>
-          <wp:effectExtent b="0" l="0" r="0" t="0"/>
-          <wp:wrapSquare wrapText="bothSides" distB="0" distT="0" distL="114300" distR="0"/>
-          <wp:docPr descr="Desenho com traços pretos em fundo branco&#10;&#10;Descrição gerada automaticamente com confiança média" id="2" name="image3.png"/>
+          <wp:effectExtent l="0" t="0" r="0" b="0"/>
+          <wp:wrapSquare wrapText="bothSides"/>
+          <wp:docPr id="5" name="Picture 5" descr="Desenho com traços pretos em fundo branco&#10;&#10;Descrição gerada automaticamente com confiança média"/>
+          <wp:cNvGraphicFramePr/>
           <a:graphic>
             <a:graphicData uri="http://schemas.openxmlformats.org/drawingml/2006/picture">
               <pic:pic>
                 <pic:nvPicPr>
-                  <pic:cNvPr descr="Desenho com traços pretos em fundo branco&#10;&#10;Descrição gerada automaticamente com confiança média" id="0" name="image3.png"/>
-                  <pic:cNvPicPr preferRelativeResize="0"/>
+                  <pic:cNvPr id="0" name="image3.png" descr="Desenho com traços pretos em fundo branco&#10;&#10;Descrição gerada automaticamente com confiança média"/>
+                  <pic:cNvPicPr>
+                    <a:picLocks noChangeAspect="1" noChangeArrowheads="1"/>
+                  </pic:cNvPicPr>
                 </pic:nvPicPr>
                 <pic:blipFill>
                   <a:blip r:embed="rId1"/>
-                  <a:srcRect b="0" l="0" r="0" t="0"/>
                   <a:stretch>
                     <a:fillRect/>
                   </a:stretch>
                 </pic:blipFill>
-                <pic:spPr>
+                <pic:spPr bwMode="auto">
                   <a:xfrm>
                     <a:off x="0" y="0"/>
-                    <a:ext cx="723900" cy="298450"/>
+                    <a:ext cx="1029137" cy="298450"/>
                   </a:xfrm>
-                  <a:prstGeom prst="rect"/>
-                  <a:ln/>
+                  <a:prstGeom prst="rect">
+                    <a:avLst/>
+                  </a:prstGeom>
                 </pic:spPr>
               </pic:pic>
             </a:graphicData>
@@ -7757,25 +12754,24 @@
       <w:keepNext w:val="0"/>
       <w:keepLines w:val="0"/>
       <w:pageBreakBefore w:val="0"/>
-      <w:widowControl w:val="1"/>
+      <w:widowControl/>
       <w:pBdr>
-        <w:top w:space="0" w:sz="0" w:val="nil"/>
-        <w:left w:space="0" w:sz="0" w:val="nil"/>
-        <w:bottom w:space="0" w:sz="0" w:val="nil"/>
-        <w:right w:space="0" w:sz="0" w:val="nil"/>
-        <w:between w:space="0" w:sz="0" w:val="nil"/>
+        <w:top w:val="nil" w:sz="0" w:space="0" w:color="auto"/>
+        <w:left w:val="nil" w:sz="0" w:space="0" w:color="auto"/>
+        <w:bottom w:val="nil" w:sz="0" w:space="0" w:color="auto"/>
+        <w:right w:val="nil" w:sz="0" w:space="0" w:color="auto"/>
+        <w:between w:val="nil" w:sz="0" w:space="0" w:color="auto"/>
       </w:pBdr>
-      <w:shd w:fill="auto" w:val="clear"/>
       <w:tabs>
-        <w:tab w:val="center" w:leader="none" w:pos="4252"/>
-        <w:tab w:val="right" w:leader="none" w:pos="8504"/>
-        <w:tab w:val="left" w:leader="none" w:pos="1785"/>
+        <w:tab w:val="center" w:pos="4252"/>
+        <w:tab w:val="right" w:pos="8504"/>
+        <w:tab w:val="left" w:pos="1785"/>
       </w:tabs>
-      <w:spacing w:after="0" w:before="0" w:line="240" w:lineRule="auto"/>
+      <w:spacing w:before="0" w:after="0" w:line="240" w:lineRule="auto"/>
       <w:ind w:left="0" w:right="0" w:firstLine="0"/>
       <w:jc w:val="left"/>
       <w:rPr>
-        <w:rFonts w:ascii="Times New Roman" w:cs="Times New Roman" w:eastAsia="Times New Roman" w:hAnsi="Times New Roman"/>
+        <w:rFonts w:ascii="Times New Roman" w:hAnsi="Times New Roman" w:eastAsia="Times New Roman" w:cs="Times New Roman"/>
         <w:b w:val="0"/>
         <w:bCs w:val="0"/>
         <w:i w:val="0"/>
@@ -7786,13 +12782,12 @@
         <w:sz w:val="20"/>
         <w:szCs w:val="20"/>
         <w:u w:val="none"/>
-        <w:shd w:fill="auto" w:val="clear"/>
         <w:vertAlign w:val="baseline"/>
       </w:rPr>
     </w:pPr>
     <w:r>
       <w:rPr>
-        <w:rFonts w:ascii="Times New Roman" w:cs="Times New Roman" w:eastAsia="Times New Roman" w:hAnsi="Times New Roman"/>
+        <w:rFonts w:ascii="Times New Roman" w:hAnsi="Times New Roman" w:eastAsia="Times New Roman" w:cs="Times New Roman"/>
         <w:b w:val="0"/>
         <w:bCs w:val="0"/>
         <w:i w:val="0"/>
@@ -7803,7 +12798,6 @@
         <w:sz w:val="20"/>
         <w:szCs w:val="20"/>
         <w:u w:val="none"/>
-        <w:shd w:fill="auto" w:val="clear"/>
         <w:vertAlign w:val="baseline"/>
         <w:rtl w:val="0"/>
       </w:rPr>
@@ -7811,7 +12805,7 @@
     </w:r>
     <w:r>
       <w:rPr>
-        <w:rFonts w:ascii="Arial" w:cs="Arial" w:eastAsia="Arial" w:hAnsi="Arial"/>
+        <w:rFonts w:ascii="Arial" w:hAnsi="Arial" w:eastAsia="Arial" w:cs="Arial"/>
         <w:b w:val="0"/>
         <w:bCs w:val="0"/>
         <w:i w:val="0"/>
@@ -7822,116 +12816,60 @@
         <w:sz w:val="18"/>
         <w:szCs w:val="18"/>
         <w:u w:val="none"/>
-        <w:shd w:fill="auto" w:val="clear"/>
         <w:vertAlign w:val="baseline"/>
         <w:rtl w:val="0"/>
       </w:rPr>
       <w:tab/>
     </w:r>
     <w:r>
-      <w:rPr>
-        <w:rtl w:val="0"/>
-      </w:rPr>
-    </w:r>
-    <w:r>
-      <mc:AlternateContent>
-        <mc:Choice Requires="wps">
-          <w:drawing>
-            <wp:anchor allowOverlap="1" behindDoc="1" distB="0" distT="0" distL="0" distR="0" hidden="0" layoutInCell="1" locked="0" relativeHeight="0" simplePos="0">
-              <wp:simplePos x="0" y="0"/>
-              <wp:positionH relativeFrom="column">
-                <wp:posOffset>6350</wp:posOffset>
-              </wp:positionH>
-              <wp:positionV relativeFrom="paragraph">
-                <wp:posOffset>100330</wp:posOffset>
-              </wp:positionV>
-              <wp:extent cx="5753100" cy="12700"/>
-              <wp:effectExtent b="0" l="0" r="0" t="0"/>
-              <wp:wrapNone/>
-              <wp:docPr id="1" name=""/>
-              <a:graphic>
-                <a:graphicData uri="http://schemas.microsoft.com/office/word/2010/wordprocessingShape">
-                  <wps:wsp>
-                    <wps:cNvCnPr/>
-                    <wps:spPr>
-                      <a:xfrm>
-                        <a:off x="2469420" y="3780000"/>
-                        <a:ext cx="5753160" cy="0"/>
-                      </a:xfrm>
-                      <a:prstGeom prst="straightConnector1">
-                        <a:avLst/>
-                      </a:prstGeom>
-                      <a:noFill/>
-                      <a:ln cap="flat" cmpd="sng" w="9525">
-                        <a:solidFill>
-                          <a:srgbClr val="595959"/>
-                        </a:solidFill>
-                        <a:prstDash val="solid"/>
-                        <a:round/>
-                        <a:headEnd len="sm" w="sm" type="none"/>
-                        <a:tailEnd len="sm" w="sm" type="none"/>
-                      </a:ln>
-                    </wps:spPr>
-                    <wps:bodyPr anchorCtr="0" anchor="ctr" bIns="91425" lIns="91425" spcFirstLastPara="1" rIns="91425" wrap="square" tIns="91425">
-                      <a:noAutofit/>
-                    </wps:bodyPr>
-                  </wps:wsp>
-                </a:graphicData>
-              </a:graphic>
-            </wp:anchor>
-          </w:drawing>
-        </mc:Choice>
-        <mc:Fallback>
-          <w:drawing>
-            <wp:anchor allowOverlap="1" behindDoc="1" distB="0" distT="0" distL="0" distR="0" hidden="0" layoutInCell="1" locked="0" relativeHeight="0" simplePos="0">
-              <wp:simplePos x="0" y="0"/>
-              <wp:positionH relativeFrom="column">
-                <wp:posOffset>6350</wp:posOffset>
-              </wp:positionH>
-              <wp:positionV relativeFrom="paragraph">
-                <wp:posOffset>100330</wp:posOffset>
-              </wp:positionV>
-              <wp:extent cx="5753100" cy="12700"/>
-              <wp:effectExtent b="0" l="0" r="0" t="0"/>
-              <wp:wrapNone/>
-              <wp:docPr id="1" name="image6.png"/>
-              <a:graphic>
-                <a:graphicData uri="http://schemas.openxmlformats.org/drawingml/2006/picture">
-                  <pic:pic>
-                    <pic:nvPicPr>
-                      <pic:cNvPr id="0" name="image6.png"/>
-                      <pic:cNvPicPr preferRelativeResize="0"/>
-                    </pic:nvPicPr>
-                    <pic:blipFill>
-                      <a:blip r:embed="rId2"/>
-                      <a:srcRect/>
-                      <a:stretch>
-                        <a:fillRect/>
-                      </a:stretch>
-                    </pic:blipFill>
-                    <pic:spPr>
-                      <a:xfrm>
-                        <a:off x="0" y="0"/>
-                        <a:ext cx="5753100" cy="12700"/>
-                      </a:xfrm>
-                      <a:prstGeom prst="rect"/>
-                      <a:ln/>
-                    </pic:spPr>
-                  </pic:pic>
-                </a:graphicData>
-              </a:graphic>
-            </wp:anchor>
-          </w:drawing>
-        </mc:Fallback>
-      </mc:AlternateContent>
+      <w:drawing>
+        <wp:anchor distT="0" distB="0" distL="0" distR="0" simplePos="0" relativeHeight="251658242" behindDoc="1" locked="0" layoutInCell="1" allowOverlap="1">
+          <wp:simplePos x="0" y="0"/>
+          <wp:positionH relativeFrom="column">
+            <wp:posOffset>6350</wp:posOffset>
+          </wp:positionH>
+          <wp:positionV relativeFrom="paragraph">
+            <wp:posOffset>100330</wp:posOffset>
+          </wp:positionV>
+          <wp:extent cx="5753100" cy="12700"/>
+          <wp:effectExtent l="0" t="0" r="0" b="0"/>
+          <wp:wrapNone/>
+          <wp:docPr id="6" name="Shape 6" descr=""/>
+          <wp:cNvGraphicFramePr/>
+          <a:graphic>
+            <a:graphicData uri="http://schemas.microsoft.com/office/word/2010/wordprocessingShape">
+              <wps:wsp>
+                <wps:cNvCnPr/>
+                <wps:spPr>
+                  <a:xfrm>
+                    <a:off x="0" y="0"/>
+                    <a:ext cx="5753100" cy="12700"/>
+                  </a:xfrm>
+                  <a:prstGeom prst="straightConnector1">
+                    <a:avLst/>
+                  </a:prstGeom>
+                  <a:noFill/>
+                  <a:ln w="9525">
+                    <a:solidFill>
+                      <a:srgbClr val="595959"/>
+                    </a:solidFill>
+                  </a:ln>
+                </wps:spPr>
+                <wps:bodyPr/>
+              </wps:wsp>
+            </a:graphicData>
+          </a:graphic>
+        </wp:anchor>
+      </w:drawing>
     </w:r>
   </w:p>
 </w:hdr>
 </file>
 
 <file path=word/numbering.xml><?xml version="1.0" encoding="utf-8"?>
-<w:numbering xmlns:mc="http://schemas.openxmlformats.org/markup-compatibility/2006" xmlns:o="urn:schemas-microsoft-com:office:office" xmlns:r="http://schemas.openxmlformats.org/officeDocument/2006/relationships" xmlns:m="http://schemas.openxmlformats.org/officeDocument/2006/math" xmlns:v="urn:schemas-microsoft-com:vml" xmlns:wp="http://schemas.openxmlformats.org/drawingml/2006/wordprocessingDrawing" xmlns:w10="urn:schemas-microsoft-com:office:word" xmlns:w="http://schemas.openxmlformats.org/wordprocessingml/2006/main" xmlns:wne="http://schemas.microsoft.com/office/word/2006/wordml" xmlns:sl="http://schemas.openxmlformats.org/schemaLibrary/2006/main" xmlns:a="http://schemas.openxmlformats.org/drawingml/2006/main" xmlns:pic="http://schemas.openxmlformats.org/drawingml/2006/picture" xmlns:c="http://schemas.openxmlformats.org/drawingml/2006/chart" xmlns:lc="http://schemas.openxmlformats.org/drawingml/2006/lockedCanvas" xmlns:dgm="http://schemas.openxmlformats.org/drawingml/2006/diagram" xmlns:wps="http://schemas.microsoft.com/office/word/2010/wordprocessingShape" xmlns:wpg="http://schemas.microsoft.com/office/word/2010/wordprocessingGroup" xmlns:w14="http://schemas.microsoft.com/office/word/2010/wordml" xmlns:w15="http://schemas.microsoft.com/office/word/2012/wordml" xmlns:w16="http://schemas.microsoft.com/office/word/2018/wordml" xmlns:w16cex="http://schemas.microsoft.com/office/word/2018/wordml/cex" xmlns:w16cid="http://schemas.microsoft.com/office/word/2016/wordml/cid" xmlns="http://schemas.microsoft.com/office/tasks/2019/documenttasks" xmlns:cr="http://schemas.microsoft.com/office/comments/2020/reactions">
+<w:numbering xmlns:w="http://schemas.openxmlformats.org/wordprocessingml/2006/main" xmlns:r="http://schemas.openxmlformats.org/officeDocument/2006/relationships" xmlns:wp="http://schemas.openxmlformats.org/drawingml/2006/wordprocessingDrawing" xmlns:a="http://schemas.openxmlformats.org/drawingml/2006/main" xmlns:c="http://schemas.openxmlformats.org/drawingml/2006/chart" xmlns:pic="http://schemas.openxmlformats.org/drawingml/2006/picture" xmlns:mc="http://schemas.openxmlformats.org/markup-compatibility/2006" xmlns:w14="http://schemas.microsoft.com/office/word/2010/wordml" xmlns:wpi="http://schemas.microsoft.com/office/word/2010/wordprocessingInk" xmlns:w15="http://schemas.microsoft.com/office/word/2012/wordml" xmlns:wp14="http://schemas.microsoft.com/office/word/2010/wordprocessingDrawing" xmlns:wps="http://schemas.microsoft.com/office/word/2010/wordprocessingShape" xmlns:wpg="http://schemas.microsoft.com/office/word/2010/wordprocessingGroup" xmlns:wpc="http://schemas.microsoft.com/office/word/2010/wordprocessingCanvas" xmlns:dgm="http://schemas.openxmlformats.org/drawingml/2006/diagram" xmlns:dsp="http://schemas.microsoft.com/office/drawing/2008/diagram" xmlns:m="http://schemas.openxmlformats.org/officeDocument/2006/math" xmlns:v="urn:schemas-microsoft-com:vml" xmlns:o="urn:schemas-microsoft-com:office:office" xmlns:w10="urn:schemas-microsoft-com:office:word" xmlns:cx="http://schemas.microsoft.com/office/drawing/2014/chartex" xmlns:cx1="http://schemas.microsoft.com/office/drawing/2015/9/8/chartex" xmlns:cx2="http://schemas.microsoft.com/office/drawing/2015/10/21/chartex" xmlns:cx3="http://schemas.microsoft.com/office/drawing/2016/5/9/chartex" xmlns:cx4="http://schemas.microsoft.com/office/drawing/2016/5/10/chartex" xmlns:cx5="http://schemas.microsoft.com/office/drawing/2016/5/11/chartex" xmlns:cx6="http://schemas.microsoft.com/office/drawing/2016/5/12/chartex" xmlns:cx7="http://schemas.microsoft.com/office/drawing/2016/5/13/chartex" xmlns:cx8="http://schemas.microsoft.com/office/drawing/2016/5/14/chartex" mc:Ignorable="w14 w15 wp14">
   <w:abstractNum w:abstractNumId="1">
+    <w:multiLevelType w:val="multilevel"/>
     <w:lvl w:ilvl="0">
       <w:start w:val="1"/>
       <w:numFmt w:val="bullet"/>
@@ -7941,7 +12879,7 @@
         <w:ind w:left="720" w:hanging="360"/>
       </w:pPr>
       <w:rPr>
-        <w:rFonts w:ascii="Noto Sans Symbols" w:cs="Noto Sans Symbols" w:eastAsia="Noto Sans Symbols" w:hAnsi="Noto Sans Symbols"/>
+        <w:rFonts w:ascii="Noto Sans Symbols" w:hAnsi="Noto Sans Symbols" w:eastAsia="Noto Sans Symbols" w:cs="Noto Sans Symbols"/>
       </w:rPr>
     </w:lvl>
     <w:lvl w:ilvl="1">
@@ -7953,7 +12891,7 @@
         <w:ind w:left="1440" w:hanging="360"/>
       </w:pPr>
       <w:rPr>
-        <w:rFonts w:ascii="Courier New" w:cs="Courier New" w:eastAsia="Courier New" w:hAnsi="Courier New"/>
+        <w:rFonts w:ascii="Courier New" w:hAnsi="Courier New" w:eastAsia="Courier New" w:cs="Courier New"/>
       </w:rPr>
     </w:lvl>
     <w:lvl w:ilvl="2">
@@ -7965,7 +12903,7 @@
         <w:ind w:left="2160" w:hanging="360"/>
       </w:pPr>
       <w:rPr>
-        <w:rFonts w:ascii="Noto Sans Symbols" w:cs="Noto Sans Symbols" w:eastAsia="Noto Sans Symbols" w:hAnsi="Noto Sans Symbols"/>
+        <w:rFonts w:ascii="Noto Sans Symbols" w:hAnsi="Noto Sans Symbols" w:eastAsia="Noto Sans Symbols" w:cs="Noto Sans Symbols"/>
       </w:rPr>
     </w:lvl>
     <w:lvl w:ilvl="3">
@@ -7977,7 +12915,7 @@
         <w:ind w:left="2880" w:hanging="360"/>
       </w:pPr>
       <w:rPr>
-        <w:rFonts w:ascii="Noto Sans Symbols" w:cs="Noto Sans Symbols" w:eastAsia="Noto Sans Symbols" w:hAnsi="Noto Sans Symbols"/>
+        <w:rFonts w:ascii="Noto Sans Symbols" w:hAnsi="Noto Sans Symbols" w:eastAsia="Noto Sans Symbols" w:cs="Noto Sans Symbols"/>
       </w:rPr>
     </w:lvl>
     <w:lvl w:ilvl="4">
@@ -7989,7 +12927,7 @@
         <w:ind w:left="3600" w:hanging="360"/>
       </w:pPr>
       <w:rPr>
-        <w:rFonts w:ascii="Courier New" w:cs="Courier New" w:eastAsia="Courier New" w:hAnsi="Courier New"/>
+        <w:rFonts w:ascii="Courier New" w:hAnsi="Courier New" w:eastAsia="Courier New" w:cs="Courier New"/>
       </w:rPr>
     </w:lvl>
     <w:lvl w:ilvl="5">
@@ -8001,7 +12939,7 @@
         <w:ind w:left="4320" w:hanging="360"/>
       </w:pPr>
       <w:rPr>
-        <w:rFonts w:ascii="Noto Sans Symbols" w:cs="Noto Sans Symbols" w:eastAsia="Noto Sans Symbols" w:hAnsi="Noto Sans Symbols"/>
+        <w:rFonts w:ascii="Noto Sans Symbols" w:hAnsi="Noto Sans Symbols" w:eastAsia="Noto Sans Symbols" w:cs="Noto Sans Symbols"/>
       </w:rPr>
     </w:lvl>
     <w:lvl w:ilvl="6">
@@ -8013,7 +12951,7 @@
         <w:ind w:left="5040" w:hanging="360"/>
       </w:pPr>
       <w:rPr>
-        <w:rFonts w:ascii="Noto Sans Symbols" w:cs="Noto Sans Symbols" w:eastAsia="Noto Sans Symbols" w:hAnsi="Noto Sans Symbols"/>
+        <w:rFonts w:ascii="Noto Sans Symbols" w:hAnsi="Noto Sans Symbols" w:eastAsia="Noto Sans Symbols" w:cs="Noto Sans Symbols"/>
       </w:rPr>
     </w:lvl>
     <w:lvl w:ilvl="7">
@@ -8025,7 +12963,7 @@
         <w:ind w:left="5760" w:hanging="360"/>
       </w:pPr>
       <w:rPr>
-        <w:rFonts w:ascii="Courier New" w:cs="Courier New" w:eastAsia="Courier New" w:hAnsi="Courier New"/>
+        <w:rFonts w:ascii="Courier New" w:hAnsi="Courier New" w:eastAsia="Courier New" w:cs="Courier New"/>
       </w:rPr>
     </w:lvl>
     <w:lvl w:ilvl="8">
@@ -8037,7 +12975,7 @@
         <w:ind w:left="6480" w:hanging="360"/>
       </w:pPr>
       <w:rPr>
-        <w:rFonts w:ascii="Noto Sans Symbols" w:cs="Noto Sans Symbols" w:eastAsia="Noto Sans Symbols" w:hAnsi="Noto Sans Symbols"/>
+        <w:rFonts w:ascii="Noto Sans Symbols" w:hAnsi="Noto Sans Symbols" w:eastAsia="Noto Sans Symbols" w:cs="Noto Sans Symbols"/>
       </w:rPr>
     </w:lvl>
   </w:abstractNum>
@@ -8048,10 +12986,11 @@
 </file>
 
 <file path=word/styles.xml><?xml version="1.0" encoding="utf-8"?>
-<w:styles xmlns:mc="http://schemas.openxmlformats.org/markup-compatibility/2006" xmlns:o="urn:schemas-microsoft-com:office:office" xmlns:r="http://schemas.openxmlformats.org/officeDocument/2006/relationships" xmlns:m="http://schemas.openxmlformats.org/officeDocument/2006/math" xmlns:v="urn:schemas-microsoft-com:vml" xmlns:wp="http://schemas.openxmlformats.org/drawingml/2006/wordprocessingDrawing" xmlns:w10="urn:schemas-microsoft-com:office:word" xmlns:w="http://schemas.openxmlformats.org/wordprocessingml/2006/main" xmlns:wne="http://schemas.microsoft.com/office/word/2006/wordml" xmlns:sl="http://schemas.openxmlformats.org/schemaLibrary/2006/main" xmlns:a="http://schemas.openxmlformats.org/drawingml/2006/main" xmlns:pic="http://schemas.openxmlformats.org/drawingml/2006/picture" xmlns:c="http://schemas.openxmlformats.org/drawingml/2006/chart" xmlns:lc="http://schemas.openxmlformats.org/drawingml/2006/lockedCanvas" xmlns:dgm="http://schemas.openxmlformats.org/drawingml/2006/diagram" xmlns:wps="http://schemas.microsoft.com/office/word/2010/wordprocessingShape" xmlns:wpg="http://schemas.microsoft.com/office/word/2010/wordprocessingGroup" xmlns:w14="http://schemas.microsoft.com/office/word/2010/wordml" xmlns:w15="http://schemas.microsoft.com/office/word/2012/wordml" xmlns:w16="http://schemas.microsoft.com/office/word/2018/wordml" xmlns:w16cex="http://schemas.microsoft.com/office/word/2018/wordml/cex" xmlns:w16cid="http://schemas.microsoft.com/office/word/2016/wordml/cid" xmlns="http://schemas.microsoft.com/office/tasks/2019/documenttasks" xmlns:cr="http://schemas.microsoft.com/office/comments/2020/reactions">
+<w:styles xmlns:w="http://schemas.openxmlformats.org/wordprocessingml/2006/main" xmlns:r="http://schemas.openxmlformats.org/officeDocument/2006/relationships" xmlns:wp="http://schemas.openxmlformats.org/drawingml/2006/wordprocessingDrawing" xmlns:a="http://schemas.openxmlformats.org/drawingml/2006/main" xmlns:c="http://schemas.openxmlformats.org/drawingml/2006/chart" xmlns:pic="http://schemas.openxmlformats.org/drawingml/2006/picture" xmlns:mc="http://schemas.openxmlformats.org/markup-compatibility/2006" xmlns:w14="http://schemas.microsoft.com/office/word/2010/wordml" xmlns:wpi="http://schemas.microsoft.com/office/word/2010/wordprocessingInk" xmlns:w15="http://schemas.microsoft.com/office/word/2012/wordml" xmlns:wp14="http://schemas.microsoft.com/office/word/2010/wordprocessingDrawing" xmlns:wps="http://schemas.microsoft.com/office/word/2010/wordprocessingShape" xmlns:wpg="http://schemas.microsoft.com/office/word/2010/wordprocessingGroup" xmlns:wpc="http://schemas.microsoft.com/office/word/2010/wordprocessingCanvas" xmlns:dgm="http://schemas.openxmlformats.org/drawingml/2006/diagram" xmlns:dsp="http://schemas.microsoft.com/office/drawing/2008/diagram" xmlns:m="http://schemas.openxmlformats.org/officeDocument/2006/math" xmlns:v="urn:schemas-microsoft-com:vml" xmlns:o="urn:schemas-microsoft-com:office:office" xmlns:w10="urn:schemas-microsoft-com:office:word" xmlns:cx="http://schemas.microsoft.com/office/drawing/2014/chartex" xmlns:cx1="http://schemas.microsoft.com/office/drawing/2015/9/8/chartex" xmlns:cx2="http://schemas.microsoft.com/office/drawing/2015/10/21/chartex" xmlns:cx3="http://schemas.microsoft.com/office/drawing/2016/5/9/chartex" xmlns:cx4="http://schemas.microsoft.com/office/drawing/2016/5/10/chartex" xmlns:cx5="http://schemas.microsoft.com/office/drawing/2016/5/11/chartex" xmlns:cx6="http://schemas.microsoft.com/office/drawing/2016/5/12/chartex" xmlns:cx7="http://schemas.microsoft.com/office/drawing/2016/5/13/chartex" xmlns:cx8="http://schemas.microsoft.com/office/drawing/2016/5/14/chartex" mc:Ignorable="w14 w15 wp14">
   <w:docDefaults>
     <w:rPrDefault>
       <w:rPr>
+        <w:sz w:val="20"/>
         <w:lang w:val="pt_BR"/>
       </w:rPr>
     </w:rPrDefault>
@@ -8063,29 +13002,33 @@
     <w:name w:val="TableNormal"/>
     <w:tblPr>
       <w:tblCellMar>
-        <w:top w:w="100.0" w:type="dxa"/>
-        <w:left w:w="100.0" w:type="dxa"/>
-        <w:bottom w:w="100.0" w:type="dxa"/>
-        <w:right w:w="100.0" w:type="dxa"/>
+        <w:top w:w="100" w:type="dxa"/>
+        <w:left w:w="100" w:type="dxa"/>
+        <w:bottom w:w="100" w:type="dxa"/>
+        <w:right w:w="100" w:type="dxa"/>
       </w:tblCellMar>
     </w:tblPr>
   </w:style>
   <w:style w:type="paragraph" w:styleId="Normal" w:default="1">
     <w:name w:val="normal"/>
+    <w:uiPriority w:val="0"/>
+    <w:qFormat/>
   </w:style>
   <w:style w:type="paragraph" w:styleId="Heading1">
     <w:name w:val="heading 1"/>
     <w:basedOn w:val="Normal"/>
     <w:next w:val="Normal"/>
+    <w:uiPriority w:val="10"/>
+    <w:qFormat/>
     <w:pPr>
-      <w:keepNext w:val="1"/>
-      <w:keepLines w:val="1"/>
+      <w:keepNext/>
+      <w:keepLines/>
       <w:pageBreakBefore w:val="0"/>
-      <w:spacing w:after="120" w:before="480" w:lineRule="auto"/>
+      <w:spacing w:before="480" w:after="120"/>
     </w:pPr>
     <w:rPr>
-      <w:b w:val="1"/>
-      <w:bCs w:val="1"/>
+      <w:b/>
+      <w:bCs/>
       <w:sz w:val="48"/>
       <w:szCs w:val="48"/>
     </w:rPr>
@@ -8094,15 +13037,17 @@
     <w:name w:val="heading 2"/>
     <w:basedOn w:val="Normal"/>
     <w:next w:val="Normal"/>
+    <w:uiPriority w:val="11"/>
+    <w:qFormat/>
     <w:pPr>
-      <w:keepNext w:val="1"/>
-      <w:keepLines w:val="1"/>
+      <w:keepNext/>
+      <w:keepLines/>
       <w:pageBreakBefore w:val="0"/>
-      <w:spacing w:after="80" w:before="360" w:lineRule="auto"/>
+      <w:spacing w:before="360" w:after="80"/>
     </w:pPr>
     <w:rPr>
-      <w:b w:val="1"/>
-      <w:bCs w:val="1"/>
+      <w:b/>
+      <w:bCs/>
       <w:sz w:val="36"/>
       <w:szCs w:val="36"/>
     </w:rPr>
@@ -8111,15 +13056,17 @@
     <w:name w:val="heading 3"/>
     <w:basedOn w:val="Normal"/>
     <w:next w:val="Normal"/>
+    <w:uiPriority w:val="12"/>
+    <w:qFormat/>
     <w:pPr>
-      <w:keepNext w:val="1"/>
-      <w:keepLines w:val="1"/>
+      <w:keepNext/>
+      <w:keepLines/>
       <w:pageBreakBefore w:val="0"/>
-      <w:spacing w:after="80" w:before="280" w:lineRule="auto"/>
+      <w:spacing w:before="280" w:after="80"/>
     </w:pPr>
     <w:rPr>
-      <w:b w:val="1"/>
-      <w:bCs w:val="1"/>
+      <w:b/>
+      <w:bCs/>
       <w:sz w:val="28"/>
       <w:szCs w:val="28"/>
     </w:rPr>
@@ -8129,14 +13076,14 @@
     <w:basedOn w:val="Normal"/>
     <w:next w:val="Normal"/>
     <w:pPr>
-      <w:keepNext w:val="1"/>
-      <w:keepLines w:val="1"/>
+      <w:keepNext/>
+      <w:keepLines/>
       <w:pageBreakBefore w:val="0"/>
-      <w:spacing w:after="40" w:before="240" w:lineRule="auto"/>
+      <w:spacing w:before="240" w:after="40"/>
     </w:pPr>
     <w:rPr>
-      <w:b w:val="1"/>
-      <w:bCs w:val="1"/>
+      <w:b/>
+      <w:bCs/>
       <w:sz w:val="24"/>
       <w:szCs w:val="24"/>
     </w:rPr>
@@ -8146,14 +13093,14 @@
     <w:basedOn w:val="Normal"/>
     <w:next w:val="Normal"/>
     <w:pPr>
-      <w:keepNext w:val="1"/>
-      <w:keepLines w:val="1"/>
+      <w:keepNext/>
+      <w:keepLines/>
       <w:pageBreakBefore w:val="0"/>
-      <w:spacing w:after="40" w:before="220" w:lineRule="auto"/>
+      <w:spacing w:before="220" w:after="40"/>
     </w:pPr>
     <w:rPr>
-      <w:b w:val="1"/>
-      <w:bCs w:val="1"/>
+      <w:b/>
+      <w:bCs/>
       <w:sz w:val="22"/>
       <w:szCs w:val="22"/>
     </w:rPr>
@@ -8163,14 +13110,14 @@
     <w:basedOn w:val="Normal"/>
     <w:next w:val="Normal"/>
     <w:pPr>
-      <w:keepNext w:val="1"/>
-      <w:keepLines w:val="1"/>
+      <w:keepNext/>
+      <w:keepLines/>
       <w:pageBreakBefore w:val="0"/>
-      <w:spacing w:after="40" w:before="200" w:lineRule="auto"/>
+      <w:spacing w:before="200" w:after="40"/>
     </w:pPr>
     <w:rPr>
-      <w:b w:val="1"/>
-      <w:bCs w:val="1"/>
+      <w:b/>
+      <w:bCs/>
       <w:sz w:val="20"/>
       <w:szCs w:val="20"/>
     </w:rPr>
@@ -8179,12 +13126,14 @@
     <w:name w:val="Title"/>
     <w:basedOn w:val="Normal"/>
     <w:next w:val="Normal"/>
+    <w:uiPriority w:val="10"/>
+    <w:qFormat/>
     <w:pPr>
-      <w:keepNext w:val="1"/>
-      <w:spacing w:after="120" w:before="240" w:lineRule="auto"/>
+      <w:keepNext/>
+      <w:spacing w:before="240" w:after="120"/>
     </w:pPr>
     <w:rPr>
-      <w:rFonts w:ascii="Liberation Sans" w:cs="Liberation Sans" w:eastAsia="Liberation Sans" w:hAnsi="Liberation Sans"/>
+      <w:rFonts w:ascii="Liberation Sans" w:hAnsi="Liberation Sans" w:eastAsia="Liberation Sans" w:cs="Liberation Sans"/>
       <w:sz w:val="28"/>
       <w:szCs w:val="28"/>
     </w:rPr>
@@ -8193,85 +13142,217 @@
     <w:name w:val="Subtitle"/>
     <w:basedOn w:val="Normal"/>
     <w:next w:val="Normal"/>
+    <w:uiPriority w:val="11"/>
+    <w:qFormat/>
     <w:pPr>
-      <w:keepNext w:val="1"/>
-      <w:keepLines w:val="1"/>
+      <w:keepNext/>
+      <w:keepLines/>
       <w:pageBreakBefore w:val="0"/>
-      <w:spacing w:after="80" w:before="360" w:lineRule="auto"/>
+      <w:spacing w:before="360" w:after="80"/>
     </w:pPr>
     <w:rPr>
-      <w:rFonts w:ascii="Georgia" w:cs="Georgia" w:eastAsia="Georgia" w:hAnsi="Georgia"/>
-      <w:i w:val="1"/>
-      <w:iCs w:val="1"/>
+      <w:rFonts w:ascii="Georgia" w:hAnsi="Georgia" w:eastAsia="Georgia" w:cs="Georgia"/>
+      <w:i/>
+      <w:iCs/>
       <w:color w:val="666666"/>
       <w:sz w:val="48"/>
       <w:szCs w:val="48"/>
     </w:rPr>
   </w:style>
   <w:style w:type="table" w:styleId="Table1">
+    <w:name w:val="Table1"/>
     <w:basedOn w:val="TableNormal"/>
     <w:tblPr>
       <w:tblStyleRowBandSize w:val="1"/>
       <w:tblStyleColBandSize w:val="1"/>
       <w:tblCellMar>
-        <w:top w:w="0.0" w:type="dxa"/>
-        <w:left w:w="108.0" w:type="dxa"/>
-        <w:bottom w:w="0.0" w:type="dxa"/>
-        <w:right w:w="108.0" w:type="dxa"/>
+        <w:top w:w="0" w:type="dxa"/>
+        <w:left w:w="108" w:type="dxa"/>
+        <w:bottom w:w="0" w:type="dxa"/>
+        <w:right w:w="108" w:type="dxa"/>
       </w:tblCellMar>
     </w:tblPr>
   </w:style>
   <w:style w:type="table" w:styleId="Table2">
+    <w:name w:val="Table2"/>
     <w:basedOn w:val="TableNormal"/>
     <w:tblPr>
       <w:tblStyleRowBandSize w:val="1"/>
       <w:tblStyleColBandSize w:val="1"/>
       <w:tblCellMar>
-        <w:top w:w="0.0" w:type="dxa"/>
-        <w:left w:w="108.0" w:type="dxa"/>
-        <w:bottom w:w="0.0" w:type="dxa"/>
-        <w:right w:w="108.0" w:type="dxa"/>
+        <w:top w:w="0" w:type="dxa"/>
+        <w:left w:w="108" w:type="dxa"/>
+        <w:bottom w:w="0" w:type="dxa"/>
+        <w:right w:w="108" w:type="dxa"/>
       </w:tblCellMar>
     </w:tblPr>
   </w:style>
   <w:style w:type="table" w:styleId="Table3">
+    <w:name w:val="Table3"/>
     <w:basedOn w:val="TableNormal"/>
     <w:tblPr>
       <w:tblStyleRowBandSize w:val="1"/>
       <w:tblStyleColBandSize w:val="1"/>
       <w:tblCellMar>
-        <w:top w:w="0.0" w:type="dxa"/>
-        <w:left w:w="108.0" w:type="dxa"/>
-        <w:bottom w:w="0.0" w:type="dxa"/>
-        <w:right w:w="108.0" w:type="dxa"/>
+        <w:top w:w="0" w:type="dxa"/>
+        <w:left w:w="108" w:type="dxa"/>
+        <w:bottom w:w="0" w:type="dxa"/>
+        <w:right w:w="108" w:type="dxa"/>
       </w:tblCellMar>
     </w:tblPr>
   </w:style>
   <w:style w:type="table" w:styleId="Table4">
+    <w:name w:val="Table4"/>
     <w:basedOn w:val="TableNormal"/>
     <w:tblPr>
       <w:tblStyleRowBandSize w:val="1"/>
       <w:tblStyleColBandSize w:val="1"/>
       <w:tblCellMar>
-        <w:top w:w="0.0" w:type="dxa"/>
-        <w:left w:w="108.0" w:type="dxa"/>
-        <w:bottom w:w="0.0" w:type="dxa"/>
-        <w:right w:w="108.0" w:type="dxa"/>
+        <w:top w:w="0" w:type="dxa"/>
+        <w:left w:w="108" w:type="dxa"/>
+        <w:bottom w:w="0" w:type="dxa"/>
+        <w:right w:w="108" w:type="dxa"/>
       </w:tblCellMar>
     </w:tblPr>
   </w:style>
   <w:style w:type="table" w:styleId="Table5">
+    <w:name w:val="Table5"/>
     <w:basedOn w:val="TableNormal"/>
     <w:tblPr>
       <w:tblStyleRowBandSize w:val="1"/>
       <w:tblStyleColBandSize w:val="1"/>
       <w:tblCellMar>
-        <w:top w:w="0.0" w:type="dxa"/>
-        <w:left w:w="108.0" w:type="dxa"/>
-        <w:bottom w:w="0.0" w:type="dxa"/>
-        <w:right w:w="108.0" w:type="dxa"/>
+        <w:top w:w="0" w:type="dxa"/>
+        <w:left w:w="108" w:type="dxa"/>
+        <w:bottom w:w="0" w:type="dxa"/>
+        <w:right w:w="108" w:type="dxa"/>
       </w:tblCellMar>
     </w:tblPr>
+  </w:style>
+  <w:style w:type="paragraph" w:styleId="NoSpacing">
+    <w:name w:val="No Spacing"/>
+    <w:basedOn w:val="Normal"/>
+    <w:uiPriority w:val="1"/>
+    <w:qFormat/>
+    <w:pPr>
+      <w:spacing w:after="0" w:line="240" w:lineRule="auto"/>
+    </w:pPr>
+  </w:style>
+  <w:style w:type="character" w:styleId="SubtleEmphasis">
+    <w:name w:val="Subtle Emphasis"/>
+    <w:basedOn w:val="DefaultParagraphFont"/>
+    <w:uiPriority w:val="19"/>
+    <w:qFormat/>
+    <w:rPr>
+      <w:i/>
+      <w:color w:val="404040"/>
+    </w:rPr>
+  </w:style>
+  <w:style w:type="character" w:styleId="Emphasis">
+    <w:name w:val="Emphasis"/>
+    <w:basedOn w:val="DefaultParagraphFont"/>
+    <w:uiPriority w:val="20"/>
+    <w:qFormat/>
+    <w:rPr>
+      <w:i/>
+    </w:rPr>
+  </w:style>
+  <w:style w:type="character" w:styleId="IntenseEmphasis">
+    <w:name w:val="Intense Emphasis"/>
+    <w:basedOn w:val="DefaultParagraphFont"/>
+    <w:uiPriority w:val="21"/>
+    <w:qFormat/>
+    <w:rPr>
+      <w:i/>
+      <w:color w:val="0F4761"/>
+    </w:rPr>
+  </w:style>
+  <w:style w:type="character" w:styleId="Strong">
+    <w:name w:val="Strong"/>
+    <w:basedOn w:val="DefaultParagraphFont"/>
+    <w:uiPriority w:val="22"/>
+    <w:qFormat/>
+    <w:rPr>
+      <w:b/>
+    </w:rPr>
+  </w:style>
+  <w:style w:type="paragraph" w:styleId="Quote">
+    <w:name w:val="Quote"/>
+    <w:basedOn w:val="Normal"/>
+    <w:next w:val="Normal"/>
+    <w:uiPriority w:val="29"/>
+    <w:qFormat/>
+    <w:pPr>
+      <w:spacing w:before="160"/>
+      <w:jc w:val="center"/>
+    </w:pPr>
+    <w:rPr>
+      <w:i/>
+      <w:color w:val="404040"/>
+    </w:rPr>
+  </w:style>
+  <w:style w:type="paragraph" w:styleId="IntenseQuote">
+    <w:name w:val="Intense Quote"/>
+    <w:basedOn w:val="Normal"/>
+    <w:next w:val="Normal"/>
+    <w:uiPriority w:val="30"/>
+    <w:qFormat/>
+    <w:pPr>
+      <w:pBdr>
+        <w:top w:val="single" w:sz="4" w:space="10" w:color="0F4761"/>
+        <w:bottom w:val="single" w:sz="4" w:space="10" w:color="0F4761"/>
+      </w:pBdr>
+      <w:spacing w:before="360" w:after="360"/>
+      <w:ind w:left="864" w:right="864"/>
+      <w:jc w:val="center"/>
+    </w:pPr>
+    <w:rPr>
+      <w:i/>
+      <w:color w:val="0F4761"/>
+    </w:rPr>
+  </w:style>
+  <w:style w:type="character" w:styleId="SubtleReference">
+    <w:name w:val="Subtle Reference"/>
+    <w:basedOn w:val="DefaultParagraphFont"/>
+    <w:uiPriority w:val="31"/>
+    <w:qFormat/>
+    <w:rPr>
+      <w:smallCaps/>
+      <w:color w:val="5A5A5A"/>
+    </w:rPr>
+  </w:style>
+  <w:style w:type="character" w:styleId="IntenseReference">
+    <w:name w:val="Intense Reference"/>
+    <w:basedOn w:val="DefaultParagraphFont"/>
+    <w:uiPriority w:val="32"/>
+    <w:qFormat/>
+    <w:rPr>
+      <w:b/>
+      <w:smallCaps/>
+      <w:color w:val="0F4761"/>
+      <w:spacing w:val="5"/>
+    </w:rPr>
+  </w:style>
+  <w:style w:type="character" w:styleId="BookTitle">
+    <w:name w:val="Book Title"/>
+    <w:basedOn w:val="DefaultParagraphFont"/>
+    <w:uiPriority w:val="33"/>
+    <w:qFormat/>
+    <w:rPr>
+      <w:b/>
+      <w:i/>
+      <w:spacing w:val="5"/>
+    </w:rPr>
+  </w:style>
+  <w:style w:type="paragraph" w:styleId="ListParagraph">
+    <w:name w:val="List Paragraph"/>
+    <w:basedOn w:val="Normal"/>
+    <w:uiPriority w:val="34"/>
+    <w:qFormat/>
+    <w:pPr>
+      <w:ind w:left="720"/>
+      <w:contextualSpacing/>
+    </w:pPr>
   </w:style>
 </w:styles>
 </file>
@@ -8279,12 +13360,12 @@
 <file path=word/theme/theme1.xml><?xml version="1.0" encoding="utf-8"?>
 <a:theme xmlns:a="http://schemas.openxmlformats.org/drawingml/2006/main" name="Office Theme">
   <a:themeElements>
-    <a:clrScheme name="Office">
+    <a:clrScheme name="Office Theme">
       <a:dk1>
-        <a:sysClr val="windowText" lastClr="000000"/>
+        <a:srgbClr val="000000"/>
       </a:dk1>
       <a:lt1>
-        <a:sysClr val="window" lastClr="FFFFFF"/>
+        <a:srgbClr val="FFFFFF"/>
       </a:lt1>
       <a:dk2>
         <a:srgbClr val="1F497D"/>
@@ -8317,281 +13398,78 @@
         <a:srgbClr val="800080"/>
       </a:folHlink>
     </a:clrScheme>
-    <a:fontScheme name="Office">
+    <a:fontScheme name="Office Theme">
       <a:majorFont>
         <a:latin typeface="Calibri"/>
         <a:ea typeface=""/>
         <a:cs typeface=""/>
-        <a:font script="Jpan" typeface="ＭＳ ゴシック"/>
-        <a:font script="Hang" typeface="맑은 고딕"/>
-        <a:font script="Hans" typeface="宋体"/>
-        <a:font script="Hant" typeface="新細明體"/>
-        <a:font script="Arab" typeface="Times New Roman"/>
-        <a:font script="Hebr" typeface="Times New Roman"/>
-        <a:font script="Thai" typeface="Angsana New"/>
-        <a:font script="Ethi" typeface="Nyala"/>
-        <a:font script="Beng" typeface="Vrinda"/>
-        <a:font script="Gujr" typeface="Shruti"/>
-        <a:font script="Khmr" typeface="MoolBoran"/>
-        <a:font script="Knda" typeface="Tunga"/>
-        <a:font script="Guru" typeface="Raavi"/>
-        <a:font script="Cans" typeface="Euphemia"/>
-        <a:font script="Cher" typeface="Plantagenet Cherokee"/>
-        <a:font script="Yiii" typeface="Microsoft Yi Baiti"/>
-        <a:font script="Tibt" typeface="Microsoft Himalaya"/>
-        <a:font script="Thaa" typeface="MV Boli"/>
-        <a:font script="Deva" typeface="Mangal"/>
-        <a:font script="Telu" typeface="Gautami"/>
-        <a:font script="Taml" typeface="Latha"/>
-        <a:font script="Syrc" typeface="Estrangelo Edessa"/>
-        <a:font script="Orya" typeface="Kalinga"/>
-        <a:font script="Mlym" typeface="Kartika"/>
-        <a:font script="Laoo" typeface="DokChampa"/>
-        <a:font script="Sinh" typeface="Iskoola Pota"/>
-        <a:font script="Mong" typeface="Mongolian Baiti"/>
-        <a:font script="Viet" typeface="Times New Roman"/>
-        <a:font script="Uigh" typeface="Microsoft Uighur"/>
-        <a:font script="Geor" typeface="Sylfaen"/>
       </a:majorFont>
       <a:minorFont>
         <a:latin typeface="Cambria"/>
         <a:ea typeface=""/>
         <a:cs typeface=""/>
-        <a:font script="Jpan" typeface="ＭＳ 明朝"/>
-        <a:font script="Hang" typeface="맑은 고딕"/>
-        <a:font script="Hans" typeface="宋体"/>
-        <a:font script="Hant" typeface="新細明體"/>
-        <a:font script="Arab" typeface="Arial"/>
-        <a:font script="Hebr" typeface="Arial"/>
-        <a:font script="Thai" typeface="Cordia New"/>
-        <a:font script="Ethi" typeface="Nyala"/>
-        <a:font script="Beng" typeface="Vrinda"/>
-        <a:font script="Gujr" typeface="Shruti"/>
-        <a:font script="Khmr" typeface="DaunPenh"/>
-        <a:font script="Knda" typeface="Tunga"/>
-        <a:font script="Guru" typeface="Raavi"/>
-        <a:font script="Cans" typeface="Euphemia"/>
-        <a:font script="Cher" typeface="Plantagenet Cherokee"/>
-        <a:font script="Yiii" typeface="Microsoft Yi Baiti"/>
-        <a:font script="Tibt" typeface="Microsoft Himalaya"/>
-        <a:font script="Thaa" typeface="MV Boli"/>
-        <a:font script="Deva" typeface="Mangal"/>
-        <a:font script="Telu" typeface="Gautami"/>
-        <a:font script="Taml" typeface="Latha"/>
-        <a:font script="Syrc" typeface="Estrangelo Edessa"/>
-        <a:font script="Orya" typeface="Kalinga"/>
-        <a:font script="Mlym" typeface="Kartika"/>
-        <a:font script="Laoo" typeface="DokChampa"/>
-        <a:font script="Sinh" typeface="Iskoola Pota"/>
-        <a:font script="Mong" typeface="Mongolian Baiti"/>
-        <a:font script="Viet" typeface="Arial"/>
-        <a:font script="Uigh" typeface="Microsoft Uighur"/>
-        <a:font script="Geor" typeface="Sylfaen"/>
       </a:minorFont>
     </a:fontScheme>
-    <a:fmtScheme name="Office">
+    <a:fmtScheme name="Office Theme">
       <a:fillStyleLst>
         <a:solidFill>
           <a:schemeClr val="phClr"/>
         </a:solidFill>
-        <a:gradFill rotWithShape="1">
-          <a:gsLst>
-            <a:gs pos="0">
-              <a:schemeClr val="phClr">
-                <a:tint val="50000"/>
-                <a:satMod val="300000"/>
-              </a:schemeClr>
-            </a:gs>
-            <a:gs pos="35000">
-              <a:schemeClr val="phClr">
-                <a:tint val="37000"/>
-                <a:satMod val="300000"/>
-              </a:schemeClr>
-            </a:gs>
-            <a:gs pos="100000">
-              <a:schemeClr val="phClr">
-                <a:tint val="15000"/>
-                <a:satMod val="350000"/>
-              </a:schemeClr>
-            </a:gs>
-          </a:gsLst>
-          <a:lin ang="16200000" scaled="1"/>
-        </a:gradFill>
-        <a:gradFill rotWithShape="1">
-          <a:gsLst>
-            <a:gs pos="0">
-              <a:schemeClr val="phClr">
-                <a:tint val="100000"/>
-                <a:shade val="100000"/>
-                <a:satMod val="130000"/>
-              </a:schemeClr>
-            </a:gs>
-            <a:gs pos="100000">
-              <a:schemeClr val="phClr">
-                <a:tint val="50000"/>
-                <a:shade val="100000"/>
-                <a:satMod val="350000"/>
-              </a:schemeClr>
-            </a:gs>
-          </a:gsLst>
-          <a:lin ang="16200000" scaled="0"/>
-        </a:gradFill>
+        <a:solidFill>
+          <a:schemeClr val="phClr"/>
+        </a:solidFill>
+        <a:solidFill>
+          <a:schemeClr val="phClr"/>
+        </a:solidFill>
       </a:fillStyleLst>
       <a:lnStyleLst>
-        <a:ln w="9525" cap="flat" cmpd="sng" algn="ctr">
-          <a:solidFill>
-            <a:schemeClr val="phClr">
-              <a:shade val="95000"/>
-              <a:satMod val="105000"/>
-            </a:schemeClr>
-          </a:solidFill>
-          <a:prstDash val="solid"/>
-        </a:ln>
-        <a:ln w="25400" cap="flat" cmpd="sng" algn="ctr">
+        <a:ln w="6350" cap="flat" cmpd="sng" algn="ctr">
           <a:solidFill>
             <a:schemeClr val="phClr"/>
           </a:solidFill>
           <a:prstDash val="solid"/>
+          <a:miter lim="800000"/>
         </a:ln>
-        <a:ln w="38100" cap="flat" cmpd="sng" algn="ctr">
+        <a:ln w="12700" cap="flat" cmpd="sng" algn="ctr">
           <a:solidFill>
             <a:schemeClr val="phClr"/>
           </a:solidFill>
           <a:prstDash val="solid"/>
+          <a:miter lim="800000"/>
+        </a:ln>
+        <a:ln w="19050" cap="flat" cmpd="sng" algn="ctr">
+          <a:solidFill>
+            <a:schemeClr val="phClr"/>
+          </a:solidFill>
+          <a:prstDash val="solid"/>
+          <a:miter lim="800000"/>
         </a:ln>
       </a:lnStyleLst>
       <a:effectStyleLst>
         <a:effectStyle>
-          <a:effectLst>
-            <a:outerShdw blurRad="40000" dist="20000" dir="5400000" rotWithShape="0">
-              <a:srgbClr val="000000">
-                <a:alpha val="38000"/>
-              </a:srgbClr>
-            </a:outerShdw>
-          </a:effectLst>
+          <a:effectLst/>
         </a:effectStyle>
         <a:effectStyle>
-          <a:effectLst>
-            <a:outerShdw blurRad="40000" dist="23000" dir="5400000" rotWithShape="0">
-              <a:srgbClr val="000000">
-                <a:alpha val="35000"/>
-              </a:srgbClr>
-            </a:outerShdw>
-          </a:effectLst>
+          <a:effectLst/>
         </a:effectStyle>
         <a:effectStyle>
-          <a:effectLst>
-            <a:outerShdw blurRad="40000" dist="23000" dir="5400000" rotWithShape="0">
-              <a:srgbClr val="000000">
-                <a:alpha val="35000"/>
-              </a:srgbClr>
-            </a:outerShdw>
-          </a:effectLst>
-          <a:scene3d>
-            <a:camera prst="orthographicFront">
-              <a:rot lat="0" lon="0" rev="0"/>
-            </a:camera>
-            <a:lightRig rig="threePt" dir="t">
-              <a:rot lat="0" lon="0" rev="1200000"/>
-            </a:lightRig>
-          </a:scene3d>
-          <a:sp3d>
-            <a:bevelT w="63500" h="25400"/>
-          </a:sp3d>
+          <a:effectLst/>
         </a:effectStyle>
       </a:effectStyleLst>
       <a:bgFillStyleLst>
         <a:solidFill>
           <a:schemeClr val="phClr"/>
         </a:solidFill>
-        <a:gradFill rotWithShape="1">
-          <a:gsLst>
-            <a:gs pos="0">
-              <a:schemeClr val="phClr">
-                <a:tint val="40000"/>
-                <a:satMod val="350000"/>
-              </a:schemeClr>
-            </a:gs>
-            <a:gs pos="40000">
-              <a:schemeClr val="phClr">
-                <a:tint val="45000"/>
-                <a:shade val="99000"/>
-                <a:satMod val="350000"/>
-              </a:schemeClr>
-            </a:gs>
-            <a:gs pos="100000">
-              <a:schemeClr val="phClr">
-                <a:shade val="20000"/>
-                <a:satMod val="255000"/>
-              </a:schemeClr>
-            </a:gs>
-          </a:gsLst>
-          <a:path path="circle">
-            <a:fillToRect l="50000" t="-80000" r="50000" b="180000"/>
-          </a:path>
-        </a:gradFill>
-        <a:gradFill rotWithShape="1">
-          <a:gsLst>
-            <a:gs pos="0">
-              <a:schemeClr val="phClr">
-                <a:tint val="80000"/>
-                <a:satMod val="300000"/>
-              </a:schemeClr>
-            </a:gs>
-            <a:gs pos="100000">
-              <a:schemeClr val="phClr">
-                <a:shade val="30000"/>
-                <a:satMod val="200000"/>
-              </a:schemeClr>
-            </a:gs>
-          </a:gsLst>
-          <a:path path="circle">
-            <a:fillToRect l="50000" t="50000" r="50000" b="50000"/>
-          </a:path>
-        </a:gradFill>
+        <a:solidFill>
+          <a:schemeClr val="phClr"/>
+        </a:solidFill>
+        <a:solidFill>
+          <a:schemeClr val="phClr"/>
+        </a:solidFill>
       </a:bgFillStyleLst>
     </a:fmtScheme>
   </a:themeElements>
-  <a:objectDefaults>
-    <a:spDef>
-      <a:spPr/>
-      <a:bodyPr/>
-      <a:lstStyle/>
-      <a:style>
-        <a:lnRef idx="1">
-          <a:schemeClr val="accent1"/>
-        </a:lnRef>
-        <a:fillRef idx="3">
-          <a:schemeClr val="accent1"/>
-        </a:fillRef>
-        <a:effectRef idx="2">
-          <a:schemeClr val="accent1"/>
-        </a:effectRef>
-        <a:fontRef idx="minor">
-          <a:schemeClr val="lt1"/>
-        </a:fontRef>
-      </a:style>
-    </a:spDef>
-    <a:lnDef>
-      <a:spPr/>
-      <a:bodyPr/>
-      <a:lstStyle/>
-      <a:style>
-        <a:lnRef idx="2">
-          <a:schemeClr val="accent1"/>
-        </a:lnRef>
-        <a:fillRef idx="0">
-          <a:schemeClr val="accent1"/>
-        </a:fillRef>
-        <a:effectRef idx="1">
-          <a:schemeClr val="accent1"/>
-        </a:effectRef>
-        <a:fontRef idx="minor">
-          <a:schemeClr val="tx1"/>
-        </a:fontRef>
-      </a:style>
-    </a:lnDef>
-  </a:objectDefaults>
+  <a:objectDefaults/>
   <a:extraClrSchemeLst/>
 </a:theme>
 </file>
